--- a/ООП/Лабы/4_5_WPF_shop_service.docx
+++ b/ООП/Лабы/4_5_WPF_shop_service.docx
@@ -1,6 +1,6 @@
 
 <file path=word/document.xml><?xml version="1.0" encoding="utf-8"?>
-<w:document xmlns:wpc="http://schemas.microsoft.com/office/word/2010/wordprocessingCanvas" xmlns:cx="http://schemas.microsoft.com/office/drawing/2014/chartex" xmlns:cx1="http://schemas.microsoft.com/office/drawing/2015/9/8/chartex" xmlns:cx2="http://schemas.microsoft.com/office/drawing/2015/10/21/chartex" xmlns:cx3="http://schemas.microsoft.com/office/drawing/2016/5/9/chartex" xmlns:cx4="http://schemas.microsoft.com/office/drawing/2016/5/10/chartex" xmlns:cx5="http://schemas.microsoft.com/office/drawing/2016/5/11/chartex" xmlns:cx6="http://schemas.microsoft.com/office/drawing/2016/5/12/chartex" xmlns:cx7="http://schemas.microsoft.com/office/drawing/2016/5/13/chartex" xmlns:cx8="http://schemas.microsoft.com/office/drawing/2016/5/14/chartex" xmlns:mc="http://schemas.openxmlformats.org/markup-compatibility/2006" xmlns:aink="http://schemas.microsoft.com/office/drawing/2016/ink" xmlns:am3d="http://schemas.microsoft.com/office/drawing/2017/model3d" xmlns:o="urn:schemas-microsoft-com:office:office" xmlns:r="http://schemas.openxmlformats.org/officeDocument/2006/relationships" xmlns:m="http://schemas.openxmlformats.org/officeDocument/2006/math" xmlns:v="urn:schemas-microsoft-com:vml" xmlns:wp14="http://schemas.microsoft.com/office/word/2010/wordprocessingDrawing" xmlns:wp="http://schemas.openxmlformats.org/drawingml/2006/wordprocessingDrawing" xmlns:w10="urn:schemas-microsoft-com:office:word" xmlns:w="http://schemas.openxmlformats.org/wordprocessingml/2006/main" xmlns:w14="http://schemas.microsoft.com/office/word/2010/wordml" xmlns:w15="http://schemas.microsoft.com/office/word/2012/wordml" xmlns:w16cex="http://schemas.microsoft.com/office/word/2018/wordml/cex" xmlns:w16cid="http://schemas.microsoft.com/office/word/2016/wordml/cid" xmlns:w16="http://schemas.microsoft.com/office/word/2018/wordml" xmlns:w16sdtdh="http://schemas.microsoft.com/office/word/2020/wordml/sdtdatahash" xmlns:w16se="http://schemas.microsoft.com/office/word/2015/wordml/symex" xmlns:wpg="http://schemas.microsoft.com/office/word/2010/wordprocessingGroup" xmlns:wpi="http://schemas.microsoft.com/office/word/2010/wordprocessingInk" xmlns:wne="http://schemas.microsoft.com/office/word/2006/wordml" xmlns:wps="http://schemas.microsoft.com/office/word/2010/wordprocessingShape" mc:Ignorable="w14 w15 w16se w16cid w16 w16cex w16sdtdh wp14">
+<w:document xmlns:wpc="http://schemas.microsoft.com/office/word/2010/wordprocessingCanvas" xmlns:cx="http://schemas.microsoft.com/office/drawing/2014/chartex" xmlns:cx1="http://schemas.microsoft.com/office/drawing/2015/9/8/chartex" xmlns:cx2="http://schemas.microsoft.com/office/drawing/2015/10/21/chartex" xmlns:cx3="http://schemas.microsoft.com/office/drawing/2016/5/9/chartex" xmlns:cx4="http://schemas.microsoft.com/office/drawing/2016/5/10/chartex" xmlns:cx5="http://schemas.microsoft.com/office/drawing/2016/5/11/chartex" xmlns:cx6="http://schemas.microsoft.com/office/drawing/2016/5/12/chartex" xmlns:cx7="http://schemas.microsoft.com/office/drawing/2016/5/13/chartex" xmlns:cx8="http://schemas.microsoft.com/office/drawing/2016/5/14/chartex" xmlns:mc="http://schemas.openxmlformats.org/markup-compatibility/2006" xmlns:aink="http://schemas.microsoft.com/office/drawing/2016/ink" xmlns:am3d="http://schemas.microsoft.com/office/drawing/2017/model3d" xmlns:o="urn:schemas-microsoft-com:office:office" xmlns:oel="http://schemas.microsoft.com/office/2019/extlst" xmlns:r="http://schemas.openxmlformats.org/officeDocument/2006/relationships" xmlns:m="http://schemas.openxmlformats.org/officeDocument/2006/math" xmlns:v="urn:schemas-microsoft-com:vml" xmlns:wp14="http://schemas.microsoft.com/office/word/2010/wordprocessingDrawing" xmlns:wp="http://schemas.openxmlformats.org/drawingml/2006/wordprocessingDrawing" xmlns:w10="urn:schemas-microsoft-com:office:word" xmlns:w="http://schemas.openxmlformats.org/wordprocessingml/2006/main" xmlns:w14="http://schemas.microsoft.com/office/word/2010/wordml" xmlns:w15="http://schemas.microsoft.com/office/word/2012/wordml" xmlns:w16cex="http://schemas.microsoft.com/office/word/2018/wordml/cex" xmlns:w16cid="http://schemas.microsoft.com/office/word/2016/wordml/cid" xmlns:w16="http://schemas.microsoft.com/office/word/2018/wordml" xmlns:w16sdtdh="http://schemas.microsoft.com/office/word/2020/wordml/sdtdatahash" xmlns:w16se="http://schemas.microsoft.com/office/word/2015/wordml/symex" xmlns:wpg="http://schemas.microsoft.com/office/word/2010/wordprocessingGroup" xmlns:wpi="http://schemas.microsoft.com/office/word/2010/wordprocessingInk" xmlns:wne="http://schemas.microsoft.com/office/word/2006/wordml" xmlns:wps="http://schemas.microsoft.com/office/word/2010/wordprocessingShape" mc:Ignorable="w14 w15 w16se w16cid w16 w16cex w16sdtdh wp14">
   <w:body>
     <w:p>
       <w:pPr>
@@ -81,6 +81,7 @@
         </w:rPr>
         <w:t>-</w:t>
       </w:r>
+      <w:proofErr w:type="gramStart"/>
       <w:r>
         <w:rPr>
           <w:rFonts w:eastAsia="Times New Roman"/>
@@ -155,8 +156,9 @@
             <w14:round/>
           </w14:textOutline>
         </w:rPr>
-        <w:t>Программное средство продажи товаров или услуг</w:t>
-      </w:r>
+        <w:t>Программное</w:t>
+      </w:r>
+      <w:proofErr w:type="gramEnd"/>
       <w:r>
         <w:rPr>
           <w:rFonts w:eastAsia="Times New Roman"/>
@@ -174,7 +176,7 @@
             <w14:round/>
           </w14:textOutline>
         </w:rPr>
-        <w:t xml:space="preserve"> на </w:t>
+        <w:t xml:space="preserve"> средство продажи товаров или услуг</w:t>
       </w:r>
       <w:r>
         <w:rPr>
@@ -193,6 +195,25 @@
             <w14:round/>
           </w14:textOutline>
         </w:rPr>
+        <w:t xml:space="preserve"> на </w:t>
+      </w:r>
+      <w:r>
+        <w:rPr>
+          <w:rFonts w:eastAsia="Times New Roman"/>
+          <w:b/>
+          <w:color w:val="000000" w:themeColor="text1"/>
+          <w:lang w:eastAsia="ru-RU"/>
+          <w14:shadow w14:blurRad="38100" w14:dist="19050" w14:dir="2700000" w14:sx="100000" w14:sy="100000" w14:kx="0" w14:ky="0" w14:algn="tl">
+            <w14:schemeClr w14:val="dk1">
+              <w14:alpha w14:val="60000"/>
+            </w14:schemeClr>
+          </w14:shadow>
+          <w14:textOutline w14:w="0" w14:cap="flat" w14:cmpd="sng" w14:algn="ctr">
+            <w14:noFill/>
+            <w14:prstDash w14:val="solid"/>
+            <w14:round/>
+          </w14:textOutline>
+        </w:rPr>
         <w:t xml:space="preserve"> </w:t>
       </w:r>
       <w:r>
@@ -284,6 +305,7 @@
           <w:lang w:eastAsia="ru-RU"/>
         </w:rPr>
       </w:pPr>
+      <w:proofErr w:type="gramStart"/>
       <w:r>
         <w:rPr>
           <w:rFonts w:ascii="Times New Roman" w:eastAsia="Times New Roman" w:hAnsi="Times New Roman" w:cs="Times New Roman"/>
@@ -312,8 +334,9 @@
           <w:szCs w:val="28"/>
           <w:lang w:eastAsia="ru-RU"/>
         </w:rPr>
-        <w:t xml:space="preserve">приложение для </w:t>
-      </w:r>
+        <w:t>приложение</w:t>
+      </w:r>
+      <w:proofErr w:type="gramEnd"/>
       <w:r>
         <w:rPr>
           <w:rFonts w:ascii="Times New Roman" w:eastAsia="Times New Roman" w:hAnsi="Times New Roman" w:cs="Times New Roman"/>
@@ -322,9 +345,8 @@
           <w:szCs w:val="28"/>
           <w:lang w:eastAsia="ru-RU"/>
         </w:rPr>
-        <w:t>продажи товаров (тематику выберите самостоятельно) или услуг (</w:t>
-      </w:r>
-      <w:proofErr w:type="spellStart"/>
+        <w:t xml:space="preserve"> для </w:t>
+      </w:r>
       <w:r>
         <w:rPr>
           <w:rFonts w:ascii="Times New Roman" w:eastAsia="Times New Roman" w:hAnsi="Times New Roman" w:cs="Times New Roman"/>
@@ -333,18 +355,7 @@
           <w:szCs w:val="28"/>
           <w:lang w:eastAsia="ru-RU"/>
         </w:rPr>
-        <w:t>спа</w:t>
-      </w:r>
-      <w:proofErr w:type="spellEnd"/>
-      <w:r>
-        <w:rPr>
-          <w:rFonts w:ascii="Times New Roman" w:eastAsia="Times New Roman" w:hAnsi="Times New Roman" w:cs="Times New Roman"/>
-          <w:color w:val="000000"/>
-          <w:sz w:val="28"/>
-          <w:szCs w:val="28"/>
-          <w:lang w:eastAsia="ru-RU"/>
-        </w:rPr>
-        <w:t xml:space="preserve">, ремонт, фитнес и т.п.) </w:t>
+        <w:t xml:space="preserve">продажи товаров (тематику выберите самостоятельно) или услуг (спа, ремонт, фитнес и т.п.) </w:t>
       </w:r>
       <w:r>
         <w:rPr>
@@ -852,15 +863,33 @@
           <w:sz w:val="28"/>
           <w:szCs w:val="28"/>
         </w:rPr>
-        <w:t xml:space="preserve"> создать одно о</w:t>
-      </w:r>
-      <w:r>
-        <w:rPr>
-          <w:color w:val="000000"/>
-          <w:sz w:val="28"/>
-          <w:szCs w:val="28"/>
-        </w:rPr>
-        <w:t>кно раздел</w:t>
+        <w:t xml:space="preserve"> создать </w:t>
+      </w:r>
+      <w:proofErr w:type="gramStart"/>
+      <w:r>
+        <w:rPr>
+          <w:color w:val="000000"/>
+          <w:sz w:val="28"/>
+          <w:szCs w:val="28"/>
+        </w:rPr>
+        <w:t>одно о</w:t>
+      </w:r>
+      <w:r>
+        <w:rPr>
+          <w:color w:val="000000"/>
+          <w:sz w:val="28"/>
+          <w:szCs w:val="28"/>
+        </w:rPr>
+        <w:t>кно</w:t>
+      </w:r>
+      <w:proofErr w:type="gramEnd"/>
+      <w:r>
+        <w:rPr>
+          <w:color w:val="000000"/>
+          <w:sz w:val="28"/>
+          <w:szCs w:val="28"/>
+        </w:rPr>
+        <w:t xml:space="preserve"> раздел</w:t>
       </w:r>
       <w:r>
         <w:rPr>
@@ -1159,6 +1188,7 @@
         <w:t xml:space="preserve">, </w:t>
       </w:r>
       <w:proofErr w:type="spellStart"/>
+      <w:proofErr w:type="gramStart"/>
       <w:r>
         <w:rPr>
           <w:color w:val="000000"/>
@@ -1175,7 +1205,16 @@
           <w:sz w:val="28"/>
           <w:szCs w:val="28"/>
         </w:rPr>
-        <w:t xml:space="preserve">  и т.д.</w:t>
+        <w:t xml:space="preserve">  и</w:t>
+      </w:r>
+      <w:proofErr w:type="gramEnd"/>
+      <w:r>
+        <w:rPr>
+          <w:color w:val="000000"/>
+          <w:sz w:val="28"/>
+          <w:szCs w:val="28"/>
+        </w:rPr>
+        <w:t xml:space="preserve"> т.д.</w:t>
       </w:r>
       <w:r>
         <w:rPr>
@@ -1199,7 +1238,16 @@
           <w:sz w:val="28"/>
           <w:szCs w:val="28"/>
         </w:rPr>
-        <w:t>Можно использовать  </w:t>
+        <w:t xml:space="preserve">Можно </w:t>
+      </w:r>
+      <w:proofErr w:type="gramStart"/>
+      <w:r>
+        <w:rPr>
+          <w:color w:val="000000"/>
+          <w:sz w:val="28"/>
+          <w:szCs w:val="28"/>
+        </w:rPr>
+        <w:t>использовать  </w:t>
       </w:r>
       <w:proofErr w:type="spellStart"/>
       <w:r>
@@ -1211,6 +1259,7 @@
         <w:t>Ribbon</w:t>
       </w:r>
       <w:proofErr w:type="spellEnd"/>
+      <w:proofErr w:type="gramEnd"/>
       <w:r>
         <w:rPr>
           <w:color w:val="000000"/>
@@ -1453,47 +1502,17 @@
           <w:color w:val="000000"/>
           <w:sz w:val="28"/>
           <w:szCs w:val="28"/>
-        </w:rPr>
-      </w:pPr>
-      <w:r>
-        <w:rPr>
-          <w:color w:val="000000"/>
-          <w:sz w:val="28"/>
-          <w:szCs w:val="28"/>
-        </w:rPr>
-        <w:t xml:space="preserve">Подгрузить </w:t>
-      </w:r>
-      <w:r>
-        <w:rPr>
-          <w:color w:val="000000"/>
-          <w:sz w:val="28"/>
-          <w:szCs w:val="28"/>
-        </w:rPr>
-        <w:t xml:space="preserve">в приложение </w:t>
-      </w:r>
-      <w:r>
-        <w:rPr>
-          <w:color w:val="000000"/>
-          <w:sz w:val="28"/>
-          <w:szCs w:val="28"/>
-        </w:rPr>
-        <w:t>свой курсор и нарисов</w:t>
-      </w:r>
-      <w:r>
-        <w:rPr>
-          <w:color w:val="000000"/>
-          <w:sz w:val="28"/>
-          <w:szCs w:val="28"/>
-        </w:rPr>
-        <w:t>анную</w:t>
-      </w:r>
-      <w:r>
-        <w:rPr>
-          <w:color w:val="000000"/>
-          <w:sz w:val="28"/>
-          <w:szCs w:val="28"/>
-        </w:rPr>
-        <w:t xml:space="preserve"> свою иконку.</w:t>
+          <w:highlight w:val="yellow"/>
+        </w:rPr>
+      </w:pPr>
+      <w:r>
+        <w:rPr>
+          <w:color w:val="000000"/>
+          <w:sz w:val="28"/>
+          <w:szCs w:val="28"/>
+          <w:highlight w:val="yellow"/>
+        </w:rPr>
+        <w:t>Подгрузить в приложение свой курсор и нарисованную свою иконку.</w:t>
       </w:r>
     </w:p>
     <w:p>
@@ -1718,29 +1737,24 @@
           <w:color w:val="000000"/>
           <w:sz w:val="28"/>
           <w:szCs w:val="28"/>
-        </w:rPr>
-      </w:pPr>
-      <w:r>
-        <w:rPr>
-          <w:color w:val="000000"/>
-          <w:sz w:val="28"/>
-          <w:szCs w:val="28"/>
-        </w:rPr>
-        <w:t>Перечи</w:t>
-      </w:r>
-      <w:r>
-        <w:rPr>
-          <w:color w:val="000000"/>
-          <w:sz w:val="28"/>
-          <w:szCs w:val="28"/>
-        </w:rPr>
-        <w:t>слите основные группы элементов управления.</w:t>
-      </w:r>
-      <w:r>
-        <w:rPr>
-          <w:color w:val="000000"/>
-          <w:sz w:val="28"/>
-          <w:szCs w:val="28"/>
+          <w:highlight w:val="yellow"/>
+        </w:rPr>
+      </w:pPr>
+      <w:r>
+        <w:rPr>
+          <w:color w:val="000000"/>
+          <w:sz w:val="28"/>
+          <w:szCs w:val="28"/>
+          <w:highlight w:val="yellow"/>
+        </w:rPr>
+        <w:t>Перечислите основные группы элементов управления.</w:t>
+      </w:r>
+      <w:r>
+        <w:rPr>
+          <w:color w:val="000000"/>
+          <w:sz w:val="28"/>
+          <w:szCs w:val="28"/>
+          <w:highlight w:val="yellow"/>
         </w:rPr>
         <w:t xml:space="preserve"> Расскажите про объектную модель </w:t>
       </w:r>
@@ -1749,6 +1763,7 @@
           <w:color w:val="000000"/>
           <w:sz w:val="28"/>
           <w:szCs w:val="28"/>
+          <w:highlight w:val="yellow"/>
           <w:lang w:val="en-US"/>
         </w:rPr>
         <w:t>WPF</w:t>
@@ -1758,6 +1773,7 @@
           <w:color w:val="000000"/>
           <w:sz w:val="28"/>
           <w:szCs w:val="28"/>
+          <w:highlight w:val="yellow"/>
         </w:rPr>
         <w:t>.</w:t>
       </w:r>
@@ -1828,13 +1844,15 @@
           <w:color w:val="000000"/>
           <w:sz w:val="28"/>
           <w:szCs w:val="28"/>
-        </w:rPr>
-      </w:pPr>
-      <w:r>
-        <w:rPr>
-          <w:color w:val="000000"/>
-          <w:sz w:val="28"/>
-          <w:szCs w:val="28"/>
+          <w:highlight w:val="yellow"/>
+        </w:rPr>
+      </w:pPr>
+      <w:r>
+        <w:rPr>
+          <w:color w:val="000000"/>
+          <w:sz w:val="28"/>
+          <w:szCs w:val="28"/>
+          <w:highlight w:val="yellow"/>
         </w:rPr>
         <w:t>Каким образом осуществляется обработка событий в WPF? Что означает концепция маршрутизированных событий? Перечислите основные группы событий.</w:t>
       </w:r>
@@ -1853,23 +1871,17 @@
           <w:color w:val="000000"/>
           <w:sz w:val="28"/>
           <w:szCs w:val="28"/>
-        </w:rPr>
-      </w:pPr>
-      <w:r>
-        <w:rPr>
-          <w:color w:val="000000"/>
-          <w:sz w:val="28"/>
-          <w:szCs w:val="28"/>
-        </w:rPr>
-        <w:t xml:space="preserve">Что такое </w:t>
-      </w:r>
-      <w:r>
-        <w:rPr>
-          <w:color w:val="000000"/>
-          <w:sz w:val="28"/>
-          <w:szCs w:val="28"/>
-        </w:rPr>
-        <w:t xml:space="preserve">Resource </w:t>
+          <w:highlight w:val="yellow"/>
+        </w:rPr>
+      </w:pPr>
+      <w:r>
+        <w:rPr>
+          <w:color w:val="000000"/>
+          <w:sz w:val="28"/>
+          <w:szCs w:val="28"/>
+          <w:highlight w:val="yellow"/>
+        </w:rPr>
+        <w:t xml:space="preserve">Что такое Resource </w:t>
       </w:r>
       <w:proofErr w:type="spellStart"/>
       <w:r>
@@ -1877,6 +1889,7 @@
           <w:color w:val="000000"/>
           <w:sz w:val="28"/>
           <w:szCs w:val="28"/>
+          <w:highlight w:val="yellow"/>
         </w:rPr>
         <w:t>Dictionary</w:t>
       </w:r>
@@ -1886,6 +1899,7 @@
           <w:color w:val="000000"/>
           <w:sz w:val="28"/>
           <w:szCs w:val="28"/>
+          <w:highlight w:val="yellow"/>
           <w:lang w:val="en-US"/>
         </w:rPr>
         <w:t>?</w:t>
@@ -1905,39 +1919,17 @@
           <w:color w:val="000000"/>
           <w:sz w:val="28"/>
           <w:szCs w:val="28"/>
-        </w:rPr>
-      </w:pPr>
-      <w:r>
-        <w:rPr>
-          <w:color w:val="000000"/>
-          <w:sz w:val="28"/>
-          <w:szCs w:val="28"/>
-        </w:rPr>
-        <w:t>Что такое стиль и как его создать</w:t>
-      </w:r>
-      <w:r>
-        <w:rPr>
-          <w:color w:val="000000"/>
-          <w:sz w:val="28"/>
-          <w:szCs w:val="28"/>
-        </w:rPr>
-        <w:t xml:space="preserve">? </w:t>
-      </w:r>
-      <w:r>
-        <w:rPr>
-          <w:color w:val="000000"/>
-          <w:sz w:val="28"/>
-          <w:szCs w:val="28"/>
-        </w:rPr>
-        <w:t>В чем преимущество использования стиля</w:t>
-      </w:r>
-      <w:r>
-        <w:rPr>
-          <w:color w:val="000000"/>
-          <w:sz w:val="28"/>
-          <w:szCs w:val="28"/>
-        </w:rPr>
-        <w:t>?</w:t>
+          <w:highlight w:val="yellow"/>
+        </w:rPr>
+      </w:pPr>
+      <w:r>
+        <w:rPr>
+          <w:color w:val="000000"/>
+          <w:sz w:val="28"/>
+          <w:szCs w:val="28"/>
+          <w:highlight w:val="yellow"/>
+        </w:rPr>
+        <w:t>Что такое стиль и как его создать? В чем преимущество использования стиля?</w:t>
       </w:r>
     </w:p>
     <w:p>
@@ -2180,7 +2172,7 @@
           <w:lang w:eastAsia="ru-RU"/>
         </w:rPr>
         <w:drawing>
-          <wp:inline distT="0" distB="0" distL="0" distR="0" wp14:anchorId="4E7D0852" wp14:editId="2DB50470">
+          <wp:inline distT="0" distB="0" distL="0" distR="0" wp14:anchorId="4E7D0852" wp14:editId="3655D077">
             <wp:extent cx="2473377" cy="2628900"/>
             <wp:effectExtent l="0" t="0" r="3175" b="0"/>
             <wp:docPr id="3" name="Рисунок 3" descr="Картинки по запросу &quot;shop desctop WPF&quot;"/>
@@ -2721,7 +2713,7 @@
 </file>
 
 <file path=word/numbering.xml><?xml version="1.0" encoding="utf-8"?>
-<w:numbering xmlns:wpc="http://schemas.microsoft.com/office/word/2010/wordprocessingCanvas" xmlns:cx="http://schemas.microsoft.com/office/drawing/2014/chartex" xmlns:cx1="http://schemas.microsoft.com/office/drawing/2015/9/8/chartex" xmlns:cx2="http://schemas.microsoft.com/office/drawing/2015/10/21/chartex" xmlns:cx3="http://schemas.microsoft.com/office/drawing/2016/5/9/chartex" xmlns:cx4="http://schemas.microsoft.com/office/drawing/2016/5/10/chartex" xmlns:cx5="http://schemas.microsoft.com/office/drawing/2016/5/11/chartex" xmlns:cx6="http://schemas.microsoft.com/office/drawing/2016/5/12/chartex" xmlns:cx7="http://schemas.microsoft.com/office/drawing/2016/5/13/chartex" xmlns:cx8="http://schemas.microsoft.com/office/drawing/2016/5/14/chartex" xmlns:mc="http://schemas.openxmlformats.org/markup-compatibility/2006" xmlns:aink="http://schemas.microsoft.com/office/drawing/2016/ink" xmlns:am3d="http://schemas.microsoft.com/office/drawing/2017/model3d" xmlns:o="urn:schemas-microsoft-com:office:office" xmlns:r="http://schemas.openxmlformats.org/officeDocument/2006/relationships" xmlns:m="http://schemas.openxmlformats.org/officeDocument/2006/math" xmlns:v="urn:schemas-microsoft-com:vml" xmlns:wp14="http://schemas.microsoft.com/office/word/2010/wordprocessingDrawing" xmlns:wp="http://schemas.openxmlformats.org/drawingml/2006/wordprocessingDrawing" xmlns:w10="urn:schemas-microsoft-com:office:word" xmlns:w="http://schemas.openxmlformats.org/wordprocessingml/2006/main" xmlns:w14="http://schemas.microsoft.com/office/word/2010/wordml" xmlns:w15="http://schemas.microsoft.com/office/word/2012/wordml" xmlns:w16cex="http://schemas.microsoft.com/office/word/2018/wordml/cex" xmlns:w16cid="http://schemas.microsoft.com/office/word/2016/wordml/cid" xmlns:w16="http://schemas.microsoft.com/office/word/2018/wordml" xmlns:w16sdtdh="http://schemas.microsoft.com/office/word/2020/wordml/sdtdatahash" xmlns:w16se="http://schemas.microsoft.com/office/word/2015/wordml/symex" xmlns:wpg="http://schemas.microsoft.com/office/word/2010/wordprocessingGroup" xmlns:wpi="http://schemas.microsoft.com/office/word/2010/wordprocessingInk" xmlns:wne="http://schemas.microsoft.com/office/word/2006/wordml" xmlns:wps="http://schemas.microsoft.com/office/word/2010/wordprocessingShape" mc:Ignorable="w14 w15 w16se w16cid w16 w16cex w16sdtdh wp14">
+<w:numbering xmlns:wpc="http://schemas.microsoft.com/office/word/2010/wordprocessingCanvas" xmlns:cx="http://schemas.microsoft.com/office/drawing/2014/chartex" xmlns:cx1="http://schemas.microsoft.com/office/drawing/2015/9/8/chartex" xmlns:cx2="http://schemas.microsoft.com/office/drawing/2015/10/21/chartex" xmlns:cx3="http://schemas.microsoft.com/office/drawing/2016/5/9/chartex" xmlns:cx4="http://schemas.microsoft.com/office/drawing/2016/5/10/chartex" xmlns:cx5="http://schemas.microsoft.com/office/drawing/2016/5/11/chartex" xmlns:cx6="http://schemas.microsoft.com/office/drawing/2016/5/12/chartex" xmlns:cx7="http://schemas.microsoft.com/office/drawing/2016/5/13/chartex" xmlns:cx8="http://schemas.microsoft.com/office/drawing/2016/5/14/chartex" xmlns:mc="http://schemas.openxmlformats.org/markup-compatibility/2006" xmlns:aink="http://schemas.microsoft.com/office/drawing/2016/ink" xmlns:am3d="http://schemas.microsoft.com/office/drawing/2017/model3d" xmlns:o="urn:schemas-microsoft-com:office:office" xmlns:oel="http://schemas.microsoft.com/office/2019/extlst" xmlns:r="http://schemas.openxmlformats.org/officeDocument/2006/relationships" xmlns:m="http://schemas.openxmlformats.org/officeDocument/2006/math" xmlns:v="urn:schemas-microsoft-com:vml" xmlns:wp14="http://schemas.microsoft.com/office/word/2010/wordprocessingDrawing" xmlns:wp="http://schemas.openxmlformats.org/drawingml/2006/wordprocessingDrawing" xmlns:w10="urn:schemas-microsoft-com:office:word" xmlns:w="http://schemas.openxmlformats.org/wordprocessingml/2006/main" xmlns:w14="http://schemas.microsoft.com/office/word/2010/wordml" xmlns:w15="http://schemas.microsoft.com/office/word/2012/wordml" xmlns:w16cex="http://schemas.microsoft.com/office/word/2018/wordml/cex" xmlns:w16cid="http://schemas.microsoft.com/office/word/2016/wordml/cid" xmlns:w16="http://schemas.microsoft.com/office/word/2018/wordml" xmlns:w16sdtdh="http://schemas.microsoft.com/office/word/2020/wordml/sdtdatahash" xmlns:w16se="http://schemas.microsoft.com/office/word/2015/wordml/symex" xmlns:wpg="http://schemas.microsoft.com/office/word/2010/wordprocessingGroup" xmlns:wpi="http://schemas.microsoft.com/office/word/2010/wordprocessingInk" xmlns:wne="http://schemas.microsoft.com/office/word/2006/wordml" xmlns:wps="http://schemas.microsoft.com/office/word/2010/wordprocessingShape" mc:Ignorable="w14 w15 w16se w16cid w16 w16cex w16sdtdh wp14">
   <w:abstractNum w:abstractNumId="0" w15:restartNumberingAfterBreak="0">
     <w:nsid w:val="05221351"/>
     <w:multiLevelType w:val="hybridMultilevel"/>
@@ -5221,79 +5213,79 @@
       </w:pPr>
     </w:lvl>
   </w:abstractNum>
-  <w:num w:numId="1">
+  <w:num w:numId="1" w16cid:durableId="1837456698">
     <w:abstractNumId w:val="20"/>
   </w:num>
-  <w:num w:numId="2">
+  <w:num w:numId="2" w16cid:durableId="1608271080">
     <w:abstractNumId w:val="15"/>
   </w:num>
-  <w:num w:numId="3">
+  <w:num w:numId="3" w16cid:durableId="921597832">
     <w:abstractNumId w:val="23"/>
   </w:num>
-  <w:num w:numId="4">
+  <w:num w:numId="4" w16cid:durableId="1133257294">
     <w:abstractNumId w:val="11"/>
   </w:num>
-  <w:num w:numId="5">
+  <w:num w:numId="5" w16cid:durableId="1475101388">
     <w:abstractNumId w:val="21"/>
   </w:num>
-  <w:num w:numId="6">
+  <w:num w:numId="6" w16cid:durableId="177696585">
     <w:abstractNumId w:val="2"/>
   </w:num>
-  <w:num w:numId="7">
+  <w:num w:numId="7" w16cid:durableId="1953634082">
     <w:abstractNumId w:val="14"/>
   </w:num>
-  <w:num w:numId="8">
+  <w:num w:numId="8" w16cid:durableId="1299605332">
     <w:abstractNumId w:val="4"/>
   </w:num>
-  <w:num w:numId="9">
+  <w:num w:numId="9" w16cid:durableId="1200165674">
     <w:abstractNumId w:val="7"/>
   </w:num>
-  <w:num w:numId="10">
+  <w:num w:numId="10" w16cid:durableId="91127342">
     <w:abstractNumId w:val="16"/>
   </w:num>
-  <w:num w:numId="11">
+  <w:num w:numId="11" w16cid:durableId="571282955">
     <w:abstractNumId w:val="13"/>
   </w:num>
-  <w:num w:numId="12">
+  <w:num w:numId="12" w16cid:durableId="928385789">
     <w:abstractNumId w:val="10"/>
   </w:num>
-  <w:num w:numId="13">
+  <w:num w:numId="13" w16cid:durableId="542594180">
     <w:abstractNumId w:val="19"/>
   </w:num>
-  <w:num w:numId="14">
+  <w:num w:numId="14" w16cid:durableId="1772319375">
     <w:abstractNumId w:val="0"/>
   </w:num>
-  <w:num w:numId="15">
+  <w:num w:numId="15" w16cid:durableId="665786420">
     <w:abstractNumId w:val="3"/>
   </w:num>
-  <w:num w:numId="16">
+  <w:num w:numId="16" w16cid:durableId="1376268673">
     <w:abstractNumId w:val="8"/>
   </w:num>
-  <w:num w:numId="17">
+  <w:num w:numId="17" w16cid:durableId="316107346">
     <w:abstractNumId w:val="9"/>
   </w:num>
-  <w:num w:numId="18">
+  <w:num w:numId="18" w16cid:durableId="1222523150">
     <w:abstractNumId w:val="17"/>
   </w:num>
-  <w:num w:numId="19">
+  <w:num w:numId="19" w16cid:durableId="1968310841">
     <w:abstractNumId w:val="1"/>
   </w:num>
-  <w:num w:numId="20">
+  <w:num w:numId="20" w16cid:durableId="1619137701">
     <w:abstractNumId w:val="12"/>
   </w:num>
-  <w:num w:numId="21">
+  <w:num w:numId="21" w16cid:durableId="1281838627">
     <w:abstractNumId w:val="18"/>
   </w:num>
-  <w:num w:numId="22">
+  <w:num w:numId="22" w16cid:durableId="1732802810">
     <w:abstractNumId w:val="5"/>
   </w:num>
-  <w:num w:numId="23">
+  <w:num w:numId="23" w16cid:durableId="462306164">
     <w:abstractNumId w:val="22"/>
   </w:num>
-  <w:num w:numId="24">
+  <w:num w:numId="24" w16cid:durableId="1437866916">
     <w:abstractNumId w:val="6"/>
   </w:num>
-  <w:num w:numId="25">
+  <w:num w:numId="25" w16cid:durableId="1829131391">
     <w:abstractNumId w:val="24"/>
   </w:num>
 </w:numbering>

--- a/ООП/Лабы/4_5_WPF_shop_service.docx
+++ b/ООП/Лабы/4_5_WPF_shop_service.docx
@@ -1726,6 +1726,131 @@
     </w:p>
     <w:p>
       <w:pPr>
+        <w:pStyle w:val="my-2"/>
+        <w:ind w:left="708"/>
+        <w:rPr>
+          <w:sz w:val="28"/>
+          <w:szCs w:val="28"/>
+        </w:rPr>
+      </w:pPr>
+      <w:r>
+        <w:rPr>
+          <w:sz w:val="28"/>
+          <w:szCs w:val="28"/>
+        </w:rPr>
+        <w:t xml:space="preserve">  </w:t>
+      </w:r>
+      <w:r>
+        <w:rPr>
+          <w:rStyle w:val="HTML3"/>
+          <w:rFonts w:ascii="Times New Roman" w:hAnsi="Times New Roman" w:cs="Times New Roman"/>
+          <w:sz w:val="28"/>
+          <w:szCs w:val="28"/>
+        </w:rPr>
+        <w:t>Grid</w:t>
+      </w:r>
+    </w:p>
+    <w:p>
+      <w:pPr>
+        <w:pStyle w:val="my-2"/>
+        <w:ind w:left="708"/>
+        <w:rPr>
+          <w:sz w:val="28"/>
+          <w:szCs w:val="28"/>
+        </w:rPr>
+      </w:pPr>
+      <w:r>
+        <w:rPr>
+          <w:sz w:val="28"/>
+          <w:szCs w:val="28"/>
+        </w:rPr>
+        <w:lastRenderedPageBreak/>
+        <w:t xml:space="preserve">  </w:t>
+      </w:r>
+      <w:proofErr w:type="spellStart"/>
+      <w:r>
+        <w:rPr>
+          <w:rStyle w:val="HTML3"/>
+          <w:rFonts w:ascii="Times New Roman" w:hAnsi="Times New Roman" w:cs="Times New Roman"/>
+          <w:sz w:val="28"/>
+          <w:szCs w:val="28"/>
+        </w:rPr>
+        <w:t>StackPanel</w:t>
+      </w:r>
+      <w:proofErr w:type="spellEnd"/>
+    </w:p>
+    <w:p>
+      <w:pPr>
+        <w:pStyle w:val="my-2"/>
+        <w:ind w:left="708"/>
+        <w:rPr>
+          <w:sz w:val="28"/>
+          <w:szCs w:val="28"/>
+        </w:rPr>
+      </w:pPr>
+      <w:r>
+        <w:rPr>
+          <w:sz w:val="28"/>
+          <w:szCs w:val="28"/>
+        </w:rPr>
+        <w:t xml:space="preserve">  </w:t>
+      </w:r>
+      <w:proofErr w:type="spellStart"/>
+      <w:r>
+        <w:rPr>
+          <w:rStyle w:val="HTML3"/>
+          <w:rFonts w:ascii="Times New Roman" w:hAnsi="Times New Roman" w:cs="Times New Roman"/>
+          <w:sz w:val="28"/>
+          <w:szCs w:val="28"/>
+        </w:rPr>
+        <w:t>DockPanel</w:t>
+      </w:r>
+      <w:proofErr w:type="spellEnd"/>
+    </w:p>
+    <w:p>
+      <w:pPr>
+        <w:pStyle w:val="my-2"/>
+        <w:ind w:left="708"/>
+        <w:rPr>
+          <w:sz w:val="28"/>
+          <w:szCs w:val="28"/>
+        </w:rPr>
+      </w:pPr>
+      <w:r>
+        <w:rPr>
+          <w:sz w:val="28"/>
+          <w:szCs w:val="28"/>
+        </w:rPr>
+        <w:t xml:space="preserve">  </w:t>
+      </w:r>
+      <w:proofErr w:type="spellStart"/>
+      <w:r>
+        <w:rPr>
+          <w:rStyle w:val="HTML3"/>
+          <w:rFonts w:ascii="Times New Roman" w:hAnsi="Times New Roman" w:cs="Times New Roman"/>
+          <w:sz w:val="28"/>
+          <w:szCs w:val="28"/>
+        </w:rPr>
+        <w:t>GroupBox</w:t>
+      </w:r>
+      <w:proofErr w:type="spellEnd"/>
+    </w:p>
+    <w:p>
+      <w:pPr>
+        <w:pStyle w:val="a3"/>
+        <w:shd w:val="clear" w:color="auto" w:fill="FFFFFF"/>
+        <w:spacing w:after="0"/>
+        <w:ind w:left="1068"/>
+        <w:jc w:val="both"/>
+        <w:rPr>
+          <w:color w:val="000000"/>
+          <w:sz w:val="28"/>
+          <w:szCs w:val="28"/>
+        </w:rPr>
+      </w:pPr>
+    </w:p>
+    <w:p>
+      <w:pPr>
         <w:pStyle w:val="a3"/>
         <w:numPr>
           <w:ilvl w:val="0"/>
@@ -1777,6 +1902,463 @@
         </w:rPr>
         <w:t>.</w:t>
       </w:r>
+    </w:p>
+    <w:p>
+      <w:pPr>
+        <w:pStyle w:val="a3"/>
+        <w:shd w:val="clear" w:color="auto" w:fill="FFFFFF"/>
+        <w:ind w:left="1068"/>
+        <w:jc w:val="both"/>
+        <w:rPr>
+          <w:b/>
+          <w:bCs/>
+          <w:color w:val="000000"/>
+          <w:sz w:val="28"/>
+          <w:szCs w:val="28"/>
+          <w:lang w:val="ru-BY"/>
+        </w:rPr>
+      </w:pPr>
+      <w:r>
+        <w:rPr>
+          <w:b/>
+          <w:bCs/>
+          <w:color w:val="000000"/>
+          <w:sz w:val="28"/>
+          <w:szCs w:val="28"/>
+          <w:lang w:val="ru-BY"/>
+        </w:rPr>
+        <w:t>Объектная модель WPF</w:t>
+      </w:r>
+    </w:p>
+    <w:p>
+      <w:pPr>
+        <w:pStyle w:val="a3"/>
+        <w:shd w:val="clear" w:color="auto" w:fill="FFFFFF"/>
+        <w:ind w:left="1068"/>
+        <w:jc w:val="both"/>
+        <w:rPr>
+          <w:color w:val="000000"/>
+          <w:sz w:val="28"/>
+          <w:szCs w:val="28"/>
+          <w:lang w:val="ru-BY"/>
+        </w:rPr>
+      </w:pPr>
+      <w:r>
+        <w:rPr>
+          <w:color w:val="000000"/>
+          <w:sz w:val="28"/>
+          <w:szCs w:val="28"/>
+          <w:lang w:val="ru-BY"/>
+        </w:rPr>
+        <w:t>WPF строится на иерархии классов.</w:t>
+      </w:r>
+    </w:p>
+    <w:p>
+      <w:pPr>
+        <w:pStyle w:val="a3"/>
+        <w:shd w:val="clear" w:color="auto" w:fill="FFFFFF"/>
+        <w:ind w:left="1068"/>
+        <w:jc w:val="both"/>
+        <w:rPr>
+          <w:color w:val="000000"/>
+          <w:sz w:val="28"/>
+          <w:szCs w:val="28"/>
+          <w:lang w:val="ru-BY"/>
+        </w:rPr>
+      </w:pPr>
+      <w:r>
+        <w:rPr>
+          <w:color w:val="000000"/>
+          <w:sz w:val="28"/>
+          <w:szCs w:val="28"/>
+          <w:lang w:val="ru-BY"/>
+        </w:rPr>
+        <w:t>Примерно так:</w:t>
+      </w:r>
+    </w:p>
+    <w:p>
+      <w:pPr>
+        <w:pStyle w:val="a3"/>
+        <w:numPr>
+          <w:ilvl w:val="0"/>
+          <w:numId w:val="33"/>
+        </w:numPr>
+        <w:shd w:val="clear" w:color="auto" w:fill="FFFFFF"/>
+        <w:jc w:val="both"/>
+        <w:rPr>
+          <w:color w:val="000000"/>
+          <w:sz w:val="28"/>
+          <w:szCs w:val="28"/>
+          <w:lang w:val="ru-BY"/>
+        </w:rPr>
+      </w:pPr>
+      <w:r>
+        <w:rPr>
+          <w:color w:val="000000"/>
+          <w:sz w:val="28"/>
+          <w:szCs w:val="28"/>
+          <w:lang w:val="ru-BY"/>
+        </w:rPr>
+        <w:t>Object</w:t>
+      </w:r>
+    </w:p>
+    <w:p>
+      <w:pPr>
+        <w:pStyle w:val="a3"/>
+        <w:numPr>
+          <w:ilvl w:val="0"/>
+          <w:numId w:val="33"/>
+        </w:numPr>
+        <w:shd w:val="clear" w:color="auto" w:fill="FFFFFF"/>
+        <w:jc w:val="both"/>
+        <w:rPr>
+          <w:color w:val="000000"/>
+          <w:sz w:val="28"/>
+          <w:szCs w:val="28"/>
+          <w:lang w:val="ru-BY"/>
+        </w:rPr>
+      </w:pPr>
+      <w:proofErr w:type="spellStart"/>
+      <w:r>
+        <w:rPr>
+          <w:color w:val="000000"/>
+          <w:sz w:val="28"/>
+          <w:szCs w:val="28"/>
+          <w:lang w:val="ru-BY"/>
+        </w:rPr>
+        <w:t>DispatcherObject</w:t>
+      </w:r>
+      <w:proofErr w:type="spellEnd"/>
+    </w:p>
+    <w:p>
+      <w:pPr>
+        <w:pStyle w:val="a3"/>
+        <w:numPr>
+          <w:ilvl w:val="0"/>
+          <w:numId w:val="33"/>
+        </w:numPr>
+        <w:shd w:val="clear" w:color="auto" w:fill="FFFFFF"/>
+        <w:jc w:val="both"/>
+        <w:rPr>
+          <w:color w:val="000000"/>
+          <w:sz w:val="28"/>
+          <w:szCs w:val="28"/>
+          <w:lang w:val="ru-BY"/>
+        </w:rPr>
+      </w:pPr>
+      <w:proofErr w:type="spellStart"/>
+      <w:r>
+        <w:rPr>
+          <w:color w:val="000000"/>
+          <w:sz w:val="28"/>
+          <w:szCs w:val="28"/>
+          <w:lang w:val="ru-BY"/>
+        </w:rPr>
+        <w:t>DependencyObject</w:t>
+      </w:r>
+      <w:proofErr w:type="spellEnd"/>
+    </w:p>
+    <w:p>
+      <w:pPr>
+        <w:pStyle w:val="a3"/>
+        <w:numPr>
+          <w:ilvl w:val="0"/>
+          <w:numId w:val="33"/>
+        </w:numPr>
+        <w:shd w:val="clear" w:color="auto" w:fill="FFFFFF"/>
+        <w:jc w:val="both"/>
+        <w:rPr>
+          <w:color w:val="000000"/>
+          <w:sz w:val="28"/>
+          <w:szCs w:val="28"/>
+          <w:lang w:val="ru-BY"/>
+        </w:rPr>
+      </w:pPr>
+      <w:r>
+        <w:rPr>
+          <w:color w:val="000000"/>
+          <w:sz w:val="28"/>
+          <w:szCs w:val="28"/>
+          <w:lang w:val="ru-BY"/>
+        </w:rPr>
+        <w:t>Visual</w:t>
+      </w:r>
+    </w:p>
+    <w:p>
+      <w:pPr>
+        <w:pStyle w:val="a3"/>
+        <w:numPr>
+          <w:ilvl w:val="0"/>
+          <w:numId w:val="33"/>
+        </w:numPr>
+        <w:shd w:val="clear" w:color="auto" w:fill="FFFFFF"/>
+        <w:jc w:val="both"/>
+        <w:rPr>
+          <w:color w:val="000000"/>
+          <w:sz w:val="28"/>
+          <w:szCs w:val="28"/>
+          <w:lang w:val="ru-BY"/>
+        </w:rPr>
+      </w:pPr>
+      <w:proofErr w:type="spellStart"/>
+      <w:r>
+        <w:rPr>
+          <w:color w:val="000000"/>
+          <w:sz w:val="28"/>
+          <w:szCs w:val="28"/>
+          <w:lang w:val="ru-BY"/>
+        </w:rPr>
+        <w:t>UIElement</w:t>
+      </w:r>
+      <w:proofErr w:type="spellEnd"/>
+    </w:p>
+    <w:p>
+      <w:pPr>
+        <w:pStyle w:val="a3"/>
+        <w:numPr>
+          <w:ilvl w:val="0"/>
+          <w:numId w:val="33"/>
+        </w:numPr>
+        <w:shd w:val="clear" w:color="auto" w:fill="FFFFFF"/>
+        <w:jc w:val="both"/>
+        <w:rPr>
+          <w:color w:val="000000"/>
+          <w:sz w:val="28"/>
+          <w:szCs w:val="28"/>
+          <w:lang w:val="ru-BY"/>
+        </w:rPr>
+      </w:pPr>
+      <w:proofErr w:type="spellStart"/>
+      <w:r>
+        <w:rPr>
+          <w:color w:val="000000"/>
+          <w:sz w:val="28"/>
+          <w:szCs w:val="28"/>
+          <w:lang w:val="ru-BY"/>
+        </w:rPr>
+        <w:t>FrameworkElement</w:t>
+      </w:r>
+      <w:proofErr w:type="spellEnd"/>
+    </w:p>
+    <w:p>
+      <w:pPr>
+        <w:pStyle w:val="a3"/>
+        <w:numPr>
+          <w:ilvl w:val="0"/>
+          <w:numId w:val="33"/>
+        </w:numPr>
+        <w:shd w:val="clear" w:color="auto" w:fill="FFFFFF"/>
+        <w:jc w:val="both"/>
+        <w:rPr>
+          <w:color w:val="000000"/>
+          <w:sz w:val="28"/>
+          <w:szCs w:val="28"/>
+          <w:lang w:val="ru-BY"/>
+        </w:rPr>
+      </w:pPr>
+      <w:r>
+        <w:rPr>
+          <w:color w:val="000000"/>
+          <w:sz w:val="28"/>
+          <w:szCs w:val="28"/>
+          <w:lang w:val="ru-BY"/>
+        </w:rPr>
+        <w:t>Control</w:t>
+      </w:r>
+    </w:p>
+    <w:p>
+      <w:pPr>
+        <w:pStyle w:val="a3"/>
+        <w:shd w:val="clear" w:color="auto" w:fill="FFFFFF"/>
+        <w:ind w:left="1068"/>
+        <w:jc w:val="both"/>
+        <w:rPr>
+          <w:b/>
+          <w:bCs/>
+          <w:color w:val="000000"/>
+          <w:sz w:val="28"/>
+          <w:szCs w:val="28"/>
+          <w:lang w:val="ru-BY"/>
+        </w:rPr>
+      </w:pPr>
+      <w:r>
+        <w:rPr>
+          <w:b/>
+          <w:bCs/>
+          <w:color w:val="000000"/>
+          <w:sz w:val="28"/>
+          <w:szCs w:val="28"/>
+          <w:lang w:val="ru-BY"/>
+        </w:rPr>
+        <w:t>Смысл</w:t>
+      </w:r>
+    </w:p>
+    <w:p>
+      <w:pPr>
+        <w:pStyle w:val="a3"/>
+        <w:shd w:val="clear" w:color="auto" w:fill="FFFFFF"/>
+        <w:ind w:left="1068"/>
+        <w:jc w:val="both"/>
+        <w:rPr>
+          <w:color w:val="000000"/>
+          <w:sz w:val="28"/>
+          <w:szCs w:val="28"/>
+          <w:lang w:val="ru-BY"/>
+        </w:rPr>
+      </w:pPr>
+      <w:r>
+        <w:rPr>
+          <w:color w:val="000000"/>
+          <w:sz w:val="28"/>
+          <w:szCs w:val="28"/>
+          <w:lang w:val="ru-BY"/>
+        </w:rPr>
+        <w:t>Каждый элемент интерфейса — это объект, который:</w:t>
+      </w:r>
+    </w:p>
+    <w:p>
+      <w:pPr>
+        <w:pStyle w:val="a3"/>
+        <w:numPr>
+          <w:ilvl w:val="0"/>
+          <w:numId w:val="34"/>
+        </w:numPr>
+        <w:shd w:val="clear" w:color="auto" w:fill="FFFFFF"/>
+        <w:jc w:val="both"/>
+        <w:rPr>
+          <w:color w:val="000000"/>
+          <w:sz w:val="28"/>
+          <w:szCs w:val="28"/>
+          <w:lang w:val="ru-BY"/>
+        </w:rPr>
+      </w:pPr>
+      <w:r>
+        <w:rPr>
+          <w:color w:val="000000"/>
+          <w:sz w:val="28"/>
+          <w:szCs w:val="28"/>
+          <w:lang w:val="ru-BY"/>
+        </w:rPr>
+        <w:t>участвует в компоновке;</w:t>
+      </w:r>
+    </w:p>
+    <w:p>
+      <w:pPr>
+        <w:pStyle w:val="a3"/>
+        <w:numPr>
+          <w:ilvl w:val="0"/>
+          <w:numId w:val="34"/>
+        </w:numPr>
+        <w:shd w:val="clear" w:color="auto" w:fill="FFFFFF"/>
+        <w:jc w:val="both"/>
+        <w:rPr>
+          <w:color w:val="000000"/>
+          <w:sz w:val="28"/>
+          <w:szCs w:val="28"/>
+          <w:lang w:val="ru-BY"/>
+        </w:rPr>
+      </w:pPr>
+      <w:r>
+        <w:rPr>
+          <w:color w:val="000000"/>
+          <w:sz w:val="28"/>
+          <w:szCs w:val="28"/>
+          <w:lang w:val="ru-BY"/>
+        </w:rPr>
+        <w:t>может иметь стили;</w:t>
+      </w:r>
+    </w:p>
+    <w:p>
+      <w:pPr>
+        <w:pStyle w:val="a3"/>
+        <w:numPr>
+          <w:ilvl w:val="0"/>
+          <w:numId w:val="34"/>
+        </w:numPr>
+        <w:shd w:val="clear" w:color="auto" w:fill="FFFFFF"/>
+        <w:jc w:val="both"/>
+        <w:rPr>
+          <w:color w:val="000000"/>
+          <w:sz w:val="28"/>
+          <w:szCs w:val="28"/>
+          <w:lang w:val="ru-BY"/>
+        </w:rPr>
+      </w:pPr>
+      <w:r>
+        <w:rPr>
+          <w:color w:val="000000"/>
+          <w:sz w:val="28"/>
+          <w:szCs w:val="28"/>
+          <w:lang w:val="ru-BY"/>
+        </w:rPr>
+        <w:t>может иметь ресурсы;</w:t>
+      </w:r>
+    </w:p>
+    <w:p>
+      <w:pPr>
+        <w:pStyle w:val="a3"/>
+        <w:numPr>
+          <w:ilvl w:val="0"/>
+          <w:numId w:val="34"/>
+        </w:numPr>
+        <w:shd w:val="clear" w:color="auto" w:fill="FFFFFF"/>
+        <w:jc w:val="both"/>
+        <w:rPr>
+          <w:color w:val="000000"/>
+          <w:sz w:val="28"/>
+          <w:szCs w:val="28"/>
+          <w:lang w:val="ru-BY"/>
+        </w:rPr>
+      </w:pPr>
+      <w:r>
+        <w:rPr>
+          <w:color w:val="000000"/>
+          <w:sz w:val="28"/>
+          <w:szCs w:val="28"/>
+          <w:lang w:val="ru-BY"/>
+        </w:rPr>
+        <w:t>поддерживает привязки;</w:t>
+      </w:r>
+    </w:p>
+    <w:p>
+      <w:pPr>
+        <w:pStyle w:val="a3"/>
+        <w:numPr>
+          <w:ilvl w:val="0"/>
+          <w:numId w:val="34"/>
+        </w:numPr>
+        <w:shd w:val="clear" w:color="auto" w:fill="FFFFFF"/>
+        <w:jc w:val="both"/>
+        <w:rPr>
+          <w:color w:val="000000"/>
+          <w:sz w:val="28"/>
+          <w:szCs w:val="28"/>
+          <w:lang w:val="ru-BY"/>
+        </w:rPr>
+      </w:pPr>
+      <w:r>
+        <w:rPr>
+          <w:color w:val="000000"/>
+          <w:sz w:val="28"/>
+          <w:szCs w:val="28"/>
+          <w:lang w:val="ru-BY"/>
+        </w:rPr>
+        <w:t>поддерживает события.</w:t>
+      </w:r>
+    </w:p>
+    <w:p>
+      <w:pPr>
+        <w:pStyle w:val="a3"/>
+        <w:shd w:val="clear" w:color="auto" w:fill="FFFFFF"/>
+        <w:ind w:left="1068"/>
+        <w:jc w:val="both"/>
+        <w:rPr>
+          <w:color w:val="000000"/>
+          <w:sz w:val="28"/>
+          <w:szCs w:val="28"/>
+          <w:highlight w:val="yellow"/>
+        </w:rPr>
+      </w:pPr>
     </w:p>
     <w:p>
       <w:pPr>
@@ -1800,17 +2382,173 @@
           <w:sz w:val="28"/>
           <w:szCs w:val="28"/>
         </w:rPr>
+        <w:t xml:space="preserve">Объясните назначение класса </w:t>
+      </w:r>
+      <w:proofErr w:type="spellStart"/>
+      <w:r>
+        <w:rPr>
+          <w:color w:val="000000"/>
+          <w:sz w:val="28"/>
+          <w:szCs w:val="28"/>
+        </w:rPr>
+        <w:t>DependencyProperty</w:t>
+      </w:r>
+      <w:proofErr w:type="spellEnd"/>
+      <w:r>
+        <w:rPr>
+          <w:color w:val="000000"/>
+          <w:sz w:val="28"/>
+          <w:szCs w:val="28"/>
+        </w:rPr>
+        <w:t>. Зачем нужны свойства зависимостей? Как создать новой свойство зависимости и в</w:t>
+      </w:r>
+      <w:r>
+        <w:rPr>
+          <w:color w:val="000000"/>
+          <w:sz w:val="28"/>
+          <w:szCs w:val="28"/>
+        </w:rPr>
+        <w:t xml:space="preserve"> каких случаях это необходимо? </w:t>
+      </w:r>
+    </w:p>
+    <w:p>
+      <w:pPr>
+        <w:pStyle w:val="a3"/>
+        <w:shd w:val="clear" w:color="auto" w:fill="FFFFFF"/>
+        <w:spacing w:after="0"/>
+        <w:ind w:left="1068"/>
+        <w:jc w:val="both"/>
+        <w:rPr>
+          <w:color w:val="000000"/>
+          <w:sz w:val="28"/>
+          <w:szCs w:val="28"/>
+          <w:lang w:val="ru-BY"/>
+        </w:rPr>
+      </w:pPr>
+      <w:proofErr w:type="spellStart"/>
+      <w:r>
+        <w:rPr>
+          <w:color w:val="000000"/>
+          <w:sz w:val="28"/>
+          <w:szCs w:val="28"/>
+          <w:lang w:val="ru-BY"/>
+        </w:rPr>
+        <w:t>DependencyProperty</w:t>
+      </w:r>
+      <w:proofErr w:type="spellEnd"/>
+      <w:r>
+        <w:rPr>
+          <w:color w:val="000000"/>
+          <w:sz w:val="28"/>
+          <w:szCs w:val="28"/>
+          <w:lang w:val="ru-BY"/>
+        </w:rPr>
+        <w:t xml:space="preserve"> — это специальный тип свойства в WPF, который нужен для участия в механизмах платформы.</w:t>
+      </w:r>
+    </w:p>
+    <w:p>
+      <w:pPr>
+        <w:pStyle w:val="a3"/>
+        <w:shd w:val="clear" w:color="auto" w:fill="FFFFFF"/>
+        <w:spacing w:after="0"/>
+        <w:ind w:left="1068"/>
+        <w:jc w:val="both"/>
+        <w:rPr>
+          <w:color w:val="000000"/>
+          <w:sz w:val="28"/>
+          <w:szCs w:val="28"/>
+          <w:lang w:val="ru-BY"/>
+        </w:rPr>
+      </w:pPr>
+      <w:r>
+        <w:rPr>
+          <w:color w:val="000000"/>
+          <w:sz w:val="28"/>
+          <w:szCs w:val="28"/>
+          <w:lang w:val="ru-BY"/>
+        </w:rPr>
+        <w:t>Обычное C#-свойство этого не умеет.</w:t>
+      </w:r>
+    </w:p>
+    <w:p>
+      <w:pPr>
+        <w:pStyle w:val="a3"/>
+        <w:shd w:val="clear" w:color="auto" w:fill="FFFFFF"/>
+        <w:spacing w:after="0"/>
+        <w:ind w:left="1068"/>
+        <w:jc w:val="both"/>
+        <w:rPr>
+          <w:b/>
+          <w:bCs/>
+          <w:color w:val="000000"/>
+          <w:sz w:val="28"/>
+          <w:szCs w:val="28"/>
+          <w:lang w:val="ru-BY"/>
+        </w:rPr>
+      </w:pPr>
+      <w:r>
+        <w:rPr>
+          <w:b/>
+          <w:bCs/>
+          <w:color w:val="000000"/>
+          <w:sz w:val="28"/>
+          <w:szCs w:val="28"/>
+          <w:lang w:val="ru-BY"/>
+        </w:rPr>
+        <w:t>Зачем нужны свойства зависимостей</w:t>
+      </w:r>
+    </w:p>
+    <w:p>
+      <w:pPr>
+        <w:pStyle w:val="a3"/>
+        <w:shd w:val="clear" w:color="auto" w:fill="FFFFFF"/>
+        <w:spacing w:after="0"/>
+        <w:ind w:left="1068"/>
+        <w:jc w:val="both"/>
+        <w:rPr>
+          <w:color w:val="000000"/>
+          <w:sz w:val="28"/>
+          <w:szCs w:val="28"/>
+          <w:lang w:val="ru-BY"/>
+        </w:rPr>
+      </w:pPr>
+      <w:r>
+        <w:rPr>
+          <w:color w:val="000000"/>
+          <w:sz w:val="28"/>
+          <w:szCs w:val="28"/>
+          <w:lang w:val="ru-BY"/>
+        </w:rPr>
+        <w:t>Они поддерживают:</w:t>
+      </w:r>
+    </w:p>
+    <w:p>
+      <w:pPr>
+        <w:pStyle w:val="a3"/>
+        <w:numPr>
+          <w:ilvl w:val="0"/>
+          <w:numId w:val="35"/>
+        </w:numPr>
+        <w:shd w:val="clear" w:color="auto" w:fill="FFFFFF"/>
+        <w:spacing w:after="0"/>
+        <w:jc w:val="both"/>
+        <w:rPr>
+          <w:color w:val="000000"/>
+          <w:sz w:val="28"/>
+          <w:szCs w:val="28"/>
+          <w:lang w:val="ru-BY"/>
+        </w:rPr>
+      </w:pPr>
+      <w:proofErr w:type="spellStart"/>
+      <w:r>
+        <w:rPr>
+          <w:color w:val="000000"/>
+          <w:sz w:val="28"/>
+          <w:szCs w:val="28"/>
+          <w:lang w:val="ru-BY"/>
+        </w:rPr>
         <w:lastRenderedPageBreak/>
-        <w:t xml:space="preserve">Объясните назначение класса </w:t>
-      </w:r>
-      <w:proofErr w:type="spellStart"/>
-      <w:r>
-        <w:rPr>
-          <w:color w:val="000000"/>
-          <w:sz w:val="28"/>
-          <w:szCs w:val="28"/>
-        </w:rPr>
-        <w:t>DependencyProperty</w:t>
+        <w:t>Binding</w:t>
       </w:r>
       <w:proofErr w:type="spellEnd"/>
       <w:r>
@@ -1818,17 +2556,159 @@
           <w:color w:val="000000"/>
           <w:sz w:val="28"/>
           <w:szCs w:val="28"/>
-        </w:rPr>
-        <w:t>. Зачем нужны свойства зависимостей? Как создать новой свойство зависимости и в</w:t>
-      </w:r>
-      <w:r>
-        <w:rPr>
-          <w:color w:val="000000"/>
-          <w:sz w:val="28"/>
-          <w:szCs w:val="28"/>
-        </w:rPr>
-        <w:t xml:space="preserve"> каких случаях это необходимо? </w:t>
-      </w:r>
+          <w:lang w:val="ru-BY"/>
+        </w:rPr>
+        <w:t>;</w:t>
+      </w:r>
+    </w:p>
+    <w:p>
+      <w:pPr>
+        <w:pStyle w:val="a3"/>
+        <w:numPr>
+          <w:ilvl w:val="0"/>
+          <w:numId w:val="35"/>
+        </w:numPr>
+        <w:shd w:val="clear" w:color="auto" w:fill="FFFFFF"/>
+        <w:spacing w:after="0"/>
+        <w:jc w:val="both"/>
+        <w:rPr>
+          <w:color w:val="000000"/>
+          <w:sz w:val="28"/>
+          <w:szCs w:val="28"/>
+          <w:lang w:val="ru-BY"/>
+        </w:rPr>
+      </w:pPr>
+      <w:r>
+        <w:rPr>
+          <w:color w:val="000000"/>
+          <w:sz w:val="28"/>
+          <w:szCs w:val="28"/>
+          <w:lang w:val="ru-BY"/>
+        </w:rPr>
+        <w:t>стили;</w:t>
+      </w:r>
+    </w:p>
+    <w:p>
+      <w:pPr>
+        <w:pStyle w:val="a3"/>
+        <w:numPr>
+          <w:ilvl w:val="0"/>
+          <w:numId w:val="35"/>
+        </w:numPr>
+        <w:shd w:val="clear" w:color="auto" w:fill="FFFFFF"/>
+        <w:spacing w:after="0"/>
+        <w:jc w:val="both"/>
+        <w:rPr>
+          <w:color w:val="000000"/>
+          <w:sz w:val="28"/>
+          <w:szCs w:val="28"/>
+          <w:lang w:val="ru-BY"/>
+        </w:rPr>
+      </w:pPr>
+      <w:r>
+        <w:rPr>
+          <w:color w:val="000000"/>
+          <w:sz w:val="28"/>
+          <w:szCs w:val="28"/>
+          <w:lang w:val="ru-BY"/>
+        </w:rPr>
+        <w:t>шаблоны;</w:t>
+      </w:r>
+    </w:p>
+    <w:p>
+      <w:pPr>
+        <w:pStyle w:val="a3"/>
+        <w:numPr>
+          <w:ilvl w:val="0"/>
+          <w:numId w:val="35"/>
+        </w:numPr>
+        <w:shd w:val="clear" w:color="auto" w:fill="FFFFFF"/>
+        <w:spacing w:after="0"/>
+        <w:jc w:val="both"/>
+        <w:rPr>
+          <w:color w:val="000000"/>
+          <w:sz w:val="28"/>
+          <w:szCs w:val="28"/>
+          <w:lang w:val="ru-BY"/>
+        </w:rPr>
+      </w:pPr>
+      <w:r>
+        <w:rPr>
+          <w:color w:val="000000"/>
+          <w:sz w:val="28"/>
+          <w:szCs w:val="28"/>
+          <w:lang w:val="ru-BY"/>
+        </w:rPr>
+        <w:t>анимации;</w:t>
+      </w:r>
+    </w:p>
+    <w:p>
+      <w:pPr>
+        <w:pStyle w:val="a3"/>
+        <w:numPr>
+          <w:ilvl w:val="0"/>
+          <w:numId w:val="35"/>
+        </w:numPr>
+        <w:shd w:val="clear" w:color="auto" w:fill="FFFFFF"/>
+        <w:spacing w:after="0"/>
+        <w:jc w:val="both"/>
+        <w:rPr>
+          <w:color w:val="000000"/>
+          <w:sz w:val="28"/>
+          <w:szCs w:val="28"/>
+          <w:lang w:val="ru-BY"/>
+        </w:rPr>
+      </w:pPr>
+      <w:r>
+        <w:rPr>
+          <w:color w:val="000000"/>
+          <w:sz w:val="28"/>
+          <w:szCs w:val="28"/>
+          <w:lang w:val="ru-BY"/>
+        </w:rPr>
+        <w:t>наследование значений;</w:t>
+      </w:r>
+    </w:p>
+    <w:p>
+      <w:pPr>
+        <w:pStyle w:val="a3"/>
+        <w:numPr>
+          <w:ilvl w:val="0"/>
+          <w:numId w:val="35"/>
+        </w:numPr>
+        <w:shd w:val="clear" w:color="auto" w:fill="FFFFFF"/>
+        <w:spacing w:after="0"/>
+        <w:jc w:val="both"/>
+        <w:rPr>
+          <w:color w:val="000000"/>
+          <w:sz w:val="28"/>
+          <w:szCs w:val="28"/>
+          <w:lang w:val="ru-BY"/>
+        </w:rPr>
+      </w:pPr>
+      <w:r>
+        <w:rPr>
+          <w:color w:val="000000"/>
+          <w:sz w:val="28"/>
+          <w:szCs w:val="28"/>
+          <w:lang w:val="ru-BY"/>
+        </w:rPr>
+        <w:t>уведомление системы об изменениях.</w:t>
+      </w:r>
+    </w:p>
+    <w:p>
+      <w:pPr>
+        <w:pStyle w:val="a3"/>
+        <w:shd w:val="clear" w:color="auto" w:fill="FFFFFF"/>
+        <w:spacing w:after="0"/>
+        <w:ind w:left="1068"/>
+        <w:jc w:val="both"/>
+        <w:rPr>
+          <w:color w:val="000000"/>
+          <w:sz w:val="28"/>
+          <w:szCs w:val="28"/>
+        </w:rPr>
+      </w:pPr>
     </w:p>
     <w:p>
       <w:pPr>
@@ -1860,9 +2740,61 @@
     <w:p>
       <w:pPr>
         <w:pStyle w:val="a3"/>
+        <w:shd w:val="clear" w:color="auto" w:fill="FFFFFF"/>
+        <w:spacing w:after="0"/>
+        <w:ind w:left="1068"/>
+        <w:jc w:val="both"/>
+        <w:rPr>
+          <w:b/>
+          <w:bCs/>
+          <w:color w:val="000000"/>
+          <w:sz w:val="28"/>
+          <w:szCs w:val="28"/>
+          <w:lang w:val="ru-BY"/>
+        </w:rPr>
+      </w:pPr>
+      <w:r>
+        <w:rPr>
+          <w:b/>
+          <w:bCs/>
+          <w:color w:val="000000"/>
+          <w:sz w:val="28"/>
+          <w:szCs w:val="28"/>
+          <w:lang w:val="ru-BY"/>
+        </w:rPr>
+        <w:t>Как обрабатываются события</w:t>
+      </w:r>
+    </w:p>
+    <w:p>
+      <w:pPr>
+        <w:pStyle w:val="a3"/>
+        <w:shd w:val="clear" w:color="auto" w:fill="FFFFFF"/>
+        <w:spacing w:after="0"/>
+        <w:ind w:left="1068"/>
+        <w:jc w:val="both"/>
+        <w:rPr>
+          <w:color w:val="000000"/>
+          <w:sz w:val="28"/>
+          <w:szCs w:val="28"/>
+          <w:lang w:val="ru-BY"/>
+        </w:rPr>
+      </w:pPr>
+      <w:r>
+        <w:rPr>
+          <w:color w:val="000000"/>
+          <w:sz w:val="28"/>
+          <w:szCs w:val="28"/>
+          <w:lang w:val="ru-BY"/>
+        </w:rPr>
+        <w:t>Есть два основных способа:</w:t>
+      </w:r>
+    </w:p>
+    <w:p>
+      <w:pPr>
+        <w:pStyle w:val="a3"/>
         <w:numPr>
           <w:ilvl w:val="0"/>
-          <w:numId w:val="25"/>
+          <w:numId w:val="30"/>
         </w:numPr>
         <w:shd w:val="clear" w:color="auto" w:fill="FFFFFF"/>
         <w:spacing w:after="0"/>
@@ -1871,39 +2803,617 @@
           <w:color w:val="000000"/>
           <w:sz w:val="28"/>
           <w:szCs w:val="28"/>
+          <w:lang w:val="ru-BY"/>
+        </w:rPr>
+      </w:pPr>
+      <w:r>
+        <w:rPr>
+          <w:color w:val="000000"/>
+          <w:sz w:val="28"/>
+          <w:szCs w:val="28"/>
+          <w:lang w:val="ru-BY"/>
+        </w:rPr>
+        <w:t xml:space="preserve">через обработчики событий в </w:t>
+      </w:r>
+      <w:proofErr w:type="spellStart"/>
+      <w:r>
+        <w:rPr>
+          <w:color w:val="000000"/>
+          <w:sz w:val="28"/>
+          <w:szCs w:val="28"/>
+          <w:lang w:val="ru-BY"/>
+        </w:rPr>
+        <w:t>code-behind</w:t>
+      </w:r>
+      <w:proofErr w:type="spellEnd"/>
+      <w:r>
+        <w:rPr>
+          <w:color w:val="000000"/>
+          <w:sz w:val="28"/>
+          <w:szCs w:val="28"/>
+          <w:lang w:val="ru-BY"/>
+        </w:rPr>
+        <w:t>;</w:t>
+      </w:r>
+    </w:p>
+    <w:p>
+      <w:pPr>
+        <w:pStyle w:val="a3"/>
+        <w:numPr>
+          <w:ilvl w:val="0"/>
+          <w:numId w:val="30"/>
+        </w:numPr>
+        <w:shd w:val="clear" w:color="auto" w:fill="FFFFFF"/>
+        <w:spacing w:after="0"/>
+        <w:jc w:val="both"/>
+        <w:rPr>
+          <w:color w:val="000000"/>
+          <w:sz w:val="28"/>
+          <w:szCs w:val="28"/>
+          <w:lang w:val="ru-BY"/>
+        </w:rPr>
+      </w:pPr>
+      <w:r>
+        <w:rPr>
+          <w:color w:val="000000"/>
+          <w:sz w:val="28"/>
+          <w:szCs w:val="28"/>
+          <w:lang w:val="ru-BY"/>
+        </w:rPr>
+        <w:t>через команды.</w:t>
+      </w:r>
+    </w:p>
+    <w:p>
+      <w:pPr>
+        <w:pStyle w:val="a3"/>
+        <w:shd w:val="clear" w:color="auto" w:fill="FFFFFF"/>
+        <w:spacing w:after="0"/>
+        <w:ind w:left="1068"/>
+        <w:jc w:val="both"/>
+        <w:rPr>
+          <w:color w:val="000000"/>
+          <w:sz w:val="28"/>
+          <w:szCs w:val="28"/>
+          <w:lang w:val="ru-BY"/>
+        </w:rPr>
+      </w:pPr>
+      <w:r>
+        <w:rPr>
+          <w:color w:val="000000"/>
+          <w:sz w:val="28"/>
+          <w:szCs w:val="28"/>
+          <w:lang w:val="ru-BY"/>
+        </w:rPr>
+        <w:t>Пример:</w:t>
+      </w:r>
+    </w:p>
+    <w:p>
+      <w:pPr>
+        <w:pStyle w:val="a3"/>
+        <w:shd w:val="clear" w:color="auto" w:fill="FFFFFF"/>
+        <w:spacing w:after="0"/>
+        <w:ind w:left="1068"/>
+        <w:jc w:val="both"/>
+        <w:rPr>
+          <w:color w:val="000000"/>
+          <w:sz w:val="28"/>
+          <w:szCs w:val="28"/>
+          <w:lang w:val="ru-BY"/>
+        </w:rPr>
+      </w:pPr>
+      <w:r>
+        <w:rPr>
+          <w:color w:val="000000"/>
+          <w:sz w:val="28"/>
+          <w:szCs w:val="28"/>
+          <w:lang w:val="ru-BY"/>
+        </w:rPr>
+        <w:t>&lt;</w:t>
+      </w:r>
+      <w:proofErr w:type="spellStart"/>
+      <w:r>
+        <w:rPr>
+          <w:color w:val="000000"/>
+          <w:sz w:val="28"/>
+          <w:szCs w:val="28"/>
+          <w:lang w:val="ru-BY"/>
+        </w:rPr>
+        <w:t>Button</w:t>
+      </w:r>
+      <w:proofErr w:type="spellEnd"/>
+      <w:r>
+        <w:rPr>
+          <w:color w:val="000000"/>
+          <w:sz w:val="28"/>
+          <w:szCs w:val="28"/>
+          <w:lang w:val="ru-BY"/>
+        </w:rPr>
+        <w:t xml:space="preserve"> Click="</w:t>
+      </w:r>
+      <w:proofErr w:type="spellStart"/>
+      <w:r>
+        <w:rPr>
+          <w:color w:val="000000"/>
+          <w:sz w:val="28"/>
+          <w:szCs w:val="28"/>
+          <w:lang w:val="ru-BY"/>
+        </w:rPr>
+        <w:t>Login_Click</w:t>
+      </w:r>
+      <w:proofErr w:type="spellEnd"/>
+      <w:r>
+        <w:rPr>
+          <w:color w:val="000000"/>
+          <w:sz w:val="28"/>
+          <w:szCs w:val="28"/>
+          <w:lang w:val="ru-BY"/>
+        </w:rPr>
+        <w:t>"/&gt;</w:t>
+      </w:r>
+    </w:p>
+    <w:p>
+      <w:pPr>
+        <w:pStyle w:val="a3"/>
+        <w:shd w:val="clear" w:color="auto" w:fill="FFFFFF"/>
+        <w:spacing w:after="0"/>
+        <w:ind w:left="1068"/>
+        <w:jc w:val="both"/>
+        <w:rPr>
+          <w:b/>
+          <w:bCs/>
+          <w:color w:val="000000"/>
+          <w:sz w:val="28"/>
+          <w:szCs w:val="28"/>
+          <w:lang w:val="ru-BY"/>
+        </w:rPr>
+      </w:pPr>
+      <w:r>
+        <w:rPr>
+          <w:b/>
+          <w:bCs/>
+          <w:color w:val="000000"/>
+          <w:sz w:val="28"/>
+          <w:szCs w:val="28"/>
+          <w:lang w:val="ru-BY"/>
+        </w:rPr>
+        <w:t>Что такое маршрутизированные события</w:t>
+      </w:r>
+    </w:p>
+    <w:p>
+      <w:pPr>
+        <w:pStyle w:val="a3"/>
+        <w:shd w:val="clear" w:color="auto" w:fill="FFFFFF"/>
+        <w:spacing w:after="0"/>
+        <w:ind w:left="1068"/>
+        <w:jc w:val="both"/>
+        <w:rPr>
+          <w:color w:val="000000"/>
+          <w:sz w:val="28"/>
+          <w:szCs w:val="28"/>
+          <w:lang w:val="ru-BY"/>
+        </w:rPr>
+      </w:pPr>
+      <w:r>
+        <w:rPr>
+          <w:color w:val="000000"/>
+          <w:sz w:val="28"/>
+          <w:szCs w:val="28"/>
+          <w:lang w:val="ru-BY"/>
+        </w:rPr>
+        <w:t>Это события, которые проходят по дереву элементов, а не остаются только внутри одного элемента.</w:t>
+      </w:r>
+    </w:p>
+    <w:p>
+      <w:pPr>
+        <w:pStyle w:val="a3"/>
+        <w:shd w:val="clear" w:color="auto" w:fill="FFFFFF"/>
+        <w:spacing w:after="0"/>
+        <w:ind w:left="1068"/>
+        <w:jc w:val="both"/>
+        <w:rPr>
+          <w:b/>
+          <w:bCs/>
+          <w:color w:val="000000"/>
+          <w:sz w:val="28"/>
+          <w:szCs w:val="28"/>
+          <w:lang w:val="ru-BY"/>
+        </w:rPr>
+      </w:pPr>
+      <w:r>
+        <w:rPr>
+          <w:b/>
+          <w:bCs/>
+          <w:color w:val="000000"/>
+          <w:sz w:val="28"/>
+          <w:szCs w:val="28"/>
+          <w:lang w:val="ru-BY"/>
+        </w:rPr>
+        <w:t>Виды маршрутизации</w:t>
+      </w:r>
+    </w:p>
+    <w:p>
+      <w:pPr>
+        <w:pStyle w:val="a3"/>
+        <w:numPr>
+          <w:ilvl w:val="0"/>
+          <w:numId w:val="32"/>
+        </w:numPr>
+        <w:shd w:val="clear" w:color="auto" w:fill="FFFFFF"/>
+        <w:spacing w:after="0"/>
+        <w:jc w:val="both"/>
+        <w:rPr>
+          <w:b/>
+          <w:bCs/>
+          <w:color w:val="000000"/>
+          <w:sz w:val="28"/>
+          <w:szCs w:val="28"/>
+          <w:lang w:val="ru-BY"/>
+        </w:rPr>
+      </w:pPr>
+      <w:proofErr w:type="spellStart"/>
+      <w:r>
+        <w:rPr>
+          <w:b/>
+          <w:bCs/>
+          <w:color w:val="000000"/>
+          <w:sz w:val="28"/>
+          <w:szCs w:val="28"/>
+          <w:lang w:val="ru-BY"/>
+        </w:rPr>
+        <w:t>Bubbling</w:t>
+      </w:r>
+      <w:proofErr w:type="spellEnd"/>
+    </w:p>
+    <w:p>
+      <w:pPr>
+        <w:pStyle w:val="a3"/>
+        <w:shd w:val="clear" w:color="auto" w:fill="FFFFFF"/>
+        <w:spacing w:after="0"/>
+        <w:ind w:left="1428"/>
+        <w:jc w:val="both"/>
+        <w:rPr>
+          <w:color w:val="000000"/>
+          <w:sz w:val="28"/>
+          <w:szCs w:val="28"/>
+          <w:lang w:val="ru-BY"/>
+        </w:rPr>
+      </w:pPr>
+      <w:proofErr w:type="spellStart"/>
+      <w:r>
+        <w:rPr>
+          <w:color w:val="000000"/>
+          <w:sz w:val="28"/>
+          <w:szCs w:val="28"/>
+          <w:lang w:val="ru-BY"/>
+        </w:rPr>
+        <w:t>Событие</w:t>
+      </w:r>
+      <w:proofErr w:type="spellEnd"/>
+      <w:r>
+        <w:rPr>
+          <w:color w:val="000000"/>
+          <w:sz w:val="28"/>
+          <w:szCs w:val="28"/>
+          <w:lang w:val="ru-BY"/>
+        </w:rPr>
+        <w:t xml:space="preserve"> идет от внутреннего элемента вверх к родительским.</w:t>
+      </w:r>
+    </w:p>
+    <w:p>
+      <w:pPr>
+        <w:pStyle w:val="a3"/>
+        <w:shd w:val="clear" w:color="auto" w:fill="FFFFFF"/>
+        <w:spacing w:after="0"/>
+        <w:ind w:left="1068"/>
+        <w:jc w:val="both"/>
+        <w:rPr>
+          <w:b/>
+          <w:bCs/>
+          <w:color w:val="000000"/>
+          <w:sz w:val="28"/>
+          <w:szCs w:val="28"/>
+          <w:lang w:val="ru-BY"/>
+        </w:rPr>
+      </w:pPr>
+      <w:r>
+        <w:rPr>
+          <w:b/>
+          <w:bCs/>
+          <w:color w:val="000000"/>
+          <w:sz w:val="28"/>
+          <w:szCs w:val="28"/>
+          <w:lang w:val="ru-BY"/>
+        </w:rPr>
+        <w:t xml:space="preserve">2. </w:t>
+      </w:r>
+      <w:proofErr w:type="spellStart"/>
+      <w:r>
+        <w:rPr>
+          <w:b/>
+          <w:bCs/>
+          <w:color w:val="000000"/>
+          <w:sz w:val="28"/>
+          <w:szCs w:val="28"/>
+          <w:lang w:val="ru-BY"/>
+        </w:rPr>
+        <w:t>Tunneling</w:t>
+      </w:r>
+      <w:proofErr w:type="spellEnd"/>
+    </w:p>
+    <w:p>
+      <w:pPr>
+        <w:pStyle w:val="a3"/>
+        <w:shd w:val="clear" w:color="auto" w:fill="FFFFFF"/>
+        <w:spacing w:after="0"/>
+        <w:ind w:left="1068"/>
+        <w:jc w:val="both"/>
+        <w:rPr>
+          <w:color w:val="000000"/>
+          <w:sz w:val="28"/>
+          <w:szCs w:val="28"/>
+          <w:lang w:val="ru-BY"/>
+        </w:rPr>
+      </w:pPr>
+      <w:r>
+        <w:rPr>
+          <w:color w:val="000000"/>
+          <w:sz w:val="28"/>
+          <w:szCs w:val="28"/>
+          <w:lang w:val="ru-BY"/>
+        </w:rPr>
+        <w:t xml:space="preserve">Событие идет сверху вниз. Обычно имеет префикс </w:t>
+      </w:r>
+      <w:proofErr w:type="spellStart"/>
+      <w:r>
+        <w:rPr>
+          <w:color w:val="000000"/>
+          <w:sz w:val="28"/>
+          <w:szCs w:val="28"/>
+          <w:lang w:val="ru-BY"/>
+        </w:rPr>
+        <w:t>Preview</w:t>
+      </w:r>
+      <w:proofErr w:type="spellEnd"/>
+      <w:r>
+        <w:rPr>
+          <w:color w:val="000000"/>
+          <w:sz w:val="28"/>
+          <w:szCs w:val="28"/>
+          <w:lang w:val="ru-BY"/>
+        </w:rPr>
+        <w:t>.</w:t>
+      </w:r>
+    </w:p>
+    <w:p>
+      <w:pPr>
+        <w:pStyle w:val="a3"/>
+        <w:shd w:val="clear" w:color="auto" w:fill="FFFFFF"/>
+        <w:spacing w:after="0"/>
+        <w:ind w:left="1068"/>
+        <w:jc w:val="both"/>
+        <w:rPr>
+          <w:b/>
+          <w:bCs/>
+          <w:color w:val="000000"/>
+          <w:sz w:val="28"/>
+          <w:szCs w:val="28"/>
+          <w:lang w:val="ru-BY"/>
+        </w:rPr>
+      </w:pPr>
+      <w:r>
+        <w:rPr>
+          <w:b/>
+          <w:bCs/>
+          <w:color w:val="000000"/>
+          <w:sz w:val="28"/>
+          <w:szCs w:val="28"/>
+          <w:lang w:val="ru-BY"/>
+        </w:rPr>
+        <w:t>3. Direct</w:t>
+      </w:r>
+    </w:p>
+    <w:p>
+      <w:pPr>
+        <w:pStyle w:val="a3"/>
+        <w:shd w:val="clear" w:color="auto" w:fill="FFFFFF"/>
+        <w:spacing w:after="0"/>
+        <w:ind w:left="1068"/>
+        <w:jc w:val="both"/>
+        <w:rPr>
+          <w:color w:val="000000"/>
+          <w:sz w:val="28"/>
+          <w:szCs w:val="28"/>
+          <w:lang w:val="ru-BY"/>
+        </w:rPr>
+      </w:pPr>
+      <w:r>
+        <w:rPr>
+          <w:color w:val="000000"/>
+          <w:sz w:val="28"/>
+          <w:szCs w:val="28"/>
+          <w:lang w:val="ru-BY"/>
+        </w:rPr>
+        <w:t>Обычное прямое событие, без маршрута.</w:t>
+      </w:r>
+    </w:p>
+    <w:p>
+      <w:pPr>
+        <w:pStyle w:val="a3"/>
+        <w:shd w:val="clear" w:color="auto" w:fill="FFFFFF"/>
+        <w:spacing w:after="0"/>
+        <w:ind w:left="1068"/>
+        <w:jc w:val="both"/>
+        <w:rPr>
+          <w:b/>
+          <w:bCs/>
+          <w:color w:val="000000"/>
+          <w:sz w:val="28"/>
+          <w:szCs w:val="28"/>
+          <w:lang w:val="ru-BY"/>
+        </w:rPr>
+      </w:pPr>
+      <w:r>
+        <w:rPr>
+          <w:b/>
+          <w:bCs/>
+          <w:color w:val="000000"/>
+          <w:sz w:val="28"/>
+          <w:szCs w:val="28"/>
+          <w:lang w:val="ru-BY"/>
+        </w:rPr>
+        <w:t>Основные группы событий</w:t>
+      </w:r>
+    </w:p>
+    <w:p>
+      <w:pPr>
+        <w:pStyle w:val="a3"/>
+        <w:numPr>
+          <w:ilvl w:val="0"/>
+          <w:numId w:val="31"/>
+        </w:numPr>
+        <w:shd w:val="clear" w:color="auto" w:fill="FFFFFF"/>
+        <w:spacing w:after="0"/>
+        <w:jc w:val="both"/>
+        <w:rPr>
+          <w:color w:val="000000"/>
+          <w:sz w:val="28"/>
+          <w:szCs w:val="28"/>
+          <w:lang w:val="ru-BY"/>
+        </w:rPr>
+      </w:pPr>
+      <w:r>
+        <w:rPr>
+          <w:color w:val="000000"/>
+          <w:sz w:val="28"/>
+          <w:szCs w:val="28"/>
+          <w:lang w:val="ru-BY"/>
+        </w:rPr>
+        <w:t>события мыши;</w:t>
+      </w:r>
+    </w:p>
+    <w:p>
+      <w:pPr>
+        <w:pStyle w:val="a3"/>
+        <w:numPr>
+          <w:ilvl w:val="0"/>
+          <w:numId w:val="31"/>
+        </w:numPr>
+        <w:shd w:val="clear" w:color="auto" w:fill="FFFFFF"/>
+        <w:spacing w:after="0"/>
+        <w:jc w:val="both"/>
+        <w:rPr>
+          <w:color w:val="000000"/>
+          <w:sz w:val="28"/>
+          <w:szCs w:val="28"/>
+          <w:lang w:val="ru-BY"/>
+        </w:rPr>
+      </w:pPr>
+      <w:r>
+        <w:rPr>
+          <w:color w:val="000000"/>
+          <w:sz w:val="28"/>
+          <w:szCs w:val="28"/>
+          <w:lang w:val="ru-BY"/>
+        </w:rPr>
+        <w:t>события клавиатуры;</w:t>
+      </w:r>
+    </w:p>
+    <w:p>
+      <w:pPr>
+        <w:pStyle w:val="a3"/>
+        <w:numPr>
+          <w:ilvl w:val="0"/>
+          <w:numId w:val="31"/>
+        </w:numPr>
+        <w:shd w:val="clear" w:color="auto" w:fill="FFFFFF"/>
+        <w:spacing w:after="0"/>
+        <w:jc w:val="both"/>
+        <w:rPr>
+          <w:color w:val="000000"/>
+          <w:sz w:val="28"/>
+          <w:szCs w:val="28"/>
+          <w:lang w:val="ru-BY"/>
+        </w:rPr>
+      </w:pPr>
+      <w:r>
+        <w:rPr>
+          <w:color w:val="000000"/>
+          <w:sz w:val="28"/>
+          <w:szCs w:val="28"/>
+          <w:lang w:val="ru-BY"/>
+        </w:rPr>
+        <w:t>события фокуса;</w:t>
+      </w:r>
+    </w:p>
+    <w:p>
+      <w:pPr>
+        <w:pStyle w:val="a3"/>
+        <w:numPr>
+          <w:ilvl w:val="0"/>
+          <w:numId w:val="31"/>
+        </w:numPr>
+        <w:shd w:val="clear" w:color="auto" w:fill="FFFFFF"/>
+        <w:spacing w:after="0"/>
+        <w:jc w:val="both"/>
+        <w:rPr>
+          <w:color w:val="000000"/>
+          <w:sz w:val="28"/>
+          <w:szCs w:val="28"/>
+          <w:lang w:val="ru-BY"/>
+        </w:rPr>
+      </w:pPr>
+      <w:r>
+        <w:rPr>
+          <w:color w:val="000000"/>
+          <w:sz w:val="28"/>
+          <w:szCs w:val="28"/>
+          <w:lang w:val="ru-BY"/>
+        </w:rPr>
+        <w:t>события загрузки;</w:t>
+      </w:r>
+    </w:p>
+    <w:p>
+      <w:pPr>
+        <w:pStyle w:val="a3"/>
+        <w:numPr>
+          <w:ilvl w:val="0"/>
+          <w:numId w:val="31"/>
+        </w:numPr>
+        <w:shd w:val="clear" w:color="auto" w:fill="FFFFFF"/>
+        <w:spacing w:after="0"/>
+        <w:jc w:val="both"/>
+        <w:rPr>
+          <w:color w:val="000000"/>
+          <w:sz w:val="28"/>
+          <w:szCs w:val="28"/>
+          <w:lang w:val="ru-BY"/>
+        </w:rPr>
+      </w:pPr>
+      <w:r>
+        <w:rPr>
+          <w:color w:val="000000"/>
+          <w:sz w:val="28"/>
+          <w:szCs w:val="28"/>
+          <w:lang w:val="ru-BY"/>
+        </w:rPr>
+        <w:lastRenderedPageBreak/>
+        <w:t>события изменения состояния элементов.</w:t>
+      </w:r>
+    </w:p>
+    <w:p>
+      <w:pPr>
+        <w:pStyle w:val="a3"/>
+        <w:shd w:val="clear" w:color="auto" w:fill="FFFFFF"/>
+        <w:spacing w:after="0"/>
+        <w:ind w:left="1068"/>
+        <w:jc w:val="both"/>
+        <w:rPr>
+          <w:color w:val="000000"/>
+          <w:sz w:val="28"/>
+          <w:szCs w:val="28"/>
           <w:highlight w:val="yellow"/>
         </w:rPr>
       </w:pPr>
-      <w:r>
-        <w:rPr>
-          <w:color w:val="000000"/>
-          <w:sz w:val="28"/>
-          <w:szCs w:val="28"/>
-          <w:highlight w:val="yellow"/>
-        </w:rPr>
-        <w:t xml:space="preserve">Что такое Resource </w:t>
-      </w:r>
-      <w:proofErr w:type="spellStart"/>
-      <w:r>
-        <w:rPr>
-          <w:color w:val="000000"/>
-          <w:sz w:val="28"/>
-          <w:szCs w:val="28"/>
-          <w:highlight w:val="yellow"/>
-        </w:rPr>
-        <w:t>Dictionary</w:t>
-      </w:r>
-      <w:proofErr w:type="spellEnd"/>
-      <w:r>
-        <w:rPr>
-          <w:color w:val="000000"/>
-          <w:sz w:val="28"/>
-          <w:szCs w:val="28"/>
-          <w:highlight w:val="yellow"/>
-          <w:lang w:val="en-US"/>
-        </w:rPr>
-        <w:t>?</w:t>
-      </w:r>
     </w:p>
     <w:p>
       <w:pPr>
@@ -1929,8 +3439,1212 @@
           <w:szCs w:val="28"/>
           <w:highlight w:val="yellow"/>
         </w:rPr>
+        <w:t xml:space="preserve">Что такое Resource </w:t>
+      </w:r>
+      <w:proofErr w:type="spellStart"/>
+      <w:r>
+        <w:rPr>
+          <w:color w:val="000000"/>
+          <w:sz w:val="28"/>
+          <w:szCs w:val="28"/>
+          <w:highlight w:val="yellow"/>
+        </w:rPr>
+        <w:t>Dictionary</w:t>
+      </w:r>
+      <w:proofErr w:type="spellEnd"/>
+      <w:r>
+        <w:rPr>
+          <w:color w:val="000000"/>
+          <w:sz w:val="28"/>
+          <w:szCs w:val="28"/>
+          <w:highlight w:val="yellow"/>
+          <w:lang w:val="en-US"/>
+        </w:rPr>
+        <w:t>?</w:t>
+      </w:r>
+    </w:p>
+    <w:p>
+      <w:pPr>
+        <w:pStyle w:val="a3"/>
+        <w:shd w:val="clear" w:color="auto" w:fill="FFFFFF"/>
+        <w:spacing w:after="0"/>
+        <w:ind w:left="1068"/>
+        <w:jc w:val="both"/>
+        <w:rPr>
+          <w:color w:val="000000"/>
+          <w:sz w:val="28"/>
+          <w:szCs w:val="28"/>
+          <w:lang w:val="ru-BY"/>
+        </w:rPr>
+      </w:pPr>
+      <w:proofErr w:type="spellStart"/>
+      <w:r>
+        <w:rPr>
+          <w:color w:val="000000"/>
+          <w:sz w:val="28"/>
+          <w:szCs w:val="28"/>
+          <w:lang w:val="ru-BY"/>
+        </w:rPr>
+        <w:t>ResourceDictionary</w:t>
+      </w:r>
+      <w:proofErr w:type="spellEnd"/>
+      <w:r>
+        <w:rPr>
+          <w:color w:val="000000"/>
+          <w:sz w:val="28"/>
+          <w:szCs w:val="28"/>
+          <w:lang w:val="ru-BY"/>
+        </w:rPr>
+        <w:t xml:space="preserve"> — это словарь ресурсов WPF.</w:t>
+      </w:r>
+    </w:p>
+    <w:p>
+      <w:pPr>
+        <w:pStyle w:val="a3"/>
+        <w:shd w:val="clear" w:color="auto" w:fill="FFFFFF"/>
+        <w:spacing w:after="0"/>
+        <w:ind w:left="1068"/>
+        <w:jc w:val="both"/>
+        <w:rPr>
+          <w:color w:val="000000"/>
+          <w:sz w:val="28"/>
+          <w:szCs w:val="28"/>
+          <w:lang w:val="ru-BY"/>
+        </w:rPr>
+      </w:pPr>
+      <w:r>
+        <w:rPr>
+          <w:color w:val="000000"/>
+          <w:sz w:val="28"/>
+          <w:szCs w:val="28"/>
+          <w:lang w:val="ru-BY"/>
+        </w:rPr>
+        <w:t>В нем можно хранить:</w:t>
+      </w:r>
+    </w:p>
+    <w:p>
+      <w:pPr>
+        <w:pStyle w:val="a3"/>
+        <w:numPr>
+          <w:ilvl w:val="0"/>
+          <w:numId w:val="26"/>
+        </w:numPr>
+        <w:shd w:val="clear" w:color="auto" w:fill="FFFFFF"/>
+        <w:spacing w:after="0"/>
+        <w:jc w:val="both"/>
+        <w:rPr>
+          <w:color w:val="000000"/>
+          <w:sz w:val="28"/>
+          <w:szCs w:val="28"/>
+          <w:lang w:val="ru-BY"/>
+        </w:rPr>
+      </w:pPr>
+      <w:r>
+        <w:rPr>
+          <w:color w:val="000000"/>
+          <w:sz w:val="28"/>
+          <w:szCs w:val="28"/>
+          <w:lang w:val="ru-BY"/>
+        </w:rPr>
+        <w:t>строки;</w:t>
+      </w:r>
+    </w:p>
+    <w:p>
+      <w:pPr>
+        <w:pStyle w:val="a3"/>
+        <w:numPr>
+          <w:ilvl w:val="0"/>
+          <w:numId w:val="26"/>
+        </w:numPr>
+        <w:shd w:val="clear" w:color="auto" w:fill="FFFFFF"/>
+        <w:spacing w:after="0"/>
+        <w:jc w:val="both"/>
+        <w:rPr>
+          <w:color w:val="000000"/>
+          <w:sz w:val="28"/>
+          <w:szCs w:val="28"/>
+          <w:lang w:val="ru-BY"/>
+        </w:rPr>
+      </w:pPr>
+      <w:r>
+        <w:rPr>
+          <w:color w:val="000000"/>
+          <w:sz w:val="28"/>
+          <w:szCs w:val="28"/>
+          <w:lang w:val="ru-BY"/>
+        </w:rPr>
+        <w:t>стили;</w:t>
+      </w:r>
+    </w:p>
+    <w:p>
+      <w:pPr>
+        <w:pStyle w:val="a3"/>
+        <w:numPr>
+          <w:ilvl w:val="0"/>
+          <w:numId w:val="26"/>
+        </w:numPr>
+        <w:shd w:val="clear" w:color="auto" w:fill="FFFFFF"/>
+        <w:spacing w:after="0"/>
+        <w:jc w:val="both"/>
+        <w:rPr>
+          <w:color w:val="000000"/>
+          <w:sz w:val="28"/>
+          <w:szCs w:val="28"/>
+          <w:lang w:val="ru-BY"/>
+        </w:rPr>
+      </w:pPr>
+      <w:r>
+        <w:rPr>
+          <w:color w:val="000000"/>
+          <w:sz w:val="28"/>
+          <w:szCs w:val="28"/>
+          <w:lang w:val="ru-BY"/>
+        </w:rPr>
+        <w:t>кисти;</w:t>
+      </w:r>
+    </w:p>
+    <w:p>
+      <w:pPr>
+        <w:pStyle w:val="a3"/>
+        <w:numPr>
+          <w:ilvl w:val="0"/>
+          <w:numId w:val="26"/>
+        </w:numPr>
+        <w:shd w:val="clear" w:color="auto" w:fill="FFFFFF"/>
+        <w:spacing w:after="0"/>
+        <w:jc w:val="both"/>
+        <w:rPr>
+          <w:color w:val="000000"/>
+          <w:sz w:val="28"/>
+          <w:szCs w:val="28"/>
+          <w:lang w:val="ru-BY"/>
+        </w:rPr>
+      </w:pPr>
+      <w:r>
+        <w:rPr>
+          <w:color w:val="000000"/>
+          <w:sz w:val="28"/>
+          <w:szCs w:val="28"/>
+          <w:lang w:val="ru-BY"/>
+        </w:rPr>
+        <w:t>шаблоны;</w:t>
+      </w:r>
+    </w:p>
+    <w:p>
+      <w:pPr>
+        <w:pStyle w:val="a3"/>
+        <w:numPr>
+          <w:ilvl w:val="0"/>
+          <w:numId w:val="26"/>
+        </w:numPr>
+        <w:shd w:val="clear" w:color="auto" w:fill="FFFFFF"/>
+        <w:spacing w:after="0"/>
+        <w:jc w:val="both"/>
+        <w:rPr>
+          <w:color w:val="000000"/>
+          <w:sz w:val="28"/>
+          <w:szCs w:val="28"/>
+          <w:lang w:val="ru-BY"/>
+        </w:rPr>
+      </w:pPr>
+      <w:r>
+        <w:rPr>
+          <w:color w:val="000000"/>
+          <w:sz w:val="28"/>
+          <w:szCs w:val="28"/>
+          <w:lang w:val="ru-BY"/>
+        </w:rPr>
+        <w:t>конвертеры;</w:t>
+      </w:r>
+    </w:p>
+    <w:p>
+      <w:pPr>
+        <w:pStyle w:val="a3"/>
+        <w:numPr>
+          <w:ilvl w:val="0"/>
+          <w:numId w:val="26"/>
+        </w:numPr>
+        <w:shd w:val="clear" w:color="auto" w:fill="FFFFFF"/>
+        <w:spacing w:after="0"/>
+        <w:jc w:val="both"/>
+        <w:rPr>
+          <w:color w:val="000000"/>
+          <w:sz w:val="28"/>
+          <w:szCs w:val="28"/>
+          <w:lang w:val="ru-BY"/>
+        </w:rPr>
+      </w:pPr>
+      <w:r>
+        <w:rPr>
+          <w:color w:val="000000"/>
+          <w:sz w:val="28"/>
+          <w:szCs w:val="28"/>
+          <w:lang w:val="ru-BY"/>
+        </w:rPr>
+        <w:t>изображения;</w:t>
+      </w:r>
+    </w:p>
+    <w:p>
+      <w:pPr>
+        <w:pStyle w:val="a3"/>
+        <w:numPr>
+          <w:ilvl w:val="0"/>
+          <w:numId w:val="26"/>
+        </w:numPr>
+        <w:shd w:val="clear" w:color="auto" w:fill="FFFFFF"/>
+        <w:spacing w:after="0"/>
+        <w:jc w:val="both"/>
+        <w:rPr>
+          <w:color w:val="000000"/>
+          <w:sz w:val="28"/>
+          <w:szCs w:val="28"/>
+          <w:lang w:val="ru-BY"/>
+        </w:rPr>
+      </w:pPr>
+      <w:r>
+        <w:rPr>
+          <w:color w:val="000000"/>
+          <w:sz w:val="28"/>
+          <w:szCs w:val="28"/>
+          <w:lang w:val="ru-BY"/>
+        </w:rPr>
+        <w:t xml:space="preserve">другие </w:t>
+      </w:r>
+      <w:proofErr w:type="spellStart"/>
+      <w:r>
+        <w:rPr>
+          <w:color w:val="000000"/>
+          <w:sz w:val="28"/>
+          <w:szCs w:val="28"/>
+          <w:lang w:val="ru-BY"/>
+        </w:rPr>
+        <w:t>переиспользуемые</w:t>
+      </w:r>
+      <w:proofErr w:type="spellEnd"/>
+      <w:r>
+        <w:rPr>
+          <w:color w:val="000000"/>
+          <w:sz w:val="28"/>
+          <w:szCs w:val="28"/>
+          <w:lang w:val="ru-BY"/>
+        </w:rPr>
+        <w:t xml:space="preserve"> объекты.</w:t>
+      </w:r>
+    </w:p>
+    <w:p>
+      <w:pPr>
+        <w:pStyle w:val="a3"/>
+        <w:shd w:val="clear" w:color="auto" w:fill="FFFFFF"/>
+        <w:spacing w:after="0"/>
+        <w:ind w:left="1068"/>
+        <w:jc w:val="both"/>
+        <w:rPr>
+          <w:b/>
+          <w:bCs/>
+          <w:color w:val="000000"/>
+          <w:sz w:val="28"/>
+          <w:szCs w:val="28"/>
+          <w:lang w:val="ru-BY"/>
+        </w:rPr>
+      </w:pPr>
+      <w:r>
+        <w:rPr>
+          <w:b/>
+          <w:bCs/>
+          <w:color w:val="000000"/>
+          <w:sz w:val="28"/>
+          <w:szCs w:val="28"/>
+          <w:lang w:val="ru-BY"/>
+        </w:rPr>
+        <w:t>Зачем нужен</w:t>
+      </w:r>
+    </w:p>
+    <w:p>
+      <w:pPr>
+        <w:pStyle w:val="a3"/>
+        <w:shd w:val="clear" w:color="auto" w:fill="FFFFFF"/>
+        <w:spacing w:after="0"/>
+        <w:ind w:left="1068"/>
+        <w:jc w:val="both"/>
+        <w:rPr>
+          <w:color w:val="000000"/>
+          <w:sz w:val="28"/>
+          <w:szCs w:val="28"/>
+          <w:lang w:val="ru-BY"/>
+        </w:rPr>
+      </w:pPr>
+      <w:r>
+        <w:rPr>
+          <w:color w:val="000000"/>
+          <w:sz w:val="28"/>
+          <w:szCs w:val="28"/>
+          <w:lang w:val="ru-BY"/>
+        </w:rPr>
+        <w:t>Чтобы не дублировать одинаковые данные и централизованно управлять ресурсами приложения.</w:t>
+      </w:r>
+    </w:p>
+    <w:p>
+      <w:pPr>
+        <w:pStyle w:val="a3"/>
+        <w:shd w:val="clear" w:color="auto" w:fill="FFFFFF"/>
+        <w:spacing w:after="0"/>
+        <w:ind w:left="1068"/>
+        <w:jc w:val="both"/>
+        <w:rPr>
+          <w:b/>
+          <w:bCs/>
+          <w:color w:val="000000"/>
+          <w:sz w:val="28"/>
+          <w:szCs w:val="28"/>
+          <w:lang w:val="ru-BY"/>
+        </w:rPr>
+      </w:pPr>
+      <w:r>
+        <w:rPr>
+          <w:b/>
+          <w:bCs/>
+          <w:color w:val="000000"/>
+          <w:sz w:val="28"/>
+          <w:szCs w:val="28"/>
+          <w:lang w:val="ru-BY"/>
+        </w:rPr>
+        <w:t>Примеры использования</w:t>
+      </w:r>
+    </w:p>
+    <w:p>
+      <w:pPr>
+        <w:pStyle w:val="a3"/>
+        <w:numPr>
+          <w:ilvl w:val="0"/>
+          <w:numId w:val="27"/>
+        </w:numPr>
+        <w:shd w:val="clear" w:color="auto" w:fill="FFFFFF"/>
+        <w:spacing w:after="0"/>
+        <w:jc w:val="both"/>
+        <w:rPr>
+          <w:color w:val="000000"/>
+          <w:sz w:val="28"/>
+          <w:szCs w:val="28"/>
+          <w:lang w:val="ru-BY"/>
+        </w:rPr>
+      </w:pPr>
+      <w:r>
+        <w:rPr>
+          <w:color w:val="000000"/>
+          <w:sz w:val="28"/>
+          <w:szCs w:val="28"/>
+          <w:lang w:val="ru-BY"/>
+        </w:rPr>
+        <w:t>стили интерфейса;</w:t>
+      </w:r>
+    </w:p>
+    <w:p>
+      <w:pPr>
+        <w:pStyle w:val="a3"/>
+        <w:numPr>
+          <w:ilvl w:val="0"/>
+          <w:numId w:val="27"/>
+        </w:numPr>
+        <w:shd w:val="clear" w:color="auto" w:fill="FFFFFF"/>
+        <w:spacing w:after="0"/>
+        <w:jc w:val="both"/>
+        <w:rPr>
+          <w:color w:val="000000"/>
+          <w:sz w:val="28"/>
+          <w:szCs w:val="28"/>
+          <w:lang w:val="ru-BY"/>
+        </w:rPr>
+      </w:pPr>
+      <w:r>
+        <w:rPr>
+          <w:color w:val="000000"/>
+          <w:sz w:val="28"/>
+          <w:szCs w:val="28"/>
+          <w:lang w:val="ru-BY"/>
+        </w:rPr>
+        <w:t>цвета темы;</w:t>
+      </w:r>
+    </w:p>
+    <w:p>
+      <w:pPr>
+        <w:pStyle w:val="a3"/>
+        <w:numPr>
+          <w:ilvl w:val="0"/>
+          <w:numId w:val="27"/>
+        </w:numPr>
+        <w:shd w:val="clear" w:color="auto" w:fill="FFFFFF"/>
+        <w:spacing w:after="0"/>
+        <w:jc w:val="both"/>
+        <w:rPr>
+          <w:color w:val="000000"/>
+          <w:sz w:val="28"/>
+          <w:szCs w:val="28"/>
+          <w:lang w:val="ru-BY"/>
+        </w:rPr>
+      </w:pPr>
+      <w:r>
+        <w:rPr>
+          <w:color w:val="000000"/>
+          <w:sz w:val="28"/>
+          <w:szCs w:val="28"/>
+          <w:lang w:val="ru-BY"/>
+        </w:rPr>
+        <w:t>локализация;</w:t>
+      </w:r>
+    </w:p>
+    <w:p>
+      <w:pPr>
+        <w:pStyle w:val="a3"/>
+        <w:numPr>
+          <w:ilvl w:val="0"/>
+          <w:numId w:val="27"/>
+        </w:numPr>
+        <w:shd w:val="clear" w:color="auto" w:fill="FFFFFF"/>
+        <w:spacing w:after="0"/>
+        <w:jc w:val="both"/>
+        <w:rPr>
+          <w:color w:val="000000"/>
+          <w:sz w:val="28"/>
+          <w:szCs w:val="28"/>
+          <w:lang w:val="ru-BY"/>
+        </w:rPr>
+      </w:pPr>
+      <w:r>
+        <w:rPr>
+          <w:color w:val="000000"/>
+          <w:sz w:val="28"/>
+          <w:szCs w:val="28"/>
+          <w:lang w:val="ru-BY"/>
+        </w:rPr>
+        <w:t>шаблоны элементов.</w:t>
+      </w:r>
+    </w:p>
+    <w:p>
+      <w:pPr>
+        <w:pStyle w:val="a3"/>
+        <w:shd w:val="clear" w:color="auto" w:fill="FFFFFF"/>
+        <w:spacing w:after="0"/>
+        <w:ind w:left="1068"/>
+        <w:jc w:val="both"/>
+        <w:rPr>
+          <w:color w:val="000000"/>
+          <w:sz w:val="28"/>
+          <w:szCs w:val="28"/>
+          <w:highlight w:val="yellow"/>
+        </w:rPr>
+      </w:pPr>
+    </w:p>
+    <w:p>
+      <w:pPr>
+        <w:pStyle w:val="a3"/>
+        <w:numPr>
+          <w:ilvl w:val="0"/>
+          <w:numId w:val="25"/>
+        </w:numPr>
+        <w:shd w:val="clear" w:color="auto" w:fill="FFFFFF"/>
+        <w:spacing w:after="0"/>
+        <w:jc w:val="both"/>
+        <w:rPr>
+          <w:color w:val="000000"/>
+          <w:sz w:val="28"/>
+          <w:szCs w:val="28"/>
+          <w:highlight w:val="yellow"/>
+        </w:rPr>
+      </w:pPr>
+      <w:r>
+        <w:rPr>
+          <w:color w:val="000000"/>
+          <w:sz w:val="28"/>
+          <w:szCs w:val="28"/>
+          <w:highlight w:val="yellow"/>
+        </w:rPr>
         <w:t>Что такое стиль и как его создать? В чем преимущество использования стиля?</w:t>
       </w:r>
+    </w:p>
+    <w:p>
+      <w:pPr>
+        <w:pStyle w:val="a3"/>
+        <w:shd w:val="clear" w:color="auto" w:fill="FFFFFF"/>
+        <w:spacing w:after="0"/>
+        <w:ind w:left="1068"/>
+        <w:jc w:val="both"/>
+        <w:rPr>
+          <w:color w:val="000000"/>
+          <w:sz w:val="28"/>
+          <w:szCs w:val="28"/>
+          <w:lang w:val="ru-BY"/>
+        </w:rPr>
+      </w:pPr>
+      <w:r>
+        <w:rPr>
+          <w:color w:val="000000"/>
+          <w:sz w:val="28"/>
+          <w:szCs w:val="28"/>
+          <w:lang w:val="ru-BY"/>
+        </w:rPr>
+        <w:t>Стиль — это набор настроек внешнего вида элемента.</w:t>
+      </w:r>
+    </w:p>
+    <w:p>
+      <w:pPr>
+        <w:pStyle w:val="a3"/>
+        <w:shd w:val="clear" w:color="auto" w:fill="FFFFFF"/>
+        <w:spacing w:after="0"/>
+        <w:ind w:left="1068"/>
+        <w:jc w:val="both"/>
+        <w:rPr>
+          <w:b/>
+          <w:bCs/>
+          <w:color w:val="000000"/>
+          <w:sz w:val="28"/>
+          <w:szCs w:val="28"/>
+          <w:lang w:val="ru-BY"/>
+        </w:rPr>
+      </w:pPr>
+      <w:r>
+        <w:rPr>
+          <w:b/>
+          <w:bCs/>
+          <w:color w:val="000000"/>
+          <w:sz w:val="28"/>
+          <w:szCs w:val="28"/>
+          <w:lang w:val="ru-BY"/>
+        </w:rPr>
+        <w:t>Пример</w:t>
+      </w:r>
+    </w:p>
+    <w:p>
+      <w:pPr>
+        <w:pStyle w:val="a3"/>
+        <w:shd w:val="clear" w:color="auto" w:fill="FFFFFF"/>
+        <w:ind w:left="1068"/>
+        <w:jc w:val="both"/>
+        <w:rPr>
+          <w:color w:val="000000"/>
+          <w:sz w:val="28"/>
+          <w:szCs w:val="28"/>
+          <w:lang w:val="ru-BY"/>
+        </w:rPr>
+      </w:pPr>
+      <w:proofErr w:type="spellStart"/>
+      <w:r>
+        <w:rPr>
+          <w:color w:val="000000"/>
+          <w:sz w:val="28"/>
+          <w:szCs w:val="28"/>
+          <w:lang w:val="ru-BY"/>
+        </w:rPr>
+        <w:t>xml</w:t>
+      </w:r>
+      <w:proofErr w:type="spellEnd"/>
+    </w:p>
+    <w:p>
+      <w:pPr>
+        <w:pStyle w:val="a3"/>
+        <w:shd w:val="clear" w:color="auto" w:fill="FFFFFF"/>
+        <w:ind w:left="1068"/>
+        <w:jc w:val="both"/>
+        <w:rPr>
+          <w:color w:val="000000"/>
+          <w:sz w:val="28"/>
+          <w:szCs w:val="28"/>
+          <w:lang w:val="ru-BY"/>
+        </w:rPr>
+      </w:pPr>
+      <w:r>
+        <w:rPr>
+          <w:color w:val="000000"/>
+          <w:sz w:val="28"/>
+          <w:szCs w:val="28"/>
+          <w:lang w:val="ru-BY"/>
+        </w:rPr>
+        <w:t xml:space="preserve">&lt;Style </w:t>
+      </w:r>
+      <w:proofErr w:type="spellStart"/>
+      <w:r>
+        <w:rPr>
+          <w:color w:val="000000"/>
+          <w:sz w:val="28"/>
+          <w:szCs w:val="28"/>
+          <w:lang w:val="ru-BY"/>
+        </w:rPr>
+        <w:t>TargetType</w:t>
+      </w:r>
+      <w:proofErr w:type="spellEnd"/>
+      <w:r>
+        <w:rPr>
+          <w:color w:val="000000"/>
+          <w:sz w:val="28"/>
+          <w:szCs w:val="28"/>
+          <w:lang w:val="ru-BY"/>
+        </w:rPr>
+        <w:t>="</w:t>
+      </w:r>
+      <w:proofErr w:type="spellStart"/>
+      <w:r>
+        <w:rPr>
+          <w:color w:val="000000"/>
+          <w:sz w:val="28"/>
+          <w:szCs w:val="28"/>
+          <w:lang w:val="ru-BY"/>
+        </w:rPr>
+        <w:t>Button</w:t>
+      </w:r>
+      <w:proofErr w:type="spellEnd"/>
+      <w:r>
+        <w:rPr>
+          <w:color w:val="000000"/>
+          <w:sz w:val="28"/>
+          <w:szCs w:val="28"/>
+          <w:lang w:val="ru-BY"/>
+        </w:rPr>
+        <w:t>"&gt;</w:t>
+      </w:r>
+    </w:p>
+    <w:p>
+      <w:pPr>
+        <w:pStyle w:val="a3"/>
+        <w:shd w:val="clear" w:color="auto" w:fill="FFFFFF"/>
+        <w:ind w:left="1068"/>
+        <w:jc w:val="both"/>
+        <w:rPr>
+          <w:color w:val="000000"/>
+          <w:sz w:val="28"/>
+          <w:szCs w:val="28"/>
+          <w:lang w:val="ru-BY"/>
+        </w:rPr>
+      </w:pPr>
+      <w:r>
+        <w:rPr>
+          <w:color w:val="000000"/>
+          <w:sz w:val="28"/>
+          <w:szCs w:val="28"/>
+          <w:lang w:val="ru-BY"/>
+        </w:rPr>
+        <w:t xml:space="preserve">    &lt;</w:t>
+      </w:r>
+      <w:proofErr w:type="spellStart"/>
+      <w:r>
+        <w:rPr>
+          <w:color w:val="000000"/>
+          <w:sz w:val="28"/>
+          <w:szCs w:val="28"/>
+          <w:lang w:val="ru-BY"/>
+        </w:rPr>
+        <w:t>Setter</w:t>
+      </w:r>
+      <w:proofErr w:type="spellEnd"/>
+      <w:r>
+        <w:rPr>
+          <w:color w:val="000000"/>
+          <w:sz w:val="28"/>
+          <w:szCs w:val="28"/>
+          <w:lang w:val="ru-BY"/>
+        </w:rPr>
+        <w:t xml:space="preserve"> Property="</w:t>
+      </w:r>
+      <w:proofErr w:type="spellStart"/>
+      <w:r>
+        <w:rPr>
+          <w:color w:val="000000"/>
+          <w:sz w:val="28"/>
+          <w:szCs w:val="28"/>
+          <w:lang w:val="ru-BY"/>
+        </w:rPr>
+        <w:t>Background</w:t>
+      </w:r>
+      <w:proofErr w:type="spellEnd"/>
+      <w:r>
+        <w:rPr>
+          <w:color w:val="000000"/>
+          <w:sz w:val="28"/>
+          <w:szCs w:val="28"/>
+          <w:lang w:val="ru-BY"/>
+        </w:rPr>
+        <w:t>" Value="Blue"/&gt;</w:t>
+      </w:r>
+    </w:p>
+    <w:p>
+      <w:pPr>
+        <w:pStyle w:val="a3"/>
+        <w:shd w:val="clear" w:color="auto" w:fill="FFFFFF"/>
+        <w:ind w:left="1068"/>
+        <w:jc w:val="both"/>
+        <w:rPr>
+          <w:color w:val="000000"/>
+          <w:sz w:val="28"/>
+          <w:szCs w:val="28"/>
+          <w:lang w:val="ru-BY"/>
+        </w:rPr>
+      </w:pPr>
+      <w:r>
+        <w:rPr>
+          <w:color w:val="000000"/>
+          <w:sz w:val="28"/>
+          <w:szCs w:val="28"/>
+          <w:lang w:val="ru-BY"/>
+        </w:rPr>
+        <w:t xml:space="preserve">    &lt;</w:t>
+      </w:r>
+      <w:proofErr w:type="spellStart"/>
+      <w:r>
+        <w:rPr>
+          <w:color w:val="000000"/>
+          <w:sz w:val="28"/>
+          <w:szCs w:val="28"/>
+          <w:lang w:val="ru-BY"/>
+        </w:rPr>
+        <w:t>Setter</w:t>
+      </w:r>
+      <w:proofErr w:type="spellEnd"/>
+      <w:r>
+        <w:rPr>
+          <w:color w:val="000000"/>
+          <w:sz w:val="28"/>
+          <w:szCs w:val="28"/>
+          <w:lang w:val="ru-BY"/>
+        </w:rPr>
+        <w:t xml:space="preserve"> Property="</w:t>
+      </w:r>
+      <w:proofErr w:type="spellStart"/>
+      <w:r>
+        <w:rPr>
+          <w:color w:val="000000"/>
+          <w:sz w:val="28"/>
+          <w:szCs w:val="28"/>
+          <w:lang w:val="ru-BY"/>
+        </w:rPr>
+        <w:t>Foreground</w:t>
+      </w:r>
+      <w:proofErr w:type="spellEnd"/>
+      <w:r>
+        <w:rPr>
+          <w:color w:val="000000"/>
+          <w:sz w:val="28"/>
+          <w:szCs w:val="28"/>
+          <w:lang w:val="ru-BY"/>
+        </w:rPr>
+        <w:t>" Value="White"/&gt;</w:t>
+      </w:r>
+    </w:p>
+    <w:p>
+      <w:pPr>
+        <w:pStyle w:val="a3"/>
+        <w:shd w:val="clear" w:color="auto" w:fill="FFFFFF"/>
+        <w:ind w:left="1068"/>
+        <w:jc w:val="both"/>
+        <w:rPr>
+          <w:color w:val="000000"/>
+          <w:sz w:val="28"/>
+          <w:szCs w:val="28"/>
+          <w:lang w:val="ru-BY"/>
+        </w:rPr>
+      </w:pPr>
+      <w:r>
+        <w:rPr>
+          <w:color w:val="000000"/>
+          <w:sz w:val="28"/>
+          <w:szCs w:val="28"/>
+          <w:lang w:val="ru-BY"/>
+        </w:rPr>
+        <w:t xml:space="preserve">    &lt;</w:t>
+      </w:r>
+      <w:proofErr w:type="spellStart"/>
+      <w:r>
+        <w:rPr>
+          <w:color w:val="000000"/>
+          <w:sz w:val="28"/>
+          <w:szCs w:val="28"/>
+          <w:lang w:val="ru-BY"/>
+        </w:rPr>
+        <w:t>Setter</w:t>
+      </w:r>
+      <w:proofErr w:type="spellEnd"/>
+      <w:r>
+        <w:rPr>
+          <w:color w:val="000000"/>
+          <w:sz w:val="28"/>
+          <w:szCs w:val="28"/>
+          <w:lang w:val="ru-BY"/>
+        </w:rPr>
+        <w:t xml:space="preserve"> Property="</w:t>
+      </w:r>
+      <w:proofErr w:type="spellStart"/>
+      <w:r>
+        <w:rPr>
+          <w:color w:val="000000"/>
+          <w:sz w:val="28"/>
+          <w:szCs w:val="28"/>
+          <w:lang w:val="ru-BY"/>
+        </w:rPr>
+        <w:t>Padding</w:t>
+      </w:r>
+      <w:proofErr w:type="spellEnd"/>
+      <w:r>
+        <w:rPr>
+          <w:color w:val="000000"/>
+          <w:sz w:val="28"/>
+          <w:szCs w:val="28"/>
+          <w:lang w:val="ru-BY"/>
+        </w:rPr>
+        <w:t>" Value="10,5"/&gt;</w:t>
+      </w:r>
+    </w:p>
+    <w:p>
+      <w:pPr>
+        <w:pStyle w:val="a3"/>
+        <w:shd w:val="clear" w:color="auto" w:fill="FFFFFF"/>
+        <w:ind w:left="1068"/>
+        <w:jc w:val="both"/>
+        <w:rPr>
+          <w:color w:val="000000"/>
+          <w:sz w:val="28"/>
+          <w:szCs w:val="28"/>
+          <w:lang w:val="ru-BY"/>
+        </w:rPr>
+      </w:pPr>
+      <w:r>
+        <w:rPr>
+          <w:color w:val="000000"/>
+          <w:sz w:val="28"/>
+          <w:szCs w:val="28"/>
+          <w:lang w:val="ru-BY"/>
+        </w:rPr>
+        <w:lastRenderedPageBreak/>
+        <w:t>&lt;/Style&gt;</w:t>
+      </w:r>
+    </w:p>
+    <w:p>
+      <w:pPr>
+        <w:pStyle w:val="a3"/>
+        <w:shd w:val="clear" w:color="auto" w:fill="FFFFFF"/>
+        <w:spacing w:after="0"/>
+        <w:ind w:left="1068"/>
+        <w:jc w:val="both"/>
+        <w:rPr>
+          <w:b/>
+          <w:bCs/>
+          <w:color w:val="000000"/>
+          <w:sz w:val="28"/>
+          <w:szCs w:val="28"/>
+          <w:lang w:val="ru-BY"/>
+        </w:rPr>
+      </w:pPr>
+      <w:r>
+        <w:rPr>
+          <w:b/>
+          <w:bCs/>
+          <w:color w:val="000000"/>
+          <w:sz w:val="28"/>
+          <w:szCs w:val="28"/>
+          <w:lang w:val="ru-BY"/>
+        </w:rPr>
+        <w:t>Как создать</w:t>
+      </w:r>
+    </w:p>
+    <w:p>
+      <w:pPr>
+        <w:pStyle w:val="a3"/>
+        <w:shd w:val="clear" w:color="auto" w:fill="FFFFFF"/>
+        <w:spacing w:after="0"/>
+        <w:ind w:left="1068"/>
+        <w:jc w:val="both"/>
+        <w:rPr>
+          <w:color w:val="000000"/>
+          <w:sz w:val="28"/>
+          <w:szCs w:val="28"/>
+          <w:lang w:val="ru-BY"/>
+        </w:rPr>
+      </w:pPr>
+      <w:r>
+        <w:rPr>
+          <w:color w:val="000000"/>
+          <w:sz w:val="28"/>
+          <w:szCs w:val="28"/>
+          <w:lang w:val="ru-BY"/>
+        </w:rPr>
+        <w:t>Стиль можно создать:</w:t>
+      </w:r>
+    </w:p>
+    <w:p>
+      <w:pPr>
+        <w:pStyle w:val="a3"/>
+        <w:numPr>
+          <w:ilvl w:val="0"/>
+          <w:numId w:val="28"/>
+        </w:numPr>
+        <w:shd w:val="clear" w:color="auto" w:fill="FFFFFF"/>
+        <w:spacing w:after="0"/>
+        <w:jc w:val="both"/>
+        <w:rPr>
+          <w:color w:val="000000"/>
+          <w:sz w:val="28"/>
+          <w:szCs w:val="28"/>
+          <w:lang w:val="ru-BY"/>
+        </w:rPr>
+      </w:pPr>
+      <w:r>
+        <w:rPr>
+          <w:color w:val="000000"/>
+          <w:sz w:val="28"/>
+          <w:szCs w:val="28"/>
+          <w:lang w:val="ru-BY"/>
+        </w:rPr>
+        <w:t>в ресурсах окна;</w:t>
+      </w:r>
+    </w:p>
+    <w:p>
+      <w:pPr>
+        <w:pStyle w:val="a3"/>
+        <w:numPr>
+          <w:ilvl w:val="0"/>
+          <w:numId w:val="28"/>
+        </w:numPr>
+        <w:shd w:val="clear" w:color="auto" w:fill="FFFFFF"/>
+        <w:spacing w:after="0"/>
+        <w:jc w:val="both"/>
+        <w:rPr>
+          <w:color w:val="000000"/>
+          <w:sz w:val="28"/>
+          <w:szCs w:val="28"/>
+          <w:lang w:val="ru-BY"/>
+        </w:rPr>
+      </w:pPr>
+      <w:r>
+        <w:rPr>
+          <w:color w:val="000000"/>
+          <w:sz w:val="28"/>
+          <w:szCs w:val="28"/>
+          <w:lang w:val="ru-BY"/>
+        </w:rPr>
+        <w:t xml:space="preserve">в </w:t>
+      </w:r>
+      <w:proofErr w:type="spellStart"/>
+      <w:r>
+        <w:rPr>
+          <w:color w:val="000000"/>
+          <w:sz w:val="28"/>
+          <w:szCs w:val="28"/>
+          <w:lang w:val="ru-BY"/>
+        </w:rPr>
+        <w:t>App.xaml</w:t>
+      </w:r>
+      <w:proofErr w:type="spellEnd"/>
+      <w:r>
+        <w:rPr>
+          <w:color w:val="000000"/>
+          <w:sz w:val="28"/>
+          <w:szCs w:val="28"/>
+          <w:lang w:val="ru-BY"/>
+        </w:rPr>
+        <w:t>;</w:t>
+      </w:r>
+    </w:p>
+    <w:p>
+      <w:pPr>
+        <w:pStyle w:val="a3"/>
+        <w:numPr>
+          <w:ilvl w:val="0"/>
+          <w:numId w:val="28"/>
+        </w:numPr>
+        <w:shd w:val="clear" w:color="auto" w:fill="FFFFFF"/>
+        <w:spacing w:after="0"/>
+        <w:jc w:val="both"/>
+        <w:rPr>
+          <w:color w:val="000000"/>
+          <w:sz w:val="28"/>
+          <w:szCs w:val="28"/>
+          <w:lang w:val="ru-BY"/>
+        </w:rPr>
+      </w:pPr>
+      <w:r>
+        <w:rPr>
+          <w:color w:val="000000"/>
+          <w:sz w:val="28"/>
+          <w:szCs w:val="28"/>
+          <w:lang w:val="ru-BY"/>
+        </w:rPr>
+        <w:t>в отдельном файле словаря ресурсов.</w:t>
+      </w:r>
+    </w:p>
+    <w:p>
+      <w:pPr>
+        <w:pStyle w:val="a3"/>
+        <w:shd w:val="clear" w:color="auto" w:fill="FFFFFF"/>
+        <w:spacing w:after="0"/>
+        <w:ind w:left="1068"/>
+        <w:jc w:val="both"/>
+        <w:rPr>
+          <w:b/>
+          <w:bCs/>
+          <w:color w:val="000000"/>
+          <w:sz w:val="28"/>
+          <w:szCs w:val="28"/>
+          <w:lang w:val="ru-BY"/>
+        </w:rPr>
+      </w:pPr>
+      <w:r>
+        <w:rPr>
+          <w:b/>
+          <w:bCs/>
+          <w:color w:val="000000"/>
+          <w:sz w:val="28"/>
+          <w:szCs w:val="28"/>
+          <w:lang w:val="ru-BY"/>
+        </w:rPr>
+        <w:t>Преимущества</w:t>
+      </w:r>
+    </w:p>
+    <w:p>
+      <w:pPr>
+        <w:pStyle w:val="a3"/>
+        <w:numPr>
+          <w:ilvl w:val="0"/>
+          <w:numId w:val="29"/>
+        </w:numPr>
+        <w:shd w:val="clear" w:color="auto" w:fill="FFFFFF"/>
+        <w:spacing w:after="0"/>
+        <w:jc w:val="both"/>
+        <w:rPr>
+          <w:color w:val="000000"/>
+          <w:sz w:val="28"/>
+          <w:szCs w:val="28"/>
+          <w:lang w:val="ru-BY"/>
+        </w:rPr>
+      </w:pPr>
+      <w:r>
+        <w:rPr>
+          <w:color w:val="000000"/>
+          <w:sz w:val="28"/>
+          <w:szCs w:val="28"/>
+          <w:lang w:val="ru-BY"/>
+        </w:rPr>
+        <w:t>единый внешний вид;</w:t>
+      </w:r>
+    </w:p>
+    <w:p>
+      <w:pPr>
+        <w:pStyle w:val="a3"/>
+        <w:numPr>
+          <w:ilvl w:val="0"/>
+          <w:numId w:val="29"/>
+        </w:numPr>
+        <w:shd w:val="clear" w:color="auto" w:fill="FFFFFF"/>
+        <w:spacing w:after="0"/>
+        <w:jc w:val="both"/>
+        <w:rPr>
+          <w:color w:val="000000"/>
+          <w:sz w:val="28"/>
+          <w:szCs w:val="28"/>
+          <w:lang w:val="ru-BY"/>
+        </w:rPr>
+      </w:pPr>
+      <w:r>
+        <w:rPr>
+          <w:color w:val="000000"/>
+          <w:sz w:val="28"/>
+          <w:szCs w:val="28"/>
+          <w:lang w:val="ru-BY"/>
+        </w:rPr>
+        <w:t>меньше дублирования кода;</w:t>
+      </w:r>
+    </w:p>
+    <w:p>
+      <w:pPr>
+        <w:pStyle w:val="a3"/>
+        <w:numPr>
+          <w:ilvl w:val="0"/>
+          <w:numId w:val="29"/>
+        </w:numPr>
+        <w:shd w:val="clear" w:color="auto" w:fill="FFFFFF"/>
+        <w:spacing w:after="0"/>
+        <w:jc w:val="both"/>
+        <w:rPr>
+          <w:color w:val="000000"/>
+          <w:sz w:val="28"/>
+          <w:szCs w:val="28"/>
+          <w:lang w:val="ru-BY"/>
+        </w:rPr>
+      </w:pPr>
+      <w:r>
+        <w:rPr>
+          <w:color w:val="000000"/>
+          <w:sz w:val="28"/>
+          <w:szCs w:val="28"/>
+          <w:lang w:val="ru-BY"/>
+        </w:rPr>
+        <w:t>проще менять дизайн;</w:t>
+      </w:r>
+    </w:p>
+    <w:p>
+      <w:pPr>
+        <w:pStyle w:val="a3"/>
+        <w:numPr>
+          <w:ilvl w:val="0"/>
+          <w:numId w:val="29"/>
+        </w:numPr>
+        <w:shd w:val="clear" w:color="auto" w:fill="FFFFFF"/>
+        <w:spacing w:after="0"/>
+        <w:jc w:val="both"/>
+        <w:rPr>
+          <w:color w:val="000000"/>
+          <w:sz w:val="28"/>
+          <w:szCs w:val="28"/>
+          <w:lang w:val="ru-BY"/>
+        </w:rPr>
+      </w:pPr>
+      <w:r>
+        <w:rPr>
+          <w:color w:val="000000"/>
+          <w:sz w:val="28"/>
+          <w:szCs w:val="28"/>
+          <w:lang w:val="ru-BY"/>
+        </w:rPr>
+        <w:t>удобнее поддерживать проект;</w:t>
+      </w:r>
+    </w:p>
+    <w:p>
+      <w:pPr>
+        <w:pStyle w:val="a3"/>
+        <w:numPr>
+          <w:ilvl w:val="0"/>
+          <w:numId w:val="29"/>
+        </w:numPr>
+        <w:shd w:val="clear" w:color="auto" w:fill="FFFFFF"/>
+        <w:spacing w:after="0"/>
+        <w:jc w:val="both"/>
+        <w:rPr>
+          <w:color w:val="000000"/>
+          <w:sz w:val="28"/>
+          <w:szCs w:val="28"/>
+          <w:lang w:val="ru-BY"/>
+        </w:rPr>
+      </w:pPr>
+      <w:r>
+        <w:rPr>
+          <w:color w:val="000000"/>
+          <w:sz w:val="28"/>
+          <w:szCs w:val="28"/>
+          <w:lang w:val="ru-BY"/>
+        </w:rPr>
+        <w:t>легко применять ко многим элементам сразу.</w:t>
+      </w:r>
+    </w:p>
+    <w:p>
+      <w:pPr>
+        <w:pStyle w:val="a3"/>
+        <w:shd w:val="clear" w:color="auto" w:fill="FFFFFF"/>
+        <w:spacing w:after="0"/>
+        <w:ind w:left="1068"/>
+        <w:jc w:val="both"/>
+        <w:rPr>
+          <w:color w:val="000000"/>
+          <w:sz w:val="28"/>
+          <w:szCs w:val="28"/>
+          <w:highlight w:val="yellow"/>
+          <w:lang w:val="ru-BY"/>
+        </w:rPr>
+      </w:pPr>
     </w:p>
     <w:p>
       <w:pPr>
@@ -2171,8 +4885,9 @@
           <w:noProof/>
           <w:lang w:eastAsia="ru-RU"/>
         </w:rPr>
+        <w:lastRenderedPageBreak/>
         <w:drawing>
-          <wp:inline distT="0" distB="0" distL="0" distR="0" wp14:anchorId="4E7D0852" wp14:editId="3655D077">
+          <wp:inline distT="0" distB="0" distL="0" distR="0" wp14:anchorId="4E7D0852" wp14:editId="0597454C">
             <wp:extent cx="2473377" cy="2628900"/>
             <wp:effectExtent l="0" t="0" r="3175" b="0"/>
             <wp:docPr id="3" name="Рисунок 3" descr="Картинки по запросу &quot;shop desctop WPF&quot;"/>
@@ -2299,7 +5014,6 @@
           <w:noProof/>
           <w:lang w:eastAsia="ru-RU"/>
         </w:rPr>
-        <w:lastRenderedPageBreak/>
         <w:drawing>
           <wp:inline distT="0" distB="0" distL="0" distR="0" wp14:anchorId="10E12A48" wp14:editId="291FD0B8">
             <wp:extent cx="5551873" cy="3682365"/>
@@ -2372,6 +5086,7 @@
           <w:noProof/>
           <w:lang w:eastAsia="ru-RU"/>
         </w:rPr>
+        <w:lastRenderedPageBreak/>
         <w:drawing>
           <wp:inline distT="0" distB="0" distL="0" distR="0" wp14:anchorId="4496DE0A" wp14:editId="6AD0EC23">
             <wp:extent cx="2550319" cy="3400425"/>
@@ -2499,7 +5214,6 @@
           <w:noProof/>
           <w:lang w:eastAsia="ru-RU"/>
         </w:rPr>
-        <w:lastRenderedPageBreak/>
         <w:drawing>
           <wp:inline distT="0" distB="0" distL="0" distR="0" wp14:anchorId="1DAAECBA" wp14:editId="41486227">
             <wp:extent cx="5208905" cy="3406097"/>
@@ -2584,6 +5298,7 @@
           <w:noProof/>
           <w:lang w:eastAsia="ru-RU"/>
         </w:rPr>
+        <w:lastRenderedPageBreak/>
         <w:drawing>
           <wp:inline distT="0" distB="0" distL="0" distR="0" wp14:anchorId="10EA500E" wp14:editId="080DF36B">
             <wp:extent cx="5014595" cy="3102650"/>
@@ -3380,6 +6095,155 @@
     </w:lvl>
   </w:abstractNum>
   <w:abstractNum w:abstractNumId="6" w15:restartNumberingAfterBreak="0">
+    <w:nsid w:val="180B0343"/>
+    <w:multiLevelType w:val="multilevel"/>
+    <w:tmpl w:val="991A2626"/>
+    <w:lvl w:ilvl="0">
+      <w:start w:val="1"/>
+      <w:numFmt w:val="bullet"/>
+      <w:lvlText w:val=""/>
+      <w:lvlJc w:val="left"/>
+      <w:pPr>
+        <w:tabs>
+          <w:tab w:val="num" w:pos="720"/>
+        </w:tabs>
+        <w:ind w:left="720" w:hanging="360"/>
+      </w:pPr>
+      <w:rPr>
+        <w:rFonts w:ascii="Symbol" w:hAnsi="Symbol" w:hint="default"/>
+        <w:sz w:val="20"/>
+      </w:rPr>
+    </w:lvl>
+    <w:lvl w:ilvl="1" w:tentative="1">
+      <w:start w:val="1"/>
+      <w:numFmt w:val="bullet"/>
+      <w:lvlText w:val="o"/>
+      <w:lvlJc w:val="left"/>
+      <w:pPr>
+        <w:tabs>
+          <w:tab w:val="num" w:pos="1440"/>
+        </w:tabs>
+        <w:ind w:left="1440" w:hanging="360"/>
+      </w:pPr>
+      <w:rPr>
+        <w:rFonts w:ascii="Courier New" w:hAnsi="Courier New" w:hint="default"/>
+        <w:sz w:val="20"/>
+      </w:rPr>
+    </w:lvl>
+    <w:lvl w:ilvl="2" w:tentative="1">
+      <w:start w:val="1"/>
+      <w:numFmt w:val="bullet"/>
+      <w:lvlText w:val=""/>
+      <w:lvlJc w:val="left"/>
+      <w:pPr>
+        <w:tabs>
+          <w:tab w:val="num" w:pos="2160"/>
+        </w:tabs>
+        <w:ind w:left="2160" w:hanging="360"/>
+      </w:pPr>
+      <w:rPr>
+        <w:rFonts w:ascii="Wingdings" w:hAnsi="Wingdings" w:hint="default"/>
+        <w:sz w:val="20"/>
+      </w:rPr>
+    </w:lvl>
+    <w:lvl w:ilvl="3" w:tentative="1">
+      <w:start w:val="1"/>
+      <w:numFmt w:val="bullet"/>
+      <w:lvlText w:val=""/>
+      <w:lvlJc w:val="left"/>
+      <w:pPr>
+        <w:tabs>
+          <w:tab w:val="num" w:pos="2880"/>
+        </w:tabs>
+        <w:ind w:left="2880" w:hanging="360"/>
+      </w:pPr>
+      <w:rPr>
+        <w:rFonts w:ascii="Wingdings" w:hAnsi="Wingdings" w:hint="default"/>
+        <w:sz w:val="20"/>
+      </w:rPr>
+    </w:lvl>
+    <w:lvl w:ilvl="4" w:tentative="1">
+      <w:start w:val="1"/>
+      <w:numFmt w:val="bullet"/>
+      <w:lvlText w:val=""/>
+      <w:lvlJc w:val="left"/>
+      <w:pPr>
+        <w:tabs>
+          <w:tab w:val="num" w:pos="3600"/>
+        </w:tabs>
+        <w:ind w:left="3600" w:hanging="360"/>
+      </w:pPr>
+      <w:rPr>
+        <w:rFonts w:ascii="Wingdings" w:hAnsi="Wingdings" w:hint="default"/>
+        <w:sz w:val="20"/>
+      </w:rPr>
+    </w:lvl>
+    <w:lvl w:ilvl="5" w:tentative="1">
+      <w:start w:val="1"/>
+      <w:numFmt w:val="bullet"/>
+      <w:lvlText w:val=""/>
+      <w:lvlJc w:val="left"/>
+      <w:pPr>
+        <w:tabs>
+          <w:tab w:val="num" w:pos="4320"/>
+        </w:tabs>
+        <w:ind w:left="4320" w:hanging="360"/>
+      </w:pPr>
+      <w:rPr>
+        <w:rFonts w:ascii="Wingdings" w:hAnsi="Wingdings" w:hint="default"/>
+        <w:sz w:val="20"/>
+      </w:rPr>
+    </w:lvl>
+    <w:lvl w:ilvl="6" w:tentative="1">
+      <w:start w:val="1"/>
+      <w:numFmt w:val="bullet"/>
+      <w:lvlText w:val=""/>
+      <w:lvlJc w:val="left"/>
+      <w:pPr>
+        <w:tabs>
+          <w:tab w:val="num" w:pos="5040"/>
+        </w:tabs>
+        <w:ind w:left="5040" w:hanging="360"/>
+      </w:pPr>
+      <w:rPr>
+        <w:rFonts w:ascii="Wingdings" w:hAnsi="Wingdings" w:hint="default"/>
+        <w:sz w:val="20"/>
+      </w:rPr>
+    </w:lvl>
+    <w:lvl w:ilvl="7" w:tentative="1">
+      <w:start w:val="1"/>
+      <w:numFmt w:val="bullet"/>
+      <w:lvlText w:val=""/>
+      <w:lvlJc w:val="left"/>
+      <w:pPr>
+        <w:tabs>
+          <w:tab w:val="num" w:pos="5760"/>
+        </w:tabs>
+        <w:ind w:left="5760" w:hanging="360"/>
+      </w:pPr>
+      <w:rPr>
+        <w:rFonts w:ascii="Wingdings" w:hAnsi="Wingdings" w:hint="default"/>
+        <w:sz w:val="20"/>
+      </w:rPr>
+    </w:lvl>
+    <w:lvl w:ilvl="8" w:tentative="1">
+      <w:start w:val="1"/>
+      <w:numFmt w:val="bullet"/>
+      <w:lvlText w:val=""/>
+      <w:lvlJc w:val="left"/>
+      <w:pPr>
+        <w:tabs>
+          <w:tab w:val="num" w:pos="6480"/>
+        </w:tabs>
+        <w:ind w:left="6480" w:hanging="360"/>
+      </w:pPr>
+      <w:rPr>
+        <w:rFonts w:ascii="Wingdings" w:hAnsi="Wingdings" w:hint="default"/>
+        <w:sz w:val="20"/>
+      </w:rPr>
+    </w:lvl>
+  </w:abstractNum>
+  <w:abstractNum w:abstractNumId="7" w15:restartNumberingAfterBreak="0">
     <w:nsid w:val="1CD26546"/>
     <w:multiLevelType w:val="hybridMultilevel"/>
     <w:tmpl w:val="6212C1EE"/>
@@ -3468,7 +6332,156 @@
       </w:pPr>
     </w:lvl>
   </w:abstractNum>
-  <w:abstractNum w:abstractNumId="7" w15:restartNumberingAfterBreak="0">
+  <w:abstractNum w:abstractNumId="8" w15:restartNumberingAfterBreak="0">
+    <w:nsid w:val="1FF12AC4"/>
+    <w:multiLevelType w:val="multilevel"/>
+    <w:tmpl w:val="970627EA"/>
+    <w:lvl w:ilvl="0">
+      <w:start w:val="1"/>
+      <w:numFmt w:val="bullet"/>
+      <w:lvlText w:val=""/>
+      <w:lvlJc w:val="left"/>
+      <w:pPr>
+        <w:tabs>
+          <w:tab w:val="num" w:pos="720"/>
+        </w:tabs>
+        <w:ind w:left="720" w:hanging="360"/>
+      </w:pPr>
+      <w:rPr>
+        <w:rFonts w:ascii="Symbol" w:hAnsi="Symbol" w:hint="default"/>
+        <w:sz w:val="20"/>
+      </w:rPr>
+    </w:lvl>
+    <w:lvl w:ilvl="1" w:tentative="1">
+      <w:start w:val="1"/>
+      <w:numFmt w:val="bullet"/>
+      <w:lvlText w:val="o"/>
+      <w:lvlJc w:val="left"/>
+      <w:pPr>
+        <w:tabs>
+          <w:tab w:val="num" w:pos="1440"/>
+        </w:tabs>
+        <w:ind w:left="1440" w:hanging="360"/>
+      </w:pPr>
+      <w:rPr>
+        <w:rFonts w:ascii="Courier New" w:hAnsi="Courier New" w:hint="default"/>
+        <w:sz w:val="20"/>
+      </w:rPr>
+    </w:lvl>
+    <w:lvl w:ilvl="2" w:tentative="1">
+      <w:start w:val="1"/>
+      <w:numFmt w:val="bullet"/>
+      <w:lvlText w:val=""/>
+      <w:lvlJc w:val="left"/>
+      <w:pPr>
+        <w:tabs>
+          <w:tab w:val="num" w:pos="2160"/>
+        </w:tabs>
+        <w:ind w:left="2160" w:hanging="360"/>
+      </w:pPr>
+      <w:rPr>
+        <w:rFonts w:ascii="Wingdings" w:hAnsi="Wingdings" w:hint="default"/>
+        <w:sz w:val="20"/>
+      </w:rPr>
+    </w:lvl>
+    <w:lvl w:ilvl="3" w:tentative="1">
+      <w:start w:val="1"/>
+      <w:numFmt w:val="bullet"/>
+      <w:lvlText w:val=""/>
+      <w:lvlJc w:val="left"/>
+      <w:pPr>
+        <w:tabs>
+          <w:tab w:val="num" w:pos="2880"/>
+        </w:tabs>
+        <w:ind w:left="2880" w:hanging="360"/>
+      </w:pPr>
+      <w:rPr>
+        <w:rFonts w:ascii="Wingdings" w:hAnsi="Wingdings" w:hint="default"/>
+        <w:sz w:val="20"/>
+      </w:rPr>
+    </w:lvl>
+    <w:lvl w:ilvl="4" w:tentative="1">
+      <w:start w:val="1"/>
+      <w:numFmt w:val="bullet"/>
+      <w:lvlText w:val=""/>
+      <w:lvlJc w:val="left"/>
+      <w:pPr>
+        <w:tabs>
+          <w:tab w:val="num" w:pos="3600"/>
+        </w:tabs>
+        <w:ind w:left="3600" w:hanging="360"/>
+      </w:pPr>
+      <w:rPr>
+        <w:rFonts w:ascii="Wingdings" w:hAnsi="Wingdings" w:hint="default"/>
+        <w:sz w:val="20"/>
+      </w:rPr>
+    </w:lvl>
+    <w:lvl w:ilvl="5" w:tentative="1">
+      <w:start w:val="1"/>
+      <w:numFmt w:val="bullet"/>
+      <w:lvlText w:val=""/>
+      <w:lvlJc w:val="left"/>
+      <w:pPr>
+        <w:tabs>
+          <w:tab w:val="num" w:pos="4320"/>
+        </w:tabs>
+        <w:ind w:left="4320" w:hanging="360"/>
+      </w:pPr>
+      <w:rPr>
+        <w:rFonts w:ascii="Wingdings" w:hAnsi="Wingdings" w:hint="default"/>
+        <w:sz w:val="20"/>
+      </w:rPr>
+    </w:lvl>
+    <w:lvl w:ilvl="6" w:tentative="1">
+      <w:start w:val="1"/>
+      <w:numFmt w:val="bullet"/>
+      <w:lvlText w:val=""/>
+      <w:lvlJc w:val="left"/>
+      <w:pPr>
+        <w:tabs>
+          <w:tab w:val="num" w:pos="5040"/>
+        </w:tabs>
+        <w:ind w:left="5040" w:hanging="360"/>
+      </w:pPr>
+      <w:rPr>
+        <w:rFonts w:ascii="Wingdings" w:hAnsi="Wingdings" w:hint="default"/>
+        <w:sz w:val="20"/>
+      </w:rPr>
+    </w:lvl>
+    <w:lvl w:ilvl="7" w:tentative="1">
+      <w:start w:val="1"/>
+      <w:numFmt w:val="bullet"/>
+      <w:lvlText w:val=""/>
+      <w:lvlJc w:val="left"/>
+      <w:pPr>
+        <w:tabs>
+          <w:tab w:val="num" w:pos="5760"/>
+        </w:tabs>
+        <w:ind w:left="5760" w:hanging="360"/>
+      </w:pPr>
+      <w:rPr>
+        <w:rFonts w:ascii="Wingdings" w:hAnsi="Wingdings" w:hint="default"/>
+        <w:sz w:val="20"/>
+      </w:rPr>
+    </w:lvl>
+    <w:lvl w:ilvl="8" w:tentative="1">
+      <w:start w:val="1"/>
+      <w:numFmt w:val="bullet"/>
+      <w:lvlText w:val=""/>
+      <w:lvlJc w:val="left"/>
+      <w:pPr>
+        <w:tabs>
+          <w:tab w:val="num" w:pos="6480"/>
+        </w:tabs>
+        <w:ind w:left="6480" w:hanging="360"/>
+      </w:pPr>
+      <w:rPr>
+        <w:rFonts w:ascii="Wingdings" w:hAnsi="Wingdings" w:hint="default"/>
+        <w:sz w:val="20"/>
+      </w:rPr>
+    </w:lvl>
+  </w:abstractNum>
+  <w:abstractNum w:abstractNumId="9" w15:restartNumberingAfterBreak="0">
     <w:nsid w:val="26526238"/>
     <w:multiLevelType w:val="singleLevel"/>
     <w:tmpl w:val="0419000F"/>
@@ -3485,7 +6498,7 @@
       </w:pPr>
     </w:lvl>
   </w:abstractNum>
-  <w:abstractNum w:abstractNumId="8" w15:restartNumberingAfterBreak="0">
+  <w:abstractNum w:abstractNumId="10" w15:restartNumberingAfterBreak="0">
     <w:nsid w:val="27B5057A"/>
     <w:multiLevelType w:val="hybridMultilevel"/>
     <w:tmpl w:val="1D8611A2"/>
@@ -3577,7 +6590,305 @@
       </w:pPr>
     </w:lvl>
   </w:abstractNum>
-  <w:abstractNum w:abstractNumId="9" w15:restartNumberingAfterBreak="0">
+  <w:abstractNum w:abstractNumId="11" w15:restartNumberingAfterBreak="0">
+    <w:nsid w:val="2FB16550"/>
+    <w:multiLevelType w:val="multilevel"/>
+    <w:tmpl w:val="1666CAF6"/>
+    <w:lvl w:ilvl="0">
+      <w:start w:val="1"/>
+      <w:numFmt w:val="bullet"/>
+      <w:lvlText w:val=""/>
+      <w:lvlJc w:val="left"/>
+      <w:pPr>
+        <w:tabs>
+          <w:tab w:val="num" w:pos="720"/>
+        </w:tabs>
+        <w:ind w:left="720" w:hanging="360"/>
+      </w:pPr>
+      <w:rPr>
+        <w:rFonts w:ascii="Symbol" w:hAnsi="Symbol" w:hint="default"/>
+        <w:sz w:val="20"/>
+      </w:rPr>
+    </w:lvl>
+    <w:lvl w:ilvl="1" w:tentative="1">
+      <w:start w:val="1"/>
+      <w:numFmt w:val="bullet"/>
+      <w:lvlText w:val="o"/>
+      <w:lvlJc w:val="left"/>
+      <w:pPr>
+        <w:tabs>
+          <w:tab w:val="num" w:pos="1440"/>
+        </w:tabs>
+        <w:ind w:left="1440" w:hanging="360"/>
+      </w:pPr>
+      <w:rPr>
+        <w:rFonts w:ascii="Courier New" w:hAnsi="Courier New" w:hint="default"/>
+        <w:sz w:val="20"/>
+      </w:rPr>
+    </w:lvl>
+    <w:lvl w:ilvl="2" w:tentative="1">
+      <w:start w:val="1"/>
+      <w:numFmt w:val="bullet"/>
+      <w:lvlText w:val=""/>
+      <w:lvlJc w:val="left"/>
+      <w:pPr>
+        <w:tabs>
+          <w:tab w:val="num" w:pos="2160"/>
+        </w:tabs>
+        <w:ind w:left="2160" w:hanging="360"/>
+      </w:pPr>
+      <w:rPr>
+        <w:rFonts w:ascii="Wingdings" w:hAnsi="Wingdings" w:hint="default"/>
+        <w:sz w:val="20"/>
+      </w:rPr>
+    </w:lvl>
+    <w:lvl w:ilvl="3" w:tentative="1">
+      <w:start w:val="1"/>
+      <w:numFmt w:val="bullet"/>
+      <w:lvlText w:val=""/>
+      <w:lvlJc w:val="left"/>
+      <w:pPr>
+        <w:tabs>
+          <w:tab w:val="num" w:pos="2880"/>
+        </w:tabs>
+        <w:ind w:left="2880" w:hanging="360"/>
+      </w:pPr>
+      <w:rPr>
+        <w:rFonts w:ascii="Wingdings" w:hAnsi="Wingdings" w:hint="default"/>
+        <w:sz w:val="20"/>
+      </w:rPr>
+    </w:lvl>
+    <w:lvl w:ilvl="4" w:tentative="1">
+      <w:start w:val="1"/>
+      <w:numFmt w:val="bullet"/>
+      <w:lvlText w:val=""/>
+      <w:lvlJc w:val="left"/>
+      <w:pPr>
+        <w:tabs>
+          <w:tab w:val="num" w:pos="3600"/>
+        </w:tabs>
+        <w:ind w:left="3600" w:hanging="360"/>
+      </w:pPr>
+      <w:rPr>
+        <w:rFonts w:ascii="Wingdings" w:hAnsi="Wingdings" w:hint="default"/>
+        <w:sz w:val="20"/>
+      </w:rPr>
+    </w:lvl>
+    <w:lvl w:ilvl="5" w:tentative="1">
+      <w:start w:val="1"/>
+      <w:numFmt w:val="bullet"/>
+      <w:lvlText w:val=""/>
+      <w:lvlJc w:val="left"/>
+      <w:pPr>
+        <w:tabs>
+          <w:tab w:val="num" w:pos="4320"/>
+        </w:tabs>
+        <w:ind w:left="4320" w:hanging="360"/>
+      </w:pPr>
+      <w:rPr>
+        <w:rFonts w:ascii="Wingdings" w:hAnsi="Wingdings" w:hint="default"/>
+        <w:sz w:val="20"/>
+      </w:rPr>
+    </w:lvl>
+    <w:lvl w:ilvl="6" w:tentative="1">
+      <w:start w:val="1"/>
+      <w:numFmt w:val="bullet"/>
+      <w:lvlText w:val=""/>
+      <w:lvlJc w:val="left"/>
+      <w:pPr>
+        <w:tabs>
+          <w:tab w:val="num" w:pos="5040"/>
+        </w:tabs>
+        <w:ind w:left="5040" w:hanging="360"/>
+      </w:pPr>
+      <w:rPr>
+        <w:rFonts w:ascii="Wingdings" w:hAnsi="Wingdings" w:hint="default"/>
+        <w:sz w:val="20"/>
+      </w:rPr>
+    </w:lvl>
+    <w:lvl w:ilvl="7" w:tentative="1">
+      <w:start w:val="1"/>
+      <w:numFmt w:val="bullet"/>
+      <w:lvlText w:val=""/>
+      <w:lvlJc w:val="left"/>
+      <w:pPr>
+        <w:tabs>
+          <w:tab w:val="num" w:pos="5760"/>
+        </w:tabs>
+        <w:ind w:left="5760" w:hanging="360"/>
+      </w:pPr>
+      <w:rPr>
+        <w:rFonts w:ascii="Wingdings" w:hAnsi="Wingdings" w:hint="default"/>
+        <w:sz w:val="20"/>
+      </w:rPr>
+    </w:lvl>
+    <w:lvl w:ilvl="8" w:tentative="1">
+      <w:start w:val="1"/>
+      <w:numFmt w:val="bullet"/>
+      <w:lvlText w:val=""/>
+      <w:lvlJc w:val="left"/>
+      <w:pPr>
+        <w:tabs>
+          <w:tab w:val="num" w:pos="6480"/>
+        </w:tabs>
+        <w:ind w:left="6480" w:hanging="360"/>
+      </w:pPr>
+      <w:rPr>
+        <w:rFonts w:ascii="Wingdings" w:hAnsi="Wingdings" w:hint="default"/>
+        <w:sz w:val="20"/>
+      </w:rPr>
+    </w:lvl>
+  </w:abstractNum>
+  <w:abstractNum w:abstractNumId="12" w15:restartNumberingAfterBreak="0">
+    <w:nsid w:val="330C023B"/>
+    <w:multiLevelType w:val="multilevel"/>
+    <w:tmpl w:val="A536A42A"/>
+    <w:lvl w:ilvl="0">
+      <w:start w:val="1"/>
+      <w:numFmt w:val="bullet"/>
+      <w:lvlText w:val=""/>
+      <w:lvlJc w:val="left"/>
+      <w:pPr>
+        <w:tabs>
+          <w:tab w:val="num" w:pos="720"/>
+        </w:tabs>
+        <w:ind w:left="720" w:hanging="360"/>
+      </w:pPr>
+      <w:rPr>
+        <w:rFonts w:ascii="Symbol" w:hAnsi="Symbol" w:hint="default"/>
+        <w:sz w:val="20"/>
+      </w:rPr>
+    </w:lvl>
+    <w:lvl w:ilvl="1" w:tentative="1">
+      <w:start w:val="1"/>
+      <w:numFmt w:val="bullet"/>
+      <w:lvlText w:val="o"/>
+      <w:lvlJc w:val="left"/>
+      <w:pPr>
+        <w:tabs>
+          <w:tab w:val="num" w:pos="1440"/>
+        </w:tabs>
+        <w:ind w:left="1440" w:hanging="360"/>
+      </w:pPr>
+      <w:rPr>
+        <w:rFonts w:ascii="Courier New" w:hAnsi="Courier New" w:hint="default"/>
+        <w:sz w:val="20"/>
+      </w:rPr>
+    </w:lvl>
+    <w:lvl w:ilvl="2" w:tentative="1">
+      <w:start w:val="1"/>
+      <w:numFmt w:val="bullet"/>
+      <w:lvlText w:val=""/>
+      <w:lvlJc w:val="left"/>
+      <w:pPr>
+        <w:tabs>
+          <w:tab w:val="num" w:pos="2160"/>
+        </w:tabs>
+        <w:ind w:left="2160" w:hanging="360"/>
+      </w:pPr>
+      <w:rPr>
+        <w:rFonts w:ascii="Wingdings" w:hAnsi="Wingdings" w:hint="default"/>
+        <w:sz w:val="20"/>
+      </w:rPr>
+    </w:lvl>
+    <w:lvl w:ilvl="3" w:tentative="1">
+      <w:start w:val="1"/>
+      <w:numFmt w:val="bullet"/>
+      <w:lvlText w:val=""/>
+      <w:lvlJc w:val="left"/>
+      <w:pPr>
+        <w:tabs>
+          <w:tab w:val="num" w:pos="2880"/>
+        </w:tabs>
+        <w:ind w:left="2880" w:hanging="360"/>
+      </w:pPr>
+      <w:rPr>
+        <w:rFonts w:ascii="Wingdings" w:hAnsi="Wingdings" w:hint="default"/>
+        <w:sz w:val="20"/>
+      </w:rPr>
+    </w:lvl>
+    <w:lvl w:ilvl="4" w:tentative="1">
+      <w:start w:val="1"/>
+      <w:numFmt w:val="bullet"/>
+      <w:lvlText w:val=""/>
+      <w:lvlJc w:val="left"/>
+      <w:pPr>
+        <w:tabs>
+          <w:tab w:val="num" w:pos="3600"/>
+        </w:tabs>
+        <w:ind w:left="3600" w:hanging="360"/>
+      </w:pPr>
+      <w:rPr>
+        <w:rFonts w:ascii="Wingdings" w:hAnsi="Wingdings" w:hint="default"/>
+        <w:sz w:val="20"/>
+      </w:rPr>
+    </w:lvl>
+    <w:lvl w:ilvl="5" w:tentative="1">
+      <w:start w:val="1"/>
+      <w:numFmt w:val="bullet"/>
+      <w:lvlText w:val=""/>
+      <w:lvlJc w:val="left"/>
+      <w:pPr>
+        <w:tabs>
+          <w:tab w:val="num" w:pos="4320"/>
+        </w:tabs>
+        <w:ind w:left="4320" w:hanging="360"/>
+      </w:pPr>
+      <w:rPr>
+        <w:rFonts w:ascii="Wingdings" w:hAnsi="Wingdings" w:hint="default"/>
+        <w:sz w:val="20"/>
+      </w:rPr>
+    </w:lvl>
+    <w:lvl w:ilvl="6" w:tentative="1">
+      <w:start w:val="1"/>
+      <w:numFmt w:val="bullet"/>
+      <w:lvlText w:val=""/>
+      <w:lvlJc w:val="left"/>
+      <w:pPr>
+        <w:tabs>
+          <w:tab w:val="num" w:pos="5040"/>
+        </w:tabs>
+        <w:ind w:left="5040" w:hanging="360"/>
+      </w:pPr>
+      <w:rPr>
+        <w:rFonts w:ascii="Wingdings" w:hAnsi="Wingdings" w:hint="default"/>
+        <w:sz w:val="20"/>
+      </w:rPr>
+    </w:lvl>
+    <w:lvl w:ilvl="7" w:tentative="1">
+      <w:start w:val="1"/>
+      <w:numFmt w:val="bullet"/>
+      <w:lvlText w:val=""/>
+      <w:lvlJc w:val="left"/>
+      <w:pPr>
+        <w:tabs>
+          <w:tab w:val="num" w:pos="5760"/>
+        </w:tabs>
+        <w:ind w:left="5760" w:hanging="360"/>
+      </w:pPr>
+      <w:rPr>
+        <w:rFonts w:ascii="Wingdings" w:hAnsi="Wingdings" w:hint="default"/>
+        <w:sz w:val="20"/>
+      </w:rPr>
+    </w:lvl>
+    <w:lvl w:ilvl="8" w:tentative="1">
+      <w:start w:val="1"/>
+      <w:numFmt w:val="bullet"/>
+      <w:lvlText w:val=""/>
+      <w:lvlJc w:val="left"/>
+      <w:pPr>
+        <w:tabs>
+          <w:tab w:val="num" w:pos="6480"/>
+        </w:tabs>
+        <w:ind w:left="6480" w:hanging="360"/>
+      </w:pPr>
+      <w:rPr>
+        <w:rFonts w:ascii="Wingdings" w:hAnsi="Wingdings" w:hint="default"/>
+        <w:sz w:val="20"/>
+      </w:rPr>
+    </w:lvl>
+  </w:abstractNum>
+  <w:abstractNum w:abstractNumId="13" w15:restartNumberingAfterBreak="0">
     <w:nsid w:val="39AC4A5F"/>
     <w:multiLevelType w:val="hybridMultilevel"/>
     <w:tmpl w:val="E020AAD4"/>
@@ -3663,7 +6974,305 @@
       </w:pPr>
     </w:lvl>
   </w:abstractNum>
-  <w:abstractNum w:abstractNumId="10" w15:restartNumberingAfterBreak="0">
+  <w:abstractNum w:abstractNumId="14" w15:restartNumberingAfterBreak="0">
+    <w:nsid w:val="3AD5302D"/>
+    <w:multiLevelType w:val="multilevel"/>
+    <w:tmpl w:val="D6DC3936"/>
+    <w:lvl w:ilvl="0">
+      <w:start w:val="1"/>
+      <w:numFmt w:val="bullet"/>
+      <w:lvlText w:val=""/>
+      <w:lvlJc w:val="left"/>
+      <w:pPr>
+        <w:tabs>
+          <w:tab w:val="num" w:pos="720"/>
+        </w:tabs>
+        <w:ind w:left="720" w:hanging="360"/>
+      </w:pPr>
+      <w:rPr>
+        <w:rFonts w:ascii="Symbol" w:hAnsi="Symbol" w:hint="default"/>
+        <w:sz w:val="20"/>
+      </w:rPr>
+    </w:lvl>
+    <w:lvl w:ilvl="1" w:tentative="1">
+      <w:start w:val="1"/>
+      <w:numFmt w:val="bullet"/>
+      <w:lvlText w:val="o"/>
+      <w:lvlJc w:val="left"/>
+      <w:pPr>
+        <w:tabs>
+          <w:tab w:val="num" w:pos="1440"/>
+        </w:tabs>
+        <w:ind w:left="1440" w:hanging="360"/>
+      </w:pPr>
+      <w:rPr>
+        <w:rFonts w:ascii="Courier New" w:hAnsi="Courier New" w:hint="default"/>
+        <w:sz w:val="20"/>
+      </w:rPr>
+    </w:lvl>
+    <w:lvl w:ilvl="2" w:tentative="1">
+      <w:start w:val="1"/>
+      <w:numFmt w:val="bullet"/>
+      <w:lvlText w:val=""/>
+      <w:lvlJc w:val="left"/>
+      <w:pPr>
+        <w:tabs>
+          <w:tab w:val="num" w:pos="2160"/>
+        </w:tabs>
+        <w:ind w:left="2160" w:hanging="360"/>
+      </w:pPr>
+      <w:rPr>
+        <w:rFonts w:ascii="Wingdings" w:hAnsi="Wingdings" w:hint="default"/>
+        <w:sz w:val="20"/>
+      </w:rPr>
+    </w:lvl>
+    <w:lvl w:ilvl="3" w:tentative="1">
+      <w:start w:val="1"/>
+      <w:numFmt w:val="bullet"/>
+      <w:lvlText w:val=""/>
+      <w:lvlJc w:val="left"/>
+      <w:pPr>
+        <w:tabs>
+          <w:tab w:val="num" w:pos="2880"/>
+        </w:tabs>
+        <w:ind w:left="2880" w:hanging="360"/>
+      </w:pPr>
+      <w:rPr>
+        <w:rFonts w:ascii="Wingdings" w:hAnsi="Wingdings" w:hint="default"/>
+        <w:sz w:val="20"/>
+      </w:rPr>
+    </w:lvl>
+    <w:lvl w:ilvl="4" w:tentative="1">
+      <w:start w:val="1"/>
+      <w:numFmt w:val="bullet"/>
+      <w:lvlText w:val=""/>
+      <w:lvlJc w:val="left"/>
+      <w:pPr>
+        <w:tabs>
+          <w:tab w:val="num" w:pos="3600"/>
+        </w:tabs>
+        <w:ind w:left="3600" w:hanging="360"/>
+      </w:pPr>
+      <w:rPr>
+        <w:rFonts w:ascii="Wingdings" w:hAnsi="Wingdings" w:hint="default"/>
+        <w:sz w:val="20"/>
+      </w:rPr>
+    </w:lvl>
+    <w:lvl w:ilvl="5" w:tentative="1">
+      <w:start w:val="1"/>
+      <w:numFmt w:val="bullet"/>
+      <w:lvlText w:val=""/>
+      <w:lvlJc w:val="left"/>
+      <w:pPr>
+        <w:tabs>
+          <w:tab w:val="num" w:pos="4320"/>
+        </w:tabs>
+        <w:ind w:left="4320" w:hanging="360"/>
+      </w:pPr>
+      <w:rPr>
+        <w:rFonts w:ascii="Wingdings" w:hAnsi="Wingdings" w:hint="default"/>
+        <w:sz w:val="20"/>
+      </w:rPr>
+    </w:lvl>
+    <w:lvl w:ilvl="6" w:tentative="1">
+      <w:start w:val="1"/>
+      <w:numFmt w:val="bullet"/>
+      <w:lvlText w:val=""/>
+      <w:lvlJc w:val="left"/>
+      <w:pPr>
+        <w:tabs>
+          <w:tab w:val="num" w:pos="5040"/>
+        </w:tabs>
+        <w:ind w:left="5040" w:hanging="360"/>
+      </w:pPr>
+      <w:rPr>
+        <w:rFonts w:ascii="Wingdings" w:hAnsi="Wingdings" w:hint="default"/>
+        <w:sz w:val="20"/>
+      </w:rPr>
+    </w:lvl>
+    <w:lvl w:ilvl="7" w:tentative="1">
+      <w:start w:val="1"/>
+      <w:numFmt w:val="bullet"/>
+      <w:lvlText w:val=""/>
+      <w:lvlJc w:val="left"/>
+      <w:pPr>
+        <w:tabs>
+          <w:tab w:val="num" w:pos="5760"/>
+        </w:tabs>
+        <w:ind w:left="5760" w:hanging="360"/>
+      </w:pPr>
+      <w:rPr>
+        <w:rFonts w:ascii="Wingdings" w:hAnsi="Wingdings" w:hint="default"/>
+        <w:sz w:val="20"/>
+      </w:rPr>
+    </w:lvl>
+    <w:lvl w:ilvl="8" w:tentative="1">
+      <w:start w:val="1"/>
+      <w:numFmt w:val="bullet"/>
+      <w:lvlText w:val=""/>
+      <w:lvlJc w:val="left"/>
+      <w:pPr>
+        <w:tabs>
+          <w:tab w:val="num" w:pos="6480"/>
+        </w:tabs>
+        <w:ind w:left="6480" w:hanging="360"/>
+      </w:pPr>
+      <w:rPr>
+        <w:rFonts w:ascii="Wingdings" w:hAnsi="Wingdings" w:hint="default"/>
+        <w:sz w:val="20"/>
+      </w:rPr>
+    </w:lvl>
+  </w:abstractNum>
+  <w:abstractNum w:abstractNumId="15" w15:restartNumberingAfterBreak="0">
+    <w:nsid w:val="461607C2"/>
+    <w:multiLevelType w:val="multilevel"/>
+    <w:tmpl w:val="8E0607BE"/>
+    <w:lvl w:ilvl="0">
+      <w:start w:val="1"/>
+      <w:numFmt w:val="bullet"/>
+      <w:lvlText w:val=""/>
+      <w:lvlJc w:val="left"/>
+      <w:pPr>
+        <w:tabs>
+          <w:tab w:val="num" w:pos="720"/>
+        </w:tabs>
+        <w:ind w:left="720" w:hanging="360"/>
+      </w:pPr>
+      <w:rPr>
+        <w:rFonts w:ascii="Symbol" w:hAnsi="Symbol" w:hint="default"/>
+        <w:sz w:val="20"/>
+      </w:rPr>
+    </w:lvl>
+    <w:lvl w:ilvl="1" w:tentative="1">
+      <w:start w:val="1"/>
+      <w:numFmt w:val="bullet"/>
+      <w:lvlText w:val="o"/>
+      <w:lvlJc w:val="left"/>
+      <w:pPr>
+        <w:tabs>
+          <w:tab w:val="num" w:pos="1440"/>
+        </w:tabs>
+        <w:ind w:left="1440" w:hanging="360"/>
+      </w:pPr>
+      <w:rPr>
+        <w:rFonts w:ascii="Courier New" w:hAnsi="Courier New" w:hint="default"/>
+        <w:sz w:val="20"/>
+      </w:rPr>
+    </w:lvl>
+    <w:lvl w:ilvl="2" w:tentative="1">
+      <w:start w:val="1"/>
+      <w:numFmt w:val="bullet"/>
+      <w:lvlText w:val=""/>
+      <w:lvlJc w:val="left"/>
+      <w:pPr>
+        <w:tabs>
+          <w:tab w:val="num" w:pos="2160"/>
+        </w:tabs>
+        <w:ind w:left="2160" w:hanging="360"/>
+      </w:pPr>
+      <w:rPr>
+        <w:rFonts w:ascii="Wingdings" w:hAnsi="Wingdings" w:hint="default"/>
+        <w:sz w:val="20"/>
+      </w:rPr>
+    </w:lvl>
+    <w:lvl w:ilvl="3" w:tentative="1">
+      <w:start w:val="1"/>
+      <w:numFmt w:val="bullet"/>
+      <w:lvlText w:val=""/>
+      <w:lvlJc w:val="left"/>
+      <w:pPr>
+        <w:tabs>
+          <w:tab w:val="num" w:pos="2880"/>
+        </w:tabs>
+        <w:ind w:left="2880" w:hanging="360"/>
+      </w:pPr>
+      <w:rPr>
+        <w:rFonts w:ascii="Wingdings" w:hAnsi="Wingdings" w:hint="default"/>
+        <w:sz w:val="20"/>
+      </w:rPr>
+    </w:lvl>
+    <w:lvl w:ilvl="4" w:tentative="1">
+      <w:start w:val="1"/>
+      <w:numFmt w:val="bullet"/>
+      <w:lvlText w:val=""/>
+      <w:lvlJc w:val="left"/>
+      <w:pPr>
+        <w:tabs>
+          <w:tab w:val="num" w:pos="3600"/>
+        </w:tabs>
+        <w:ind w:left="3600" w:hanging="360"/>
+      </w:pPr>
+      <w:rPr>
+        <w:rFonts w:ascii="Wingdings" w:hAnsi="Wingdings" w:hint="default"/>
+        <w:sz w:val="20"/>
+      </w:rPr>
+    </w:lvl>
+    <w:lvl w:ilvl="5" w:tentative="1">
+      <w:start w:val="1"/>
+      <w:numFmt w:val="bullet"/>
+      <w:lvlText w:val=""/>
+      <w:lvlJc w:val="left"/>
+      <w:pPr>
+        <w:tabs>
+          <w:tab w:val="num" w:pos="4320"/>
+        </w:tabs>
+        <w:ind w:left="4320" w:hanging="360"/>
+      </w:pPr>
+      <w:rPr>
+        <w:rFonts w:ascii="Wingdings" w:hAnsi="Wingdings" w:hint="default"/>
+        <w:sz w:val="20"/>
+      </w:rPr>
+    </w:lvl>
+    <w:lvl w:ilvl="6" w:tentative="1">
+      <w:start w:val="1"/>
+      <w:numFmt w:val="bullet"/>
+      <w:lvlText w:val=""/>
+      <w:lvlJc w:val="left"/>
+      <w:pPr>
+        <w:tabs>
+          <w:tab w:val="num" w:pos="5040"/>
+        </w:tabs>
+        <w:ind w:left="5040" w:hanging="360"/>
+      </w:pPr>
+      <w:rPr>
+        <w:rFonts w:ascii="Wingdings" w:hAnsi="Wingdings" w:hint="default"/>
+        <w:sz w:val="20"/>
+      </w:rPr>
+    </w:lvl>
+    <w:lvl w:ilvl="7" w:tentative="1">
+      <w:start w:val="1"/>
+      <w:numFmt w:val="bullet"/>
+      <w:lvlText w:val=""/>
+      <w:lvlJc w:val="left"/>
+      <w:pPr>
+        <w:tabs>
+          <w:tab w:val="num" w:pos="5760"/>
+        </w:tabs>
+        <w:ind w:left="5760" w:hanging="360"/>
+      </w:pPr>
+      <w:rPr>
+        <w:rFonts w:ascii="Wingdings" w:hAnsi="Wingdings" w:hint="default"/>
+        <w:sz w:val="20"/>
+      </w:rPr>
+    </w:lvl>
+    <w:lvl w:ilvl="8" w:tentative="1">
+      <w:start w:val="1"/>
+      <w:numFmt w:val="bullet"/>
+      <w:lvlText w:val=""/>
+      <w:lvlJc w:val="left"/>
+      <w:pPr>
+        <w:tabs>
+          <w:tab w:val="num" w:pos="6480"/>
+        </w:tabs>
+        <w:ind w:left="6480" w:hanging="360"/>
+      </w:pPr>
+      <w:rPr>
+        <w:rFonts w:ascii="Wingdings" w:hAnsi="Wingdings" w:hint="default"/>
+        <w:sz w:val="20"/>
+      </w:rPr>
+    </w:lvl>
+  </w:abstractNum>
+  <w:abstractNum w:abstractNumId="16" w15:restartNumberingAfterBreak="0">
     <w:nsid w:val="47537C8C"/>
     <w:multiLevelType w:val="hybridMultilevel"/>
     <w:tmpl w:val="B2E0D0F2"/>
@@ -3749,7 +7358,305 @@
       </w:pPr>
     </w:lvl>
   </w:abstractNum>
-  <w:abstractNum w:abstractNumId="11" w15:restartNumberingAfterBreak="0">
+  <w:abstractNum w:abstractNumId="17" w15:restartNumberingAfterBreak="0">
+    <w:nsid w:val="4921425B"/>
+    <w:multiLevelType w:val="multilevel"/>
+    <w:tmpl w:val="E488F474"/>
+    <w:lvl w:ilvl="0">
+      <w:start w:val="1"/>
+      <w:numFmt w:val="bullet"/>
+      <w:lvlText w:val=""/>
+      <w:lvlJc w:val="left"/>
+      <w:pPr>
+        <w:tabs>
+          <w:tab w:val="num" w:pos="720"/>
+        </w:tabs>
+        <w:ind w:left="720" w:hanging="360"/>
+      </w:pPr>
+      <w:rPr>
+        <w:rFonts w:ascii="Symbol" w:hAnsi="Symbol" w:hint="default"/>
+        <w:sz w:val="20"/>
+      </w:rPr>
+    </w:lvl>
+    <w:lvl w:ilvl="1" w:tentative="1">
+      <w:start w:val="1"/>
+      <w:numFmt w:val="bullet"/>
+      <w:lvlText w:val="o"/>
+      <w:lvlJc w:val="left"/>
+      <w:pPr>
+        <w:tabs>
+          <w:tab w:val="num" w:pos="1440"/>
+        </w:tabs>
+        <w:ind w:left="1440" w:hanging="360"/>
+      </w:pPr>
+      <w:rPr>
+        <w:rFonts w:ascii="Courier New" w:hAnsi="Courier New" w:hint="default"/>
+        <w:sz w:val="20"/>
+      </w:rPr>
+    </w:lvl>
+    <w:lvl w:ilvl="2" w:tentative="1">
+      <w:start w:val="1"/>
+      <w:numFmt w:val="bullet"/>
+      <w:lvlText w:val=""/>
+      <w:lvlJc w:val="left"/>
+      <w:pPr>
+        <w:tabs>
+          <w:tab w:val="num" w:pos="2160"/>
+        </w:tabs>
+        <w:ind w:left="2160" w:hanging="360"/>
+      </w:pPr>
+      <w:rPr>
+        <w:rFonts w:ascii="Wingdings" w:hAnsi="Wingdings" w:hint="default"/>
+        <w:sz w:val="20"/>
+      </w:rPr>
+    </w:lvl>
+    <w:lvl w:ilvl="3" w:tentative="1">
+      <w:start w:val="1"/>
+      <w:numFmt w:val="bullet"/>
+      <w:lvlText w:val=""/>
+      <w:lvlJc w:val="left"/>
+      <w:pPr>
+        <w:tabs>
+          <w:tab w:val="num" w:pos="2880"/>
+        </w:tabs>
+        <w:ind w:left="2880" w:hanging="360"/>
+      </w:pPr>
+      <w:rPr>
+        <w:rFonts w:ascii="Wingdings" w:hAnsi="Wingdings" w:hint="default"/>
+        <w:sz w:val="20"/>
+      </w:rPr>
+    </w:lvl>
+    <w:lvl w:ilvl="4" w:tentative="1">
+      <w:start w:val="1"/>
+      <w:numFmt w:val="bullet"/>
+      <w:lvlText w:val=""/>
+      <w:lvlJc w:val="left"/>
+      <w:pPr>
+        <w:tabs>
+          <w:tab w:val="num" w:pos="3600"/>
+        </w:tabs>
+        <w:ind w:left="3600" w:hanging="360"/>
+      </w:pPr>
+      <w:rPr>
+        <w:rFonts w:ascii="Wingdings" w:hAnsi="Wingdings" w:hint="default"/>
+        <w:sz w:val="20"/>
+      </w:rPr>
+    </w:lvl>
+    <w:lvl w:ilvl="5" w:tentative="1">
+      <w:start w:val="1"/>
+      <w:numFmt w:val="bullet"/>
+      <w:lvlText w:val=""/>
+      <w:lvlJc w:val="left"/>
+      <w:pPr>
+        <w:tabs>
+          <w:tab w:val="num" w:pos="4320"/>
+        </w:tabs>
+        <w:ind w:left="4320" w:hanging="360"/>
+      </w:pPr>
+      <w:rPr>
+        <w:rFonts w:ascii="Wingdings" w:hAnsi="Wingdings" w:hint="default"/>
+        <w:sz w:val="20"/>
+      </w:rPr>
+    </w:lvl>
+    <w:lvl w:ilvl="6" w:tentative="1">
+      <w:start w:val="1"/>
+      <w:numFmt w:val="bullet"/>
+      <w:lvlText w:val=""/>
+      <w:lvlJc w:val="left"/>
+      <w:pPr>
+        <w:tabs>
+          <w:tab w:val="num" w:pos="5040"/>
+        </w:tabs>
+        <w:ind w:left="5040" w:hanging="360"/>
+      </w:pPr>
+      <w:rPr>
+        <w:rFonts w:ascii="Wingdings" w:hAnsi="Wingdings" w:hint="default"/>
+        <w:sz w:val="20"/>
+      </w:rPr>
+    </w:lvl>
+    <w:lvl w:ilvl="7" w:tentative="1">
+      <w:start w:val="1"/>
+      <w:numFmt w:val="bullet"/>
+      <w:lvlText w:val=""/>
+      <w:lvlJc w:val="left"/>
+      <w:pPr>
+        <w:tabs>
+          <w:tab w:val="num" w:pos="5760"/>
+        </w:tabs>
+        <w:ind w:left="5760" w:hanging="360"/>
+      </w:pPr>
+      <w:rPr>
+        <w:rFonts w:ascii="Wingdings" w:hAnsi="Wingdings" w:hint="default"/>
+        <w:sz w:val="20"/>
+      </w:rPr>
+    </w:lvl>
+    <w:lvl w:ilvl="8" w:tentative="1">
+      <w:start w:val="1"/>
+      <w:numFmt w:val="bullet"/>
+      <w:lvlText w:val=""/>
+      <w:lvlJc w:val="left"/>
+      <w:pPr>
+        <w:tabs>
+          <w:tab w:val="num" w:pos="6480"/>
+        </w:tabs>
+        <w:ind w:left="6480" w:hanging="360"/>
+      </w:pPr>
+      <w:rPr>
+        <w:rFonts w:ascii="Wingdings" w:hAnsi="Wingdings" w:hint="default"/>
+        <w:sz w:val="20"/>
+      </w:rPr>
+    </w:lvl>
+  </w:abstractNum>
+  <w:abstractNum w:abstractNumId="18" w15:restartNumberingAfterBreak="0">
+    <w:nsid w:val="4D544BF4"/>
+    <w:multiLevelType w:val="multilevel"/>
+    <w:tmpl w:val="4300CB9E"/>
+    <w:lvl w:ilvl="0">
+      <w:start w:val="1"/>
+      <w:numFmt w:val="bullet"/>
+      <w:lvlText w:val=""/>
+      <w:lvlJc w:val="left"/>
+      <w:pPr>
+        <w:tabs>
+          <w:tab w:val="num" w:pos="720"/>
+        </w:tabs>
+        <w:ind w:left="720" w:hanging="360"/>
+      </w:pPr>
+      <w:rPr>
+        <w:rFonts w:ascii="Symbol" w:hAnsi="Symbol" w:hint="default"/>
+        <w:sz w:val="20"/>
+      </w:rPr>
+    </w:lvl>
+    <w:lvl w:ilvl="1" w:tentative="1">
+      <w:start w:val="1"/>
+      <w:numFmt w:val="bullet"/>
+      <w:lvlText w:val="o"/>
+      <w:lvlJc w:val="left"/>
+      <w:pPr>
+        <w:tabs>
+          <w:tab w:val="num" w:pos="1440"/>
+        </w:tabs>
+        <w:ind w:left="1440" w:hanging="360"/>
+      </w:pPr>
+      <w:rPr>
+        <w:rFonts w:ascii="Courier New" w:hAnsi="Courier New" w:hint="default"/>
+        <w:sz w:val="20"/>
+      </w:rPr>
+    </w:lvl>
+    <w:lvl w:ilvl="2" w:tentative="1">
+      <w:start w:val="1"/>
+      <w:numFmt w:val="bullet"/>
+      <w:lvlText w:val=""/>
+      <w:lvlJc w:val="left"/>
+      <w:pPr>
+        <w:tabs>
+          <w:tab w:val="num" w:pos="2160"/>
+        </w:tabs>
+        <w:ind w:left="2160" w:hanging="360"/>
+      </w:pPr>
+      <w:rPr>
+        <w:rFonts w:ascii="Wingdings" w:hAnsi="Wingdings" w:hint="default"/>
+        <w:sz w:val="20"/>
+      </w:rPr>
+    </w:lvl>
+    <w:lvl w:ilvl="3" w:tentative="1">
+      <w:start w:val="1"/>
+      <w:numFmt w:val="bullet"/>
+      <w:lvlText w:val=""/>
+      <w:lvlJc w:val="left"/>
+      <w:pPr>
+        <w:tabs>
+          <w:tab w:val="num" w:pos="2880"/>
+        </w:tabs>
+        <w:ind w:left="2880" w:hanging="360"/>
+      </w:pPr>
+      <w:rPr>
+        <w:rFonts w:ascii="Wingdings" w:hAnsi="Wingdings" w:hint="default"/>
+        <w:sz w:val="20"/>
+      </w:rPr>
+    </w:lvl>
+    <w:lvl w:ilvl="4" w:tentative="1">
+      <w:start w:val="1"/>
+      <w:numFmt w:val="bullet"/>
+      <w:lvlText w:val=""/>
+      <w:lvlJc w:val="left"/>
+      <w:pPr>
+        <w:tabs>
+          <w:tab w:val="num" w:pos="3600"/>
+        </w:tabs>
+        <w:ind w:left="3600" w:hanging="360"/>
+      </w:pPr>
+      <w:rPr>
+        <w:rFonts w:ascii="Wingdings" w:hAnsi="Wingdings" w:hint="default"/>
+        <w:sz w:val="20"/>
+      </w:rPr>
+    </w:lvl>
+    <w:lvl w:ilvl="5" w:tentative="1">
+      <w:start w:val="1"/>
+      <w:numFmt w:val="bullet"/>
+      <w:lvlText w:val=""/>
+      <w:lvlJc w:val="left"/>
+      <w:pPr>
+        <w:tabs>
+          <w:tab w:val="num" w:pos="4320"/>
+        </w:tabs>
+        <w:ind w:left="4320" w:hanging="360"/>
+      </w:pPr>
+      <w:rPr>
+        <w:rFonts w:ascii="Wingdings" w:hAnsi="Wingdings" w:hint="default"/>
+        <w:sz w:val="20"/>
+      </w:rPr>
+    </w:lvl>
+    <w:lvl w:ilvl="6" w:tentative="1">
+      <w:start w:val="1"/>
+      <w:numFmt w:val="bullet"/>
+      <w:lvlText w:val=""/>
+      <w:lvlJc w:val="left"/>
+      <w:pPr>
+        <w:tabs>
+          <w:tab w:val="num" w:pos="5040"/>
+        </w:tabs>
+        <w:ind w:left="5040" w:hanging="360"/>
+      </w:pPr>
+      <w:rPr>
+        <w:rFonts w:ascii="Wingdings" w:hAnsi="Wingdings" w:hint="default"/>
+        <w:sz w:val="20"/>
+      </w:rPr>
+    </w:lvl>
+    <w:lvl w:ilvl="7" w:tentative="1">
+      <w:start w:val="1"/>
+      <w:numFmt w:val="bullet"/>
+      <w:lvlText w:val=""/>
+      <w:lvlJc w:val="left"/>
+      <w:pPr>
+        <w:tabs>
+          <w:tab w:val="num" w:pos="5760"/>
+        </w:tabs>
+        <w:ind w:left="5760" w:hanging="360"/>
+      </w:pPr>
+      <w:rPr>
+        <w:rFonts w:ascii="Wingdings" w:hAnsi="Wingdings" w:hint="default"/>
+        <w:sz w:val="20"/>
+      </w:rPr>
+    </w:lvl>
+    <w:lvl w:ilvl="8" w:tentative="1">
+      <w:start w:val="1"/>
+      <w:numFmt w:val="bullet"/>
+      <w:lvlText w:val=""/>
+      <w:lvlJc w:val="left"/>
+      <w:pPr>
+        <w:tabs>
+          <w:tab w:val="num" w:pos="6480"/>
+        </w:tabs>
+        <w:ind w:left="6480" w:hanging="360"/>
+      </w:pPr>
+      <w:rPr>
+        <w:rFonts w:ascii="Wingdings" w:hAnsi="Wingdings" w:hint="default"/>
+        <w:sz w:val="20"/>
+      </w:rPr>
+    </w:lvl>
+  </w:abstractNum>
+  <w:abstractNum w:abstractNumId="19" w15:restartNumberingAfterBreak="0">
     <w:nsid w:val="4E403418"/>
     <w:multiLevelType w:val="hybridMultilevel"/>
     <w:tmpl w:val="2D3E243E"/>
@@ -3888,7 +7795,7 @@
       </w:rPr>
     </w:lvl>
   </w:abstractNum>
-  <w:abstractNum w:abstractNumId="12" w15:restartNumberingAfterBreak="0">
+  <w:abstractNum w:abstractNumId="20" w15:restartNumberingAfterBreak="0">
     <w:nsid w:val="56652EFE"/>
     <w:multiLevelType w:val="hybridMultilevel"/>
     <w:tmpl w:val="24043902"/>
@@ -3977,7 +7884,7 @@
       </w:pPr>
     </w:lvl>
   </w:abstractNum>
-  <w:abstractNum w:abstractNumId="13" w15:restartNumberingAfterBreak="0">
+  <w:abstractNum w:abstractNumId="21" w15:restartNumberingAfterBreak="0">
     <w:nsid w:val="5B0752D3"/>
     <w:multiLevelType w:val="hybridMultilevel"/>
     <w:tmpl w:val="84483A1C"/>
@@ -4063,7 +7970,7 @@
       </w:pPr>
     </w:lvl>
   </w:abstractNum>
-  <w:abstractNum w:abstractNumId="14" w15:restartNumberingAfterBreak="0">
+  <w:abstractNum w:abstractNumId="22" w15:restartNumberingAfterBreak="0">
     <w:nsid w:val="5E244B86"/>
     <w:multiLevelType w:val="hybridMultilevel"/>
     <w:tmpl w:val="17CA0454"/>
@@ -4176,7 +8083,7 @@
       </w:rPr>
     </w:lvl>
   </w:abstractNum>
-  <w:abstractNum w:abstractNumId="15" w15:restartNumberingAfterBreak="0">
+  <w:abstractNum w:abstractNumId="23" w15:restartNumberingAfterBreak="0">
     <w:nsid w:val="5EDD0773"/>
     <w:multiLevelType w:val="hybridMultilevel"/>
     <w:tmpl w:val="D3562AEA"/>
@@ -4262,7 +8169,7 @@
       </w:pPr>
     </w:lvl>
   </w:abstractNum>
-  <w:abstractNum w:abstractNumId="16" w15:restartNumberingAfterBreak="0">
+  <w:abstractNum w:abstractNumId="24" w15:restartNumberingAfterBreak="0">
     <w:nsid w:val="629410AF"/>
     <w:multiLevelType w:val="hybridMultilevel"/>
     <w:tmpl w:val="6C881B04"/>
@@ -4402,7 +8309,7 @@
       </w:rPr>
     </w:lvl>
   </w:abstractNum>
-  <w:abstractNum w:abstractNumId="17" w15:restartNumberingAfterBreak="0">
+  <w:abstractNum w:abstractNumId="25" w15:restartNumberingAfterBreak="0">
     <w:nsid w:val="67184D28"/>
     <w:multiLevelType w:val="hybridMultilevel"/>
     <w:tmpl w:val="FD32F35E"/>
@@ -4494,7 +8401,7 @@
       </w:pPr>
     </w:lvl>
   </w:abstractNum>
-  <w:abstractNum w:abstractNumId="18" w15:restartNumberingAfterBreak="0">
+  <w:abstractNum w:abstractNumId="26" w15:restartNumberingAfterBreak="0">
     <w:nsid w:val="681F2E3C"/>
     <w:multiLevelType w:val="hybridMultilevel"/>
     <w:tmpl w:val="DE367FA4"/>
@@ -4583,7 +8490,7 @@
       </w:pPr>
     </w:lvl>
   </w:abstractNum>
-  <w:abstractNum w:abstractNumId="19" w15:restartNumberingAfterBreak="0">
+  <w:abstractNum w:abstractNumId="27" w15:restartNumberingAfterBreak="0">
     <w:nsid w:val="6B5D0B9D"/>
     <w:multiLevelType w:val="hybridMultilevel"/>
     <w:tmpl w:val="603AEB40"/>
@@ -4696,7 +8603,7 @@
       </w:rPr>
     </w:lvl>
   </w:abstractNum>
-  <w:abstractNum w:abstractNumId="20" w15:restartNumberingAfterBreak="0">
+  <w:abstractNum w:abstractNumId="28" w15:restartNumberingAfterBreak="0">
     <w:nsid w:val="6C7D38BB"/>
     <w:multiLevelType w:val="hybridMultilevel"/>
     <w:tmpl w:val="1E1EBB1C"/>
@@ -4809,7 +8716,156 @@
       </w:rPr>
     </w:lvl>
   </w:abstractNum>
-  <w:abstractNum w:abstractNumId="21" w15:restartNumberingAfterBreak="0">
+  <w:abstractNum w:abstractNumId="29" w15:restartNumberingAfterBreak="0">
+    <w:nsid w:val="6C8C7F32"/>
+    <w:multiLevelType w:val="multilevel"/>
+    <w:tmpl w:val="DE6A3030"/>
+    <w:lvl w:ilvl="0">
+      <w:start w:val="1"/>
+      <w:numFmt w:val="bullet"/>
+      <w:lvlText w:val=""/>
+      <w:lvlJc w:val="left"/>
+      <w:pPr>
+        <w:tabs>
+          <w:tab w:val="num" w:pos="720"/>
+        </w:tabs>
+        <w:ind w:left="720" w:hanging="360"/>
+      </w:pPr>
+      <w:rPr>
+        <w:rFonts w:ascii="Symbol" w:hAnsi="Symbol" w:hint="default"/>
+        <w:sz w:val="20"/>
+      </w:rPr>
+    </w:lvl>
+    <w:lvl w:ilvl="1" w:tentative="1">
+      <w:start w:val="1"/>
+      <w:numFmt w:val="bullet"/>
+      <w:lvlText w:val="o"/>
+      <w:lvlJc w:val="left"/>
+      <w:pPr>
+        <w:tabs>
+          <w:tab w:val="num" w:pos="1440"/>
+        </w:tabs>
+        <w:ind w:left="1440" w:hanging="360"/>
+      </w:pPr>
+      <w:rPr>
+        <w:rFonts w:ascii="Courier New" w:hAnsi="Courier New" w:hint="default"/>
+        <w:sz w:val="20"/>
+      </w:rPr>
+    </w:lvl>
+    <w:lvl w:ilvl="2" w:tentative="1">
+      <w:start w:val="1"/>
+      <w:numFmt w:val="bullet"/>
+      <w:lvlText w:val=""/>
+      <w:lvlJc w:val="left"/>
+      <w:pPr>
+        <w:tabs>
+          <w:tab w:val="num" w:pos="2160"/>
+        </w:tabs>
+        <w:ind w:left="2160" w:hanging="360"/>
+      </w:pPr>
+      <w:rPr>
+        <w:rFonts w:ascii="Wingdings" w:hAnsi="Wingdings" w:hint="default"/>
+        <w:sz w:val="20"/>
+      </w:rPr>
+    </w:lvl>
+    <w:lvl w:ilvl="3" w:tentative="1">
+      <w:start w:val="1"/>
+      <w:numFmt w:val="bullet"/>
+      <w:lvlText w:val=""/>
+      <w:lvlJc w:val="left"/>
+      <w:pPr>
+        <w:tabs>
+          <w:tab w:val="num" w:pos="2880"/>
+        </w:tabs>
+        <w:ind w:left="2880" w:hanging="360"/>
+      </w:pPr>
+      <w:rPr>
+        <w:rFonts w:ascii="Wingdings" w:hAnsi="Wingdings" w:hint="default"/>
+        <w:sz w:val="20"/>
+      </w:rPr>
+    </w:lvl>
+    <w:lvl w:ilvl="4" w:tentative="1">
+      <w:start w:val="1"/>
+      <w:numFmt w:val="bullet"/>
+      <w:lvlText w:val=""/>
+      <w:lvlJc w:val="left"/>
+      <w:pPr>
+        <w:tabs>
+          <w:tab w:val="num" w:pos="3600"/>
+        </w:tabs>
+        <w:ind w:left="3600" w:hanging="360"/>
+      </w:pPr>
+      <w:rPr>
+        <w:rFonts w:ascii="Wingdings" w:hAnsi="Wingdings" w:hint="default"/>
+        <w:sz w:val="20"/>
+      </w:rPr>
+    </w:lvl>
+    <w:lvl w:ilvl="5" w:tentative="1">
+      <w:start w:val="1"/>
+      <w:numFmt w:val="bullet"/>
+      <w:lvlText w:val=""/>
+      <w:lvlJc w:val="left"/>
+      <w:pPr>
+        <w:tabs>
+          <w:tab w:val="num" w:pos="4320"/>
+        </w:tabs>
+        <w:ind w:left="4320" w:hanging="360"/>
+      </w:pPr>
+      <w:rPr>
+        <w:rFonts w:ascii="Wingdings" w:hAnsi="Wingdings" w:hint="default"/>
+        <w:sz w:val="20"/>
+      </w:rPr>
+    </w:lvl>
+    <w:lvl w:ilvl="6" w:tentative="1">
+      <w:start w:val="1"/>
+      <w:numFmt w:val="bullet"/>
+      <w:lvlText w:val=""/>
+      <w:lvlJc w:val="left"/>
+      <w:pPr>
+        <w:tabs>
+          <w:tab w:val="num" w:pos="5040"/>
+        </w:tabs>
+        <w:ind w:left="5040" w:hanging="360"/>
+      </w:pPr>
+      <w:rPr>
+        <w:rFonts w:ascii="Wingdings" w:hAnsi="Wingdings" w:hint="default"/>
+        <w:sz w:val="20"/>
+      </w:rPr>
+    </w:lvl>
+    <w:lvl w:ilvl="7" w:tentative="1">
+      <w:start w:val="1"/>
+      <w:numFmt w:val="bullet"/>
+      <w:lvlText w:val=""/>
+      <w:lvlJc w:val="left"/>
+      <w:pPr>
+        <w:tabs>
+          <w:tab w:val="num" w:pos="5760"/>
+        </w:tabs>
+        <w:ind w:left="5760" w:hanging="360"/>
+      </w:pPr>
+      <w:rPr>
+        <w:rFonts w:ascii="Wingdings" w:hAnsi="Wingdings" w:hint="default"/>
+        <w:sz w:val="20"/>
+      </w:rPr>
+    </w:lvl>
+    <w:lvl w:ilvl="8" w:tentative="1">
+      <w:start w:val="1"/>
+      <w:numFmt w:val="bullet"/>
+      <w:lvlText w:val=""/>
+      <w:lvlJc w:val="left"/>
+      <w:pPr>
+        <w:tabs>
+          <w:tab w:val="num" w:pos="6480"/>
+        </w:tabs>
+        <w:ind w:left="6480" w:hanging="360"/>
+      </w:pPr>
+      <w:rPr>
+        <w:rFonts w:ascii="Wingdings" w:hAnsi="Wingdings" w:hint="default"/>
+        <w:sz w:val="20"/>
+      </w:rPr>
+    </w:lvl>
+  </w:abstractNum>
+  <w:abstractNum w:abstractNumId="30" w15:restartNumberingAfterBreak="0">
     <w:nsid w:val="728A57AD"/>
     <w:multiLevelType w:val="hybridMultilevel"/>
     <w:tmpl w:val="A336F8D2"/>
@@ -4922,7 +8978,96 @@
       </w:rPr>
     </w:lvl>
   </w:abstractNum>
-  <w:abstractNum w:abstractNumId="22" w15:restartNumberingAfterBreak="0">
+  <w:abstractNum w:abstractNumId="31" w15:restartNumberingAfterBreak="0">
+    <w:nsid w:val="753A7D45"/>
+    <w:multiLevelType w:val="hybridMultilevel"/>
+    <w:tmpl w:val="444EC516"/>
+    <w:lvl w:ilvl="0" w:tplc="5FEA29BA">
+      <w:start w:val="1"/>
+      <w:numFmt w:val="decimal"/>
+      <w:lvlText w:val="%1."/>
+      <w:lvlJc w:val="left"/>
+      <w:pPr>
+        <w:ind w:left="1428" w:hanging="360"/>
+      </w:pPr>
+      <w:rPr>
+        <w:rFonts w:hint="default"/>
+      </w:rPr>
+    </w:lvl>
+    <w:lvl w:ilvl="1" w:tplc="20000019" w:tentative="1">
+      <w:start w:val="1"/>
+      <w:numFmt w:val="lowerLetter"/>
+      <w:lvlText w:val="%2."/>
+      <w:lvlJc w:val="left"/>
+      <w:pPr>
+        <w:ind w:left="2148" w:hanging="360"/>
+      </w:pPr>
+    </w:lvl>
+    <w:lvl w:ilvl="2" w:tplc="2000001B" w:tentative="1">
+      <w:start w:val="1"/>
+      <w:numFmt w:val="lowerRoman"/>
+      <w:lvlText w:val="%3."/>
+      <w:lvlJc w:val="right"/>
+      <w:pPr>
+        <w:ind w:left="2868" w:hanging="180"/>
+      </w:pPr>
+    </w:lvl>
+    <w:lvl w:ilvl="3" w:tplc="2000000F" w:tentative="1">
+      <w:start w:val="1"/>
+      <w:numFmt w:val="decimal"/>
+      <w:lvlText w:val="%4."/>
+      <w:lvlJc w:val="left"/>
+      <w:pPr>
+        <w:ind w:left="3588" w:hanging="360"/>
+      </w:pPr>
+    </w:lvl>
+    <w:lvl w:ilvl="4" w:tplc="20000019" w:tentative="1">
+      <w:start w:val="1"/>
+      <w:numFmt w:val="lowerLetter"/>
+      <w:lvlText w:val="%5."/>
+      <w:lvlJc w:val="left"/>
+      <w:pPr>
+        <w:ind w:left="4308" w:hanging="360"/>
+      </w:pPr>
+    </w:lvl>
+    <w:lvl w:ilvl="5" w:tplc="2000001B" w:tentative="1">
+      <w:start w:val="1"/>
+      <w:numFmt w:val="lowerRoman"/>
+      <w:lvlText w:val="%6."/>
+      <w:lvlJc w:val="right"/>
+      <w:pPr>
+        <w:ind w:left="5028" w:hanging="180"/>
+      </w:pPr>
+    </w:lvl>
+    <w:lvl w:ilvl="6" w:tplc="2000000F" w:tentative="1">
+      <w:start w:val="1"/>
+      <w:numFmt w:val="decimal"/>
+      <w:lvlText w:val="%7."/>
+      <w:lvlJc w:val="left"/>
+      <w:pPr>
+        <w:ind w:left="5748" w:hanging="360"/>
+      </w:pPr>
+    </w:lvl>
+    <w:lvl w:ilvl="7" w:tplc="20000019" w:tentative="1">
+      <w:start w:val="1"/>
+      <w:numFmt w:val="lowerLetter"/>
+      <w:lvlText w:val="%8."/>
+      <w:lvlJc w:val="left"/>
+      <w:pPr>
+        <w:ind w:left="6468" w:hanging="360"/>
+      </w:pPr>
+    </w:lvl>
+    <w:lvl w:ilvl="8" w:tplc="2000001B" w:tentative="1">
+      <w:start w:val="1"/>
+      <w:numFmt w:val="lowerRoman"/>
+      <w:lvlText w:val="%9."/>
+      <w:lvlJc w:val="right"/>
+      <w:pPr>
+        <w:ind w:left="7188" w:hanging="180"/>
+      </w:pPr>
+    </w:lvl>
+  </w:abstractNum>
+  <w:abstractNum w:abstractNumId="32" w15:restartNumberingAfterBreak="0">
     <w:nsid w:val="75E2268A"/>
     <w:multiLevelType w:val="hybridMultilevel"/>
     <w:tmpl w:val="272C4D2E"/>
@@ -5011,7 +9156,7 @@
       </w:pPr>
     </w:lvl>
   </w:abstractNum>
-  <w:abstractNum w:abstractNumId="23" w15:restartNumberingAfterBreak="0">
+  <w:abstractNum w:abstractNumId="33" w15:restartNumberingAfterBreak="0">
     <w:nsid w:val="76991FB9"/>
     <w:multiLevelType w:val="hybridMultilevel"/>
     <w:tmpl w:val="8BB2AC30"/>
@@ -5124,7 +9269,7 @@
       </w:rPr>
     </w:lvl>
   </w:abstractNum>
-  <w:abstractNum w:abstractNumId="24" w15:restartNumberingAfterBreak="0">
+  <w:abstractNum w:abstractNumId="34" w15:restartNumberingAfterBreak="0">
     <w:nsid w:val="7F2F0276"/>
     <w:multiLevelType w:val="hybridMultilevel"/>
     <w:tmpl w:val="78EC5468"/>
@@ -5214,43 +9359,43 @@
     </w:lvl>
   </w:abstractNum>
   <w:num w:numId="1" w16cid:durableId="1837456698">
-    <w:abstractNumId w:val="20"/>
+    <w:abstractNumId w:val="28"/>
   </w:num>
   <w:num w:numId="2" w16cid:durableId="1608271080">
-    <w:abstractNumId w:val="15"/>
+    <w:abstractNumId w:val="23"/>
   </w:num>
   <w:num w:numId="3" w16cid:durableId="921597832">
-    <w:abstractNumId w:val="23"/>
+    <w:abstractNumId w:val="33"/>
   </w:num>
   <w:num w:numId="4" w16cid:durableId="1133257294">
-    <w:abstractNumId w:val="11"/>
+    <w:abstractNumId w:val="19"/>
   </w:num>
   <w:num w:numId="5" w16cid:durableId="1475101388">
-    <w:abstractNumId w:val="21"/>
+    <w:abstractNumId w:val="30"/>
   </w:num>
   <w:num w:numId="6" w16cid:durableId="177696585">
     <w:abstractNumId w:val="2"/>
   </w:num>
   <w:num w:numId="7" w16cid:durableId="1953634082">
-    <w:abstractNumId w:val="14"/>
+    <w:abstractNumId w:val="22"/>
   </w:num>
   <w:num w:numId="8" w16cid:durableId="1299605332">
     <w:abstractNumId w:val="4"/>
   </w:num>
   <w:num w:numId="9" w16cid:durableId="1200165674">
-    <w:abstractNumId w:val="7"/>
+    <w:abstractNumId w:val="9"/>
   </w:num>
   <w:num w:numId="10" w16cid:durableId="91127342">
+    <w:abstractNumId w:val="24"/>
+  </w:num>
+  <w:num w:numId="11" w16cid:durableId="571282955">
+    <w:abstractNumId w:val="21"/>
+  </w:num>
+  <w:num w:numId="12" w16cid:durableId="928385789">
     <w:abstractNumId w:val="16"/>
   </w:num>
-  <w:num w:numId="11" w16cid:durableId="571282955">
-    <w:abstractNumId w:val="13"/>
-  </w:num>
-  <w:num w:numId="12" w16cid:durableId="928385789">
-    <w:abstractNumId w:val="10"/>
-  </w:num>
   <w:num w:numId="13" w16cid:durableId="542594180">
-    <w:abstractNumId w:val="19"/>
+    <w:abstractNumId w:val="27"/>
   </w:num>
   <w:num w:numId="14" w16cid:durableId="1772319375">
     <w:abstractNumId w:val="0"/>
@@ -5259,34 +9404,64 @@
     <w:abstractNumId w:val="3"/>
   </w:num>
   <w:num w:numId="16" w16cid:durableId="1376268673">
-    <w:abstractNumId w:val="8"/>
+    <w:abstractNumId w:val="10"/>
   </w:num>
   <w:num w:numId="17" w16cid:durableId="316107346">
-    <w:abstractNumId w:val="9"/>
+    <w:abstractNumId w:val="13"/>
   </w:num>
   <w:num w:numId="18" w16cid:durableId="1222523150">
-    <w:abstractNumId w:val="17"/>
+    <w:abstractNumId w:val="25"/>
   </w:num>
   <w:num w:numId="19" w16cid:durableId="1968310841">
     <w:abstractNumId w:val="1"/>
   </w:num>
   <w:num w:numId="20" w16cid:durableId="1619137701">
-    <w:abstractNumId w:val="12"/>
+    <w:abstractNumId w:val="20"/>
   </w:num>
   <w:num w:numId="21" w16cid:durableId="1281838627">
-    <w:abstractNumId w:val="18"/>
+    <w:abstractNumId w:val="26"/>
   </w:num>
   <w:num w:numId="22" w16cid:durableId="1732802810">
     <w:abstractNumId w:val="5"/>
   </w:num>
   <w:num w:numId="23" w16cid:durableId="462306164">
-    <w:abstractNumId w:val="22"/>
+    <w:abstractNumId w:val="32"/>
   </w:num>
   <w:num w:numId="24" w16cid:durableId="1437866916">
+    <w:abstractNumId w:val="7"/>
+  </w:num>
+  <w:num w:numId="25" w16cid:durableId="1829131391">
+    <w:abstractNumId w:val="34"/>
+  </w:num>
+  <w:num w:numId="26" w16cid:durableId="535696596">
+    <w:abstractNumId w:val="15"/>
+  </w:num>
+  <w:num w:numId="27" w16cid:durableId="1692489692">
+    <w:abstractNumId w:val="11"/>
+  </w:num>
+  <w:num w:numId="28" w16cid:durableId="2097481264">
+    <w:abstractNumId w:val="18"/>
+  </w:num>
+  <w:num w:numId="29" w16cid:durableId="1138108298">
+    <w:abstractNumId w:val="8"/>
+  </w:num>
+  <w:num w:numId="30" w16cid:durableId="1203977427">
+    <w:abstractNumId w:val="12"/>
+  </w:num>
+  <w:num w:numId="31" w16cid:durableId="2024436514">
     <w:abstractNumId w:val="6"/>
   </w:num>
-  <w:num w:numId="25" w16cid:durableId="1829131391">
-    <w:abstractNumId w:val="24"/>
+  <w:num w:numId="32" w16cid:durableId="772014183">
+    <w:abstractNumId w:val="31"/>
+  </w:num>
+  <w:num w:numId="33" w16cid:durableId="2075274117">
+    <w:abstractNumId w:val="29"/>
+  </w:num>
+  <w:num w:numId="34" w16cid:durableId="1576086913">
+    <w:abstractNumId w:val="17"/>
+  </w:num>
+  <w:num w:numId="35" w16cid:durableId="589244328">
+    <w:abstractNumId w:val="14"/>
   </w:num>
 </w:numbering>
 </file>
@@ -5880,7 +10055,6 @@
   <w:style w:type="character" w:default="1" w:styleId="a0">
     <w:name w:val="Default Paragraph Font"/>
     <w:uiPriority w:val="1"/>
-    <w:semiHidden/>
     <w:unhideWhenUsed/>
   </w:style>
   <w:style w:type="table" w:default="1" w:styleId="a1">
@@ -7618,6 +11792,33 @@
       <w:sz w:val="24"/>
       <w:szCs w:val="24"/>
       <w:lang w:eastAsia="ru-RU"/>
+    </w:rPr>
+  </w:style>
+  <w:style w:type="paragraph" w:customStyle="1" w:styleId="my-2">
+    <w:name w:val="my-2"/>
+    <w:basedOn w:val="a"/>
+    <w:rsid w:val="001F3D08"/>
+    <w:pPr>
+      <w:spacing w:before="100" w:beforeAutospacing="1" w:after="100" w:afterAutospacing="1" w:line="240" w:lineRule="auto"/>
+    </w:pPr>
+    <w:rPr>
+      <w:rFonts w:ascii="Times New Roman" w:eastAsia="Times New Roman" w:hAnsi="Times New Roman" w:cs="Times New Roman"/>
+      <w:sz w:val="24"/>
+      <w:szCs w:val="24"/>
+      <w:lang w:val="ru-BY" w:eastAsia="ru-BY"/>
+    </w:rPr>
+  </w:style>
+  <w:style w:type="character" w:styleId="HTML3">
+    <w:name w:val="HTML Code"/>
+    <w:basedOn w:val="a0"/>
+    <w:uiPriority w:val="99"/>
+    <w:semiHidden/>
+    <w:unhideWhenUsed/>
+    <w:rsid w:val="001F3D08"/>
+    <w:rPr>
+      <w:rFonts w:ascii="Courier New" w:eastAsia="Times New Roman" w:hAnsi="Courier New" w:cs="Courier New"/>
+      <w:sz w:val="20"/>
+      <w:szCs w:val="20"/>
     </w:rPr>
   </w:style>
 </w:styles>
